--- a/Matakuliah/03. Akuntansi Keuangan Lanjutan 2/02. UTS/AKL-2 VER 1.0.docx
+++ b/Matakuliah/03. Akuntansi Keuangan Lanjutan 2/02. UTS/AKL-2 VER 1.0.docx
@@ -205,13 +205,23 @@
                 <w:bCs/>
               </w:rPr>
             </w:pPr>
+            <w:proofErr w:type="spellStart"/>
             <w:r>
               <w:rPr>
                 <w:rFonts w:ascii="Arial" w:hAnsi="Arial" w:cs="Arial"/>
                 <w:b/>
                 <w:bCs/>
               </w:rPr>
-              <w:t xml:space="preserve">Fakultas </w:t>
+              <w:t>Fakultas</w:t>
+            </w:r>
+            <w:proofErr w:type="spellEnd"/>
+            <w:r>
+              <w:rPr>
+                <w:rFonts w:ascii="Arial" w:hAnsi="Arial" w:cs="Arial"/>
+                <w:b/>
+                <w:bCs/>
+              </w:rPr>
+              <w:t xml:space="preserve"> </w:t>
             </w:r>
             <w:r>
               <w:rPr>
@@ -369,8 +379,18 @@
                 <w:b/>
                 <w:bCs/>
               </w:rPr>
-              <w:t>Universitas Esa Unggul</w:t>
-            </w:r>
+              <w:t xml:space="preserve">Universitas Esa </w:t>
+            </w:r>
+            <w:proofErr w:type="spellStart"/>
+            <w:r>
+              <w:rPr>
+                <w:rFonts w:ascii="Arial" w:hAnsi="Arial" w:cs="Arial"/>
+                <w:b/>
+                <w:bCs/>
+              </w:rPr>
+              <w:t>Unggul</w:t>
+            </w:r>
+            <w:proofErr w:type="spellEnd"/>
           </w:p>
         </w:tc>
         <w:tc>
@@ -538,8 +558,9 @@
                 <w:sz w:val="20"/>
                 <w:szCs w:val="20"/>
               </w:rPr>
-              <w:t xml:space="preserve">Akuntansi Keuangan </w:t>
-            </w:r>
+              <w:t xml:space="preserve">Akuntansi </w:t>
+            </w:r>
+            <w:proofErr w:type="spellStart"/>
             <w:r>
               <w:rPr>
                 <w:rFonts w:ascii="Arial" w:hAnsi="Arial" w:cs="Arial"/>
@@ -547,8 +568,29 @@
                 <w:sz w:val="20"/>
                 <w:szCs w:val="20"/>
               </w:rPr>
+              <w:t>Keuangan</w:t>
+            </w:r>
+            <w:proofErr w:type="spellEnd"/>
+            <w:r>
+              <w:rPr>
+                <w:rFonts w:ascii="Arial" w:hAnsi="Arial" w:cs="Arial"/>
+                <w:b/>
+                <w:sz w:val="20"/>
+                <w:szCs w:val="20"/>
+              </w:rPr>
+              <w:t xml:space="preserve"> </w:t>
+            </w:r>
+            <w:proofErr w:type="spellStart"/>
+            <w:r>
+              <w:rPr>
+                <w:rFonts w:ascii="Arial" w:hAnsi="Arial" w:cs="Arial"/>
+                <w:b/>
+                <w:sz w:val="20"/>
+                <w:szCs w:val="20"/>
+              </w:rPr>
               <w:t>Lanjutan</w:t>
             </w:r>
+            <w:proofErr w:type="spellEnd"/>
             <w:r>
               <w:rPr>
                 <w:rFonts w:ascii="Arial" w:hAnsi="Arial" w:cs="Arial"/>
@@ -653,7 +695,27 @@
                 <w:sz w:val="20"/>
                 <w:szCs w:val="20"/>
               </w:rPr>
-              <w:t>HERMANTO, SE, M.AK, CEH, CASF, SFPC</w:t>
+              <w:t xml:space="preserve">HERMANTO, SE, </w:t>
+            </w:r>
+            <w:proofErr w:type="gramStart"/>
+            <w:r>
+              <w:rPr>
+                <w:rFonts w:ascii="Arial" w:hAnsi="Arial" w:cs="Arial"/>
+                <w:b/>
+                <w:sz w:val="20"/>
+                <w:szCs w:val="20"/>
+              </w:rPr>
+              <w:t>M.AK</w:t>
+            </w:r>
+            <w:proofErr w:type="gramEnd"/>
+            <w:r>
+              <w:rPr>
+                <w:rFonts w:ascii="Arial" w:hAnsi="Arial" w:cs="Arial"/>
+                <w:b/>
+                <w:sz w:val="20"/>
+                <w:szCs w:val="20"/>
+              </w:rPr>
+              <w:t>, CEH, CASF, SFPC</w:t>
             </w:r>
             <w:r>
               <w:rPr>
@@ -811,6 +873,15 @@
                 <w:szCs w:val="20"/>
               </w:rPr>
             </w:pPr>
+            <w:r>
+              <w:rPr>
+                <w:rFonts w:ascii="Arial" w:hAnsi="Arial" w:cs="Arial"/>
+                <w:b/>
+                <w:sz w:val="20"/>
+                <w:szCs w:val="20"/>
+              </w:rPr>
+              <w:t>Sabtu</w:t>
+            </w:r>
           </w:p>
         </w:tc>
         <w:tc>
@@ -852,7 +923,7 @@
           <w:p>
             <w:pPr>
               <w:spacing w:line="276" w:lineRule="auto"/>
-              <w:jc w:val="center"/>
+              <w:ind w:left="26"/>
               <w:rPr>
                 <w:rFonts w:ascii="Arial" w:hAnsi="Arial" w:cs="Arial"/>
                 <w:b/>
@@ -870,6 +941,15 @@
               </w:rPr>
               <w:t>:</w:t>
             </w:r>
+            <w:r>
+              <w:rPr>
+                <w:rFonts w:ascii="Arial" w:hAnsi="Arial" w:cs="Arial"/>
+                <w:b/>
+                <w:sz w:val="20"/>
+                <w:szCs w:val="20"/>
+              </w:rPr>
+              <w:t xml:space="preserve"> 2 Jam</w:t>
+            </w:r>
           </w:p>
         </w:tc>
         <w:tc>
@@ -910,6 +990,7 @@
                 <w:szCs w:val="20"/>
               </w:rPr>
             </w:pPr>
+            <w:proofErr w:type="spellStart"/>
             <w:r>
               <w:rPr>
                 <w:rFonts w:ascii="Arial" w:hAnsi="Arial" w:cs="Arial"/>
@@ -919,6 +1000,7 @@
               </w:rPr>
               <w:t>Tanggal</w:t>
             </w:r>
+            <w:proofErr w:type="spellEnd"/>
           </w:p>
         </w:tc>
         <w:tc>
@@ -968,6 +1050,15 @@
                 <w:szCs w:val="20"/>
               </w:rPr>
             </w:pPr>
+            <w:r>
+              <w:rPr>
+                <w:rFonts w:ascii="Arial" w:hAnsi="Arial" w:cs="Arial"/>
+                <w:b/>
+                <w:sz w:val="20"/>
+                <w:szCs w:val="20"/>
+              </w:rPr>
+              <w:t>30 Mei 2025</w:t>
+            </w:r>
           </w:p>
         </w:tc>
         <w:tc>
@@ -1009,7 +1100,7 @@
           <w:p>
             <w:pPr>
               <w:spacing w:line="276" w:lineRule="auto"/>
-              <w:jc w:val="center"/>
+              <w:ind w:left="26"/>
               <w:rPr>
                 <w:rFonts w:ascii="Arial" w:hAnsi="Arial" w:cs="Arial"/>
                 <w:b/>
@@ -1026,6 +1117,15 @@
               </w:rPr>
               <w:t>:</w:t>
             </w:r>
+            <w:r>
+              <w:rPr>
+                <w:rFonts w:ascii="Arial" w:hAnsi="Arial" w:cs="Arial"/>
+                <w:b/>
+                <w:sz w:val="20"/>
+                <w:szCs w:val="20"/>
+              </w:rPr>
+              <w:t xml:space="preserve"> KJ101</w:t>
+            </w:r>
           </w:p>
         </w:tc>
         <w:tc>
@@ -1074,8 +1174,19 @@
                 <w:sz w:val="20"/>
                 <w:szCs w:val="20"/>
               </w:rPr>
-              <w:t>Sifat Ujian</w:t>
-            </w:r>
+              <w:t xml:space="preserve">Sifat </w:t>
+            </w:r>
+            <w:proofErr w:type="spellStart"/>
+            <w:r>
+              <w:rPr>
+                <w:rFonts w:ascii="Arial" w:hAnsi="Arial" w:cs="Arial"/>
+                <w:b/>
+                <w:sz w:val="20"/>
+                <w:szCs w:val="20"/>
+              </w:rPr>
+              <w:t>Ujian</w:t>
+            </w:r>
+            <w:proofErr w:type="spellEnd"/>
           </w:p>
         </w:tc>
         <w:tc>
@@ -1243,6 +1354,7 @@
                 <w:lang w:val="es-ES"/>
               </w:rPr>
             </w:pPr>
+            <w:proofErr w:type="spellStart"/>
             <w:r>
               <w:rPr>
                 <w:rFonts w:ascii="Arial" w:hAnsi="Arial" w:cs="Arial"/>
@@ -1253,7 +1365,20 @@
                 <w:szCs w:val="20"/>
                 <w:lang w:val="es-ES"/>
               </w:rPr>
-              <w:t>Tanggal dan Tanda Tangan Ketua Prodi</w:t>
+              <w:t>Tanggal</w:t>
+            </w:r>
+            <w:proofErr w:type="spellEnd"/>
+            <w:r>
+              <w:rPr>
+                <w:rFonts w:ascii="Arial" w:hAnsi="Arial" w:cs="Arial"/>
+                <w:bCs/>
+                <w:i/>
+                <w:iCs/>
+                <w:sz w:val="20"/>
+                <w:szCs w:val="20"/>
+                <w:lang w:val="es-ES"/>
+              </w:rPr>
+              <w:t xml:space="preserve"> dan Tanda Tangan Ketua Prodi</w:t>
             </w:r>
           </w:p>
         </w:tc>
@@ -1343,7 +1468,7 @@
           <w:noProof/>
         </w:rPr>
         <w:drawing>
-          <wp:anchor distT="0" distB="0" distL="114300" distR="114300" simplePos="0" relativeHeight="251660288" behindDoc="1" locked="0" layoutInCell="1" allowOverlap="1" wp14:anchorId="72A88F84" wp14:editId="5AC3D8FD">
+          <wp:anchor distT="0" distB="0" distL="114300" distR="114300" simplePos="0" relativeHeight="251660288" behindDoc="1" locked="0" layoutInCell="1" allowOverlap="1" wp14:anchorId="72A88F84" wp14:editId="00F8CD98">
             <wp:simplePos x="0" y="0"/>
             <wp:positionH relativeFrom="column">
               <wp:posOffset>45720</wp:posOffset>
@@ -1520,13 +1645,41 @@
         </w:rPr>
         <w:t>Dilarang mencontek, saling bertukar lembar jawaban/soal/</w:t>
       </w:r>
+      <w:proofErr w:type="spellStart"/>
       <w:r>
         <w:rPr>
           <w:rFonts w:ascii="Arial" w:hAnsi="Arial" w:cs="Arial"/>
           <w:sz w:val="16"/>
           <w:szCs w:val="16"/>
         </w:rPr>
-        <w:t>plagiasi maupun copy paste</w:t>
+        <w:t>plagiasi</w:t>
+      </w:r>
+      <w:proofErr w:type="spellEnd"/>
+      <w:r>
+        <w:rPr>
+          <w:rFonts w:ascii="Arial" w:hAnsi="Arial" w:cs="Arial"/>
+          <w:sz w:val="16"/>
+          <w:szCs w:val="16"/>
+        </w:rPr>
+        <w:t xml:space="preserve"> </w:t>
+      </w:r>
+      <w:proofErr w:type="spellStart"/>
+      <w:r>
+        <w:rPr>
+          <w:rFonts w:ascii="Arial" w:hAnsi="Arial" w:cs="Arial"/>
+          <w:sz w:val="16"/>
+          <w:szCs w:val="16"/>
+        </w:rPr>
+        <w:t>maupun</w:t>
+      </w:r>
+      <w:proofErr w:type="spellEnd"/>
+      <w:r>
+        <w:rPr>
+          <w:rFonts w:ascii="Arial" w:hAnsi="Arial" w:cs="Arial"/>
+          <w:sz w:val="16"/>
+          <w:szCs w:val="16"/>
+        </w:rPr>
+        <w:t xml:space="preserve"> copy paste</w:t>
       </w:r>
     </w:p>
     <w:p>
@@ -1586,7 +1739,61 @@
           <w:sz w:val="16"/>
           <w:szCs w:val="16"/>
         </w:rPr>
-        <w:t xml:space="preserve"> dan soal harus diserahkan </w:t>
+        <w:t xml:space="preserve"> dan </w:t>
+      </w:r>
+      <w:proofErr w:type="spellStart"/>
+      <w:r>
+        <w:rPr>
+          <w:rFonts w:ascii="Arial" w:hAnsi="Arial" w:cs="Arial"/>
+          <w:sz w:val="16"/>
+          <w:szCs w:val="16"/>
+        </w:rPr>
+        <w:t>soal</w:t>
+      </w:r>
+      <w:proofErr w:type="spellEnd"/>
+      <w:r>
+        <w:rPr>
+          <w:rFonts w:ascii="Arial" w:hAnsi="Arial" w:cs="Arial"/>
+          <w:sz w:val="16"/>
+          <w:szCs w:val="16"/>
+        </w:rPr>
+        <w:t xml:space="preserve"> </w:t>
+      </w:r>
+      <w:proofErr w:type="spellStart"/>
+      <w:r>
+        <w:rPr>
+          <w:rFonts w:ascii="Arial" w:hAnsi="Arial" w:cs="Arial"/>
+          <w:sz w:val="16"/>
+          <w:szCs w:val="16"/>
+        </w:rPr>
+        <w:t>harus</w:t>
+      </w:r>
+      <w:proofErr w:type="spellEnd"/>
+      <w:r>
+        <w:rPr>
+          <w:rFonts w:ascii="Arial" w:hAnsi="Arial" w:cs="Arial"/>
+          <w:sz w:val="16"/>
+          <w:szCs w:val="16"/>
+        </w:rPr>
+        <w:t xml:space="preserve"> </w:t>
+      </w:r>
+      <w:proofErr w:type="spellStart"/>
+      <w:r>
+        <w:rPr>
+          <w:rFonts w:ascii="Arial" w:hAnsi="Arial" w:cs="Arial"/>
+          <w:sz w:val="16"/>
+          <w:szCs w:val="16"/>
+        </w:rPr>
+        <w:t>diserahkan</w:t>
+      </w:r>
+      <w:proofErr w:type="spellEnd"/>
+      <w:r>
+        <w:rPr>
+          <w:rFonts w:ascii="Arial" w:hAnsi="Arial" w:cs="Arial"/>
+          <w:sz w:val="16"/>
+          <w:szCs w:val="16"/>
+        </w:rPr>
+        <w:t xml:space="preserve"> </w:t>
       </w:r>
       <w:r>
         <w:rPr>
@@ -1603,7 +1810,27 @@
           <w:sz w:val="16"/>
           <w:szCs w:val="16"/>
         </w:rPr>
-        <w:t xml:space="preserve"> / diupload </w:t>
+        <w:t xml:space="preserve"> / </w:t>
+      </w:r>
+      <w:proofErr w:type="spellStart"/>
+      <w:proofErr w:type="gramStart"/>
+      <w:r>
+        <w:rPr>
+          <w:rFonts w:ascii="Arial" w:hAnsi="Arial" w:cs="Arial"/>
+          <w:sz w:val="16"/>
+          <w:szCs w:val="16"/>
+        </w:rPr>
+        <w:t>diupload</w:t>
+      </w:r>
+      <w:proofErr w:type="spellEnd"/>
+      <w:proofErr w:type="gramEnd"/>
+      <w:r>
+        <w:rPr>
+          <w:rFonts w:ascii="Arial" w:hAnsi="Arial" w:cs="Arial"/>
+          <w:sz w:val="16"/>
+          <w:szCs w:val="16"/>
+        </w:rPr>
+        <w:t xml:space="preserve"> </w:t>
       </w:r>
       <w:r>
         <w:rPr>
@@ -1620,8 +1847,36 @@
           <w:sz w:val="16"/>
           <w:szCs w:val="16"/>
         </w:rPr>
-        <w:t xml:space="preserve"> waktu yang ditentukan</w:t>
-      </w:r>
+        <w:t xml:space="preserve"> </w:t>
+      </w:r>
+      <w:proofErr w:type="spellStart"/>
+      <w:r>
+        <w:rPr>
+          <w:rFonts w:ascii="Arial" w:hAnsi="Arial" w:cs="Arial"/>
+          <w:sz w:val="16"/>
+          <w:szCs w:val="16"/>
+        </w:rPr>
+        <w:t>waktu</w:t>
+      </w:r>
+      <w:proofErr w:type="spellEnd"/>
+      <w:r>
+        <w:rPr>
+          <w:rFonts w:ascii="Arial" w:hAnsi="Arial" w:cs="Arial"/>
+          <w:sz w:val="16"/>
+          <w:szCs w:val="16"/>
+        </w:rPr>
+        <w:t xml:space="preserve"> yang </w:t>
+      </w:r>
+      <w:proofErr w:type="spellStart"/>
+      <w:r>
+        <w:rPr>
+          <w:rFonts w:ascii="Arial" w:hAnsi="Arial" w:cs="Arial"/>
+          <w:sz w:val="16"/>
+          <w:szCs w:val="16"/>
+        </w:rPr>
+        <w:t>ditentukan</w:t>
+      </w:r>
+      <w:proofErr w:type="spellEnd"/>
     </w:p>
     <w:p>
       <w:pPr>
@@ -1708,18 +1963,257 @@
     <w:p>
       <w:pPr>
         <w:spacing w:line="276" w:lineRule="auto"/>
-        <w:jc w:val="both"/>
-        <w:rPr>
-          <w:sz w:val="22"/>
-          <w:szCs w:val="22"/>
-        </w:rPr>
-      </w:pPr>
-      <w:r>
-        <w:rPr>
-          <w:sz w:val="22"/>
-          <w:szCs w:val="22"/>
-        </w:rPr>
-        <w:t>PT Induk Global adalah perusahaan holding yang bergerak di sektor teknologi dan keuangan digital. Pada tahun 2023, perusahaan melakukan restrukturisasi investasi strategis terhadap PT Anak Teknologi.</w:t>
+        <w:rPr>
+          <w:sz w:val="22"/>
+          <w:szCs w:val="22"/>
+        </w:rPr>
+      </w:pPr>
+      <w:r>
+        <w:rPr>
+          <w:sz w:val="22"/>
+          <w:szCs w:val="22"/>
+        </w:rPr>
+        <w:t xml:space="preserve">PT </w:t>
+      </w:r>
+      <w:proofErr w:type="spellStart"/>
+      <w:r>
+        <w:rPr>
+          <w:sz w:val="22"/>
+          <w:szCs w:val="22"/>
+        </w:rPr>
+        <w:t>Induk</w:t>
+      </w:r>
+      <w:proofErr w:type="spellEnd"/>
+      <w:r>
+        <w:rPr>
+          <w:sz w:val="22"/>
+          <w:szCs w:val="22"/>
+        </w:rPr>
+        <w:t xml:space="preserve"> Global </w:t>
+      </w:r>
+      <w:proofErr w:type="spellStart"/>
+      <w:r>
+        <w:rPr>
+          <w:sz w:val="22"/>
+          <w:szCs w:val="22"/>
+        </w:rPr>
+        <w:t>adalah</w:t>
+      </w:r>
+      <w:proofErr w:type="spellEnd"/>
+      <w:r>
+        <w:rPr>
+          <w:sz w:val="22"/>
+          <w:szCs w:val="22"/>
+        </w:rPr>
+        <w:t xml:space="preserve"> </w:t>
+      </w:r>
+      <w:proofErr w:type="spellStart"/>
+      <w:r>
+        <w:rPr>
+          <w:sz w:val="22"/>
+          <w:szCs w:val="22"/>
+        </w:rPr>
+        <w:t>perusahaan</w:t>
+      </w:r>
+      <w:proofErr w:type="spellEnd"/>
+      <w:r>
+        <w:rPr>
+          <w:sz w:val="22"/>
+          <w:szCs w:val="22"/>
+        </w:rPr>
+        <w:t xml:space="preserve"> holding yang </w:t>
+      </w:r>
+      <w:proofErr w:type="spellStart"/>
+      <w:r>
+        <w:rPr>
+          <w:sz w:val="22"/>
+          <w:szCs w:val="22"/>
+        </w:rPr>
+        <w:t>bergerak</w:t>
+      </w:r>
+      <w:proofErr w:type="spellEnd"/>
+      <w:r>
+        <w:rPr>
+          <w:sz w:val="22"/>
+          <w:szCs w:val="22"/>
+        </w:rPr>
+        <w:t xml:space="preserve"> di </w:t>
+      </w:r>
+      <w:proofErr w:type="spellStart"/>
+      <w:r>
+        <w:rPr>
+          <w:sz w:val="22"/>
+          <w:szCs w:val="22"/>
+        </w:rPr>
+        <w:t>sektor</w:t>
+      </w:r>
+      <w:proofErr w:type="spellEnd"/>
+      <w:r>
+        <w:rPr>
+          <w:sz w:val="22"/>
+          <w:szCs w:val="22"/>
+        </w:rPr>
+        <w:t xml:space="preserve"> </w:t>
+      </w:r>
+      <w:proofErr w:type="spellStart"/>
+      <w:r>
+        <w:rPr>
+          <w:sz w:val="22"/>
+          <w:szCs w:val="22"/>
+        </w:rPr>
+        <w:t>teknologi</w:t>
+      </w:r>
+      <w:proofErr w:type="spellEnd"/>
+      <w:r>
+        <w:rPr>
+          <w:sz w:val="22"/>
+          <w:szCs w:val="22"/>
+        </w:rPr>
+        <w:t xml:space="preserve"> dan </w:t>
+      </w:r>
+      <w:proofErr w:type="spellStart"/>
+      <w:r>
+        <w:rPr>
+          <w:sz w:val="22"/>
+          <w:szCs w:val="22"/>
+        </w:rPr>
+        <w:t>keuangan</w:t>
+      </w:r>
+      <w:proofErr w:type="spellEnd"/>
+      <w:r>
+        <w:rPr>
+          <w:sz w:val="22"/>
+          <w:szCs w:val="22"/>
+        </w:rPr>
+        <w:t xml:space="preserve"> digital. Pada </w:t>
+      </w:r>
+      <w:proofErr w:type="spellStart"/>
+      <w:r>
+        <w:rPr>
+          <w:sz w:val="22"/>
+          <w:szCs w:val="22"/>
+        </w:rPr>
+        <w:t>tahun</w:t>
+      </w:r>
+      <w:proofErr w:type="spellEnd"/>
+      <w:r>
+        <w:rPr>
+          <w:sz w:val="22"/>
+          <w:szCs w:val="22"/>
+        </w:rPr>
+        <w:t xml:space="preserve"> 2023, </w:t>
+      </w:r>
+      <w:proofErr w:type="spellStart"/>
+      <w:r>
+        <w:rPr>
+          <w:sz w:val="22"/>
+          <w:szCs w:val="22"/>
+        </w:rPr>
+        <w:t>perusahaan</w:t>
+      </w:r>
+      <w:proofErr w:type="spellEnd"/>
+      <w:r>
+        <w:rPr>
+          <w:sz w:val="22"/>
+          <w:szCs w:val="22"/>
+        </w:rPr>
+        <w:t xml:space="preserve"> </w:t>
+      </w:r>
+      <w:proofErr w:type="spellStart"/>
+      <w:r>
+        <w:rPr>
+          <w:sz w:val="22"/>
+          <w:szCs w:val="22"/>
+        </w:rPr>
+        <w:t>melakukan</w:t>
+      </w:r>
+      <w:proofErr w:type="spellEnd"/>
+      <w:r>
+        <w:rPr>
+          <w:sz w:val="22"/>
+          <w:szCs w:val="22"/>
+        </w:rPr>
+        <w:t xml:space="preserve"> </w:t>
+      </w:r>
+      <w:proofErr w:type="spellStart"/>
+      <w:r>
+        <w:rPr>
+          <w:sz w:val="22"/>
+          <w:szCs w:val="22"/>
+        </w:rPr>
+        <w:t>restrukturisasi</w:t>
+      </w:r>
+      <w:proofErr w:type="spellEnd"/>
+      <w:r>
+        <w:rPr>
+          <w:sz w:val="22"/>
+          <w:szCs w:val="22"/>
+        </w:rPr>
+        <w:t xml:space="preserve"> </w:t>
+      </w:r>
+      <w:proofErr w:type="spellStart"/>
+      <w:r>
+        <w:rPr>
+          <w:sz w:val="22"/>
+          <w:szCs w:val="22"/>
+        </w:rPr>
+        <w:t>investasi</w:t>
+      </w:r>
+      <w:proofErr w:type="spellEnd"/>
+      <w:r>
+        <w:rPr>
+          <w:sz w:val="22"/>
+          <w:szCs w:val="22"/>
+        </w:rPr>
+        <w:t xml:space="preserve"> </w:t>
+      </w:r>
+      <w:proofErr w:type="spellStart"/>
+      <w:r>
+        <w:rPr>
+          <w:sz w:val="22"/>
+          <w:szCs w:val="22"/>
+        </w:rPr>
+        <w:t>strategis</w:t>
+      </w:r>
+      <w:proofErr w:type="spellEnd"/>
+      <w:r>
+        <w:rPr>
+          <w:sz w:val="22"/>
+          <w:szCs w:val="22"/>
+        </w:rPr>
+        <w:t xml:space="preserve"> </w:t>
+      </w:r>
+      <w:proofErr w:type="spellStart"/>
+      <w:r>
+        <w:rPr>
+          <w:sz w:val="22"/>
+          <w:szCs w:val="22"/>
+        </w:rPr>
+        <w:t>terhadap</w:t>
+      </w:r>
+      <w:proofErr w:type="spellEnd"/>
+      <w:r>
+        <w:rPr>
+          <w:sz w:val="22"/>
+          <w:szCs w:val="22"/>
+        </w:rPr>
+        <w:t xml:space="preserve"> PT Anak </w:t>
+      </w:r>
+      <w:proofErr w:type="spellStart"/>
+      <w:r>
+        <w:rPr>
+          <w:sz w:val="22"/>
+          <w:szCs w:val="22"/>
+        </w:rPr>
+        <w:t>Teknologi</w:t>
+      </w:r>
+      <w:proofErr w:type="spellEnd"/>
+      <w:r>
+        <w:rPr>
+          <w:sz w:val="22"/>
+          <w:szCs w:val="22"/>
+        </w:rPr>
+        <w:t>.</w:t>
       </w:r>
     </w:p>
     <w:p>
@@ -1731,12 +2225,181 @@
           <w:szCs w:val="22"/>
         </w:rPr>
       </w:pPr>
-      <w:r>
-        <w:rPr>
-          <w:sz w:val="22"/>
-          <w:szCs w:val="22"/>
-        </w:rPr>
-        <w:t>Sebelum 1 Januari 2023, PT Induk Global telah memiliki 30% saham PT Anak Teknologi (diklasifikasikan sebagai investasi pada entitas asosiasi).</w:t>
+      <w:proofErr w:type="spellStart"/>
+      <w:r>
+        <w:rPr>
+          <w:sz w:val="22"/>
+          <w:szCs w:val="22"/>
+        </w:rPr>
+        <w:t>Sebelum</w:t>
+      </w:r>
+      <w:proofErr w:type="spellEnd"/>
+      <w:r>
+        <w:rPr>
+          <w:sz w:val="22"/>
+          <w:szCs w:val="22"/>
+        </w:rPr>
+        <w:t xml:space="preserve"> 1 Januari 2023, PT </w:t>
+      </w:r>
+      <w:proofErr w:type="spellStart"/>
+      <w:r>
+        <w:rPr>
+          <w:sz w:val="22"/>
+          <w:szCs w:val="22"/>
+        </w:rPr>
+        <w:t>Induk</w:t>
+      </w:r>
+      <w:proofErr w:type="spellEnd"/>
+      <w:r>
+        <w:rPr>
+          <w:sz w:val="22"/>
+          <w:szCs w:val="22"/>
+        </w:rPr>
+        <w:t xml:space="preserve"> Global </w:t>
+      </w:r>
+      <w:proofErr w:type="spellStart"/>
+      <w:r>
+        <w:rPr>
+          <w:sz w:val="22"/>
+          <w:szCs w:val="22"/>
+        </w:rPr>
+        <w:t>telah</w:t>
+      </w:r>
+      <w:proofErr w:type="spellEnd"/>
+      <w:r>
+        <w:rPr>
+          <w:sz w:val="22"/>
+          <w:szCs w:val="22"/>
+        </w:rPr>
+        <w:t xml:space="preserve"> </w:t>
+      </w:r>
+      <w:proofErr w:type="spellStart"/>
+      <w:r>
+        <w:rPr>
+          <w:sz w:val="22"/>
+          <w:szCs w:val="22"/>
+        </w:rPr>
+        <w:t>memiliki</w:t>
+      </w:r>
+      <w:proofErr w:type="spellEnd"/>
+      <w:r>
+        <w:rPr>
+          <w:sz w:val="22"/>
+          <w:szCs w:val="22"/>
+        </w:rPr>
+        <w:t xml:space="preserve"> 30% </w:t>
+      </w:r>
+      <w:proofErr w:type="spellStart"/>
+      <w:r>
+        <w:rPr>
+          <w:sz w:val="22"/>
+          <w:szCs w:val="22"/>
+        </w:rPr>
+        <w:t>saham</w:t>
+      </w:r>
+      <w:proofErr w:type="spellEnd"/>
+      <w:r>
+        <w:rPr>
+          <w:sz w:val="22"/>
+          <w:szCs w:val="22"/>
+        </w:rPr>
+        <w:t xml:space="preserve"> PT Anak </w:t>
+      </w:r>
+      <w:proofErr w:type="spellStart"/>
+      <w:r>
+        <w:rPr>
+          <w:sz w:val="22"/>
+          <w:szCs w:val="22"/>
+        </w:rPr>
+        <w:t>Teknologi</w:t>
+      </w:r>
+      <w:proofErr w:type="spellEnd"/>
+      <w:r>
+        <w:rPr>
+          <w:sz w:val="22"/>
+          <w:szCs w:val="22"/>
+        </w:rPr>
+        <w:t xml:space="preserve"> (</w:t>
+      </w:r>
+      <w:proofErr w:type="spellStart"/>
+      <w:r>
+        <w:rPr>
+          <w:sz w:val="22"/>
+          <w:szCs w:val="22"/>
+        </w:rPr>
+        <w:t>diklasifikasikan</w:t>
+      </w:r>
+      <w:proofErr w:type="spellEnd"/>
+      <w:r>
+        <w:rPr>
+          <w:sz w:val="22"/>
+          <w:szCs w:val="22"/>
+        </w:rPr>
+        <w:t xml:space="preserve"> </w:t>
+      </w:r>
+      <w:proofErr w:type="spellStart"/>
+      <w:r>
+        <w:rPr>
+          <w:sz w:val="22"/>
+          <w:szCs w:val="22"/>
+        </w:rPr>
+        <w:t>sebagai</w:t>
+      </w:r>
+      <w:proofErr w:type="spellEnd"/>
+      <w:r>
+        <w:rPr>
+          <w:sz w:val="22"/>
+          <w:szCs w:val="22"/>
+        </w:rPr>
+        <w:t xml:space="preserve"> </w:t>
+      </w:r>
+      <w:proofErr w:type="spellStart"/>
+      <w:r>
+        <w:rPr>
+          <w:sz w:val="22"/>
+          <w:szCs w:val="22"/>
+        </w:rPr>
+        <w:t>investasi</w:t>
+      </w:r>
+      <w:proofErr w:type="spellEnd"/>
+      <w:r>
+        <w:rPr>
+          <w:sz w:val="22"/>
+          <w:szCs w:val="22"/>
+        </w:rPr>
+        <w:t xml:space="preserve"> pada </w:t>
+      </w:r>
+      <w:proofErr w:type="spellStart"/>
+      <w:r>
+        <w:rPr>
+          <w:sz w:val="22"/>
+          <w:szCs w:val="22"/>
+        </w:rPr>
+        <w:t>entitas</w:t>
+      </w:r>
+      <w:proofErr w:type="spellEnd"/>
+      <w:r>
+        <w:rPr>
+          <w:sz w:val="22"/>
+          <w:szCs w:val="22"/>
+        </w:rPr>
+        <w:t xml:space="preserve"> </w:t>
+      </w:r>
+      <w:proofErr w:type="spellStart"/>
+      <w:r>
+        <w:rPr>
+          <w:sz w:val="22"/>
+          <w:szCs w:val="22"/>
+        </w:rPr>
+        <w:t>asosiasi</w:t>
+      </w:r>
+      <w:proofErr w:type="spellEnd"/>
+      <w:r>
+        <w:rPr>
+          <w:sz w:val="22"/>
+          <w:szCs w:val="22"/>
+        </w:rPr>
+        <w:t>).</w:t>
       </w:r>
     </w:p>
     <w:p>
@@ -1753,7 +2416,231 @@
           <w:sz w:val="22"/>
           <w:szCs w:val="22"/>
         </w:rPr>
-        <w:t>Pada tanggal 1 Januari 2023, PT Induk Global membeli tambahan 50% saham dengan harga Rp1.200.000.000, sehingga kepemilikan meningkat menjadi 80% (control obtained). Informasi terkait investasi lama:</w:t>
+        <w:t xml:space="preserve">Pada </w:t>
+      </w:r>
+      <w:proofErr w:type="spellStart"/>
+      <w:r>
+        <w:rPr>
+          <w:sz w:val="22"/>
+          <w:szCs w:val="22"/>
+        </w:rPr>
+        <w:t>tanggal</w:t>
+      </w:r>
+      <w:proofErr w:type="spellEnd"/>
+      <w:r>
+        <w:rPr>
+          <w:sz w:val="22"/>
+          <w:szCs w:val="22"/>
+        </w:rPr>
+        <w:t xml:space="preserve"> 1 Januari 2023, PT </w:t>
+      </w:r>
+      <w:proofErr w:type="spellStart"/>
+      <w:r>
+        <w:rPr>
+          <w:sz w:val="22"/>
+          <w:szCs w:val="22"/>
+        </w:rPr>
+        <w:t>Induk</w:t>
+      </w:r>
+      <w:proofErr w:type="spellEnd"/>
+      <w:r>
+        <w:rPr>
+          <w:sz w:val="22"/>
+          <w:szCs w:val="22"/>
+        </w:rPr>
+        <w:t xml:space="preserve"> Global </w:t>
+      </w:r>
+      <w:proofErr w:type="spellStart"/>
+      <w:r>
+        <w:rPr>
+          <w:sz w:val="22"/>
+          <w:szCs w:val="22"/>
+        </w:rPr>
+        <w:t>membeli</w:t>
+      </w:r>
+      <w:proofErr w:type="spellEnd"/>
+      <w:r>
+        <w:rPr>
+          <w:sz w:val="22"/>
+          <w:szCs w:val="22"/>
+        </w:rPr>
+        <w:t xml:space="preserve"> </w:t>
+      </w:r>
+      <w:proofErr w:type="spellStart"/>
+      <w:r>
+        <w:rPr>
+          <w:sz w:val="22"/>
+          <w:szCs w:val="22"/>
+        </w:rPr>
+        <w:t>tambahan</w:t>
+      </w:r>
+      <w:proofErr w:type="spellEnd"/>
+      <w:r>
+        <w:rPr>
+          <w:sz w:val="22"/>
+          <w:szCs w:val="22"/>
+        </w:rPr>
+        <w:t xml:space="preserve"> 50% </w:t>
+      </w:r>
+      <w:proofErr w:type="spellStart"/>
+      <w:r>
+        <w:rPr>
+          <w:sz w:val="22"/>
+          <w:szCs w:val="22"/>
+        </w:rPr>
+        <w:t>saham</w:t>
+      </w:r>
+      <w:proofErr w:type="spellEnd"/>
+      <w:r>
+        <w:rPr>
+          <w:sz w:val="22"/>
+          <w:szCs w:val="22"/>
+        </w:rPr>
+        <w:t xml:space="preserve"> </w:t>
+      </w:r>
+      <w:proofErr w:type="spellStart"/>
+      <w:r>
+        <w:rPr>
+          <w:sz w:val="22"/>
+          <w:szCs w:val="22"/>
+        </w:rPr>
+        <w:t>dengan</w:t>
+      </w:r>
+      <w:proofErr w:type="spellEnd"/>
+      <w:r>
+        <w:rPr>
+          <w:sz w:val="22"/>
+          <w:szCs w:val="22"/>
+        </w:rPr>
+        <w:t xml:space="preserve"> </w:t>
+      </w:r>
+      <w:proofErr w:type="spellStart"/>
+      <w:r>
+        <w:rPr>
+          <w:sz w:val="22"/>
+          <w:szCs w:val="22"/>
+        </w:rPr>
+        <w:t>harga</w:t>
+      </w:r>
+      <w:proofErr w:type="spellEnd"/>
+      <w:r>
+        <w:rPr>
+          <w:sz w:val="22"/>
+          <w:szCs w:val="22"/>
+        </w:rPr>
+        <w:t xml:space="preserve"> Rp1.200.000.000, </w:t>
+      </w:r>
+      <w:proofErr w:type="spellStart"/>
+      <w:r>
+        <w:rPr>
+          <w:sz w:val="22"/>
+          <w:szCs w:val="22"/>
+        </w:rPr>
+        <w:t>sehingga</w:t>
+      </w:r>
+      <w:proofErr w:type="spellEnd"/>
+      <w:r>
+        <w:rPr>
+          <w:sz w:val="22"/>
+          <w:szCs w:val="22"/>
+        </w:rPr>
+        <w:t xml:space="preserve"> </w:t>
+      </w:r>
+      <w:proofErr w:type="spellStart"/>
+      <w:r>
+        <w:rPr>
+          <w:sz w:val="22"/>
+          <w:szCs w:val="22"/>
+        </w:rPr>
+        <w:t>kepemilikan</w:t>
+      </w:r>
+      <w:proofErr w:type="spellEnd"/>
+      <w:r>
+        <w:rPr>
+          <w:sz w:val="22"/>
+          <w:szCs w:val="22"/>
+        </w:rPr>
+        <w:t xml:space="preserve"> </w:t>
+      </w:r>
+      <w:proofErr w:type="spellStart"/>
+      <w:r>
+        <w:rPr>
+          <w:sz w:val="22"/>
+          <w:szCs w:val="22"/>
+        </w:rPr>
+        <w:t>meningkat</w:t>
+      </w:r>
+      <w:proofErr w:type="spellEnd"/>
+      <w:r>
+        <w:rPr>
+          <w:sz w:val="22"/>
+          <w:szCs w:val="22"/>
+        </w:rPr>
+        <w:t xml:space="preserve"> </w:t>
+      </w:r>
+      <w:proofErr w:type="spellStart"/>
+      <w:r>
+        <w:rPr>
+          <w:sz w:val="22"/>
+          <w:szCs w:val="22"/>
+        </w:rPr>
+        <w:t>menjadi</w:t>
+      </w:r>
+      <w:proofErr w:type="spellEnd"/>
+      <w:r>
+        <w:rPr>
+          <w:sz w:val="22"/>
+          <w:szCs w:val="22"/>
+        </w:rPr>
+        <w:t xml:space="preserve"> 80% (control obtained). </w:t>
+      </w:r>
+      <w:proofErr w:type="spellStart"/>
+      <w:r>
+        <w:rPr>
+          <w:sz w:val="22"/>
+          <w:szCs w:val="22"/>
+        </w:rPr>
+        <w:t>Informasi</w:t>
+      </w:r>
+      <w:proofErr w:type="spellEnd"/>
+      <w:r>
+        <w:rPr>
+          <w:sz w:val="22"/>
+          <w:szCs w:val="22"/>
+        </w:rPr>
+        <w:t xml:space="preserve"> </w:t>
+      </w:r>
+      <w:proofErr w:type="spellStart"/>
+      <w:r>
+        <w:rPr>
+          <w:sz w:val="22"/>
+          <w:szCs w:val="22"/>
+        </w:rPr>
+        <w:t>terkait</w:t>
+      </w:r>
+      <w:proofErr w:type="spellEnd"/>
+      <w:r>
+        <w:rPr>
+          <w:sz w:val="22"/>
+          <w:szCs w:val="22"/>
+        </w:rPr>
+        <w:t xml:space="preserve"> </w:t>
+      </w:r>
+      <w:proofErr w:type="spellStart"/>
+      <w:r>
+        <w:rPr>
+          <w:sz w:val="22"/>
+          <w:szCs w:val="22"/>
+        </w:rPr>
+        <w:t>investasi</w:t>
+      </w:r>
+      <w:proofErr w:type="spellEnd"/>
+      <w:r>
+        <w:rPr>
+          <w:sz w:val="22"/>
+          <w:szCs w:val="22"/>
+        </w:rPr>
+        <w:t xml:space="preserve"> lama:</w:t>
       </w:r>
     </w:p>
     <w:p>
@@ -1776,7 +2663,23 @@
           <w:sz w:val="22"/>
           <w:szCs w:val="22"/>
         </w:rPr>
-        <w:t>Nilai tercatat (carrying amount): Rp450.000.000</w:t>
+        <w:t xml:space="preserve">Nilai </w:t>
+      </w:r>
+      <w:proofErr w:type="spellStart"/>
+      <w:r>
+        <w:rPr>
+          <w:sz w:val="22"/>
+          <w:szCs w:val="22"/>
+        </w:rPr>
+        <w:t>tercatat</w:t>
+      </w:r>
+      <w:proofErr w:type="spellEnd"/>
+      <w:r>
+        <w:rPr>
+          <w:sz w:val="22"/>
+          <w:szCs w:val="22"/>
+        </w:rPr>
+        <w:t xml:space="preserve"> (carrying amount): Rp450.000.000</w:t>
       </w:r>
     </w:p>
     <w:p>
@@ -1799,7 +2702,55 @@
           <w:sz w:val="22"/>
           <w:szCs w:val="22"/>
         </w:rPr>
-        <w:t>Nilai wajar saat akuisisi: Rp600.000.000</w:t>
+        <w:t xml:space="preserve">Nilai </w:t>
+      </w:r>
+      <w:proofErr w:type="spellStart"/>
+      <w:r>
+        <w:rPr>
+          <w:sz w:val="22"/>
+          <w:szCs w:val="22"/>
+        </w:rPr>
+        <w:t>wajar</w:t>
+      </w:r>
+      <w:proofErr w:type="spellEnd"/>
+      <w:r>
+        <w:rPr>
+          <w:sz w:val="22"/>
+          <w:szCs w:val="22"/>
+        </w:rPr>
+        <w:t xml:space="preserve"> </w:t>
+      </w:r>
+      <w:proofErr w:type="spellStart"/>
+      <w:r>
+        <w:rPr>
+          <w:sz w:val="22"/>
+          <w:szCs w:val="22"/>
+        </w:rPr>
+        <w:t>saat</w:t>
+      </w:r>
+      <w:proofErr w:type="spellEnd"/>
+      <w:r>
+        <w:rPr>
+          <w:sz w:val="22"/>
+          <w:szCs w:val="22"/>
+        </w:rPr>
+        <w:t xml:space="preserve"> </w:t>
+      </w:r>
+      <w:proofErr w:type="spellStart"/>
+      <w:r>
+        <w:rPr>
+          <w:sz w:val="22"/>
+          <w:szCs w:val="22"/>
+        </w:rPr>
+        <w:t>akuisisi</w:t>
+      </w:r>
+      <w:proofErr w:type="spellEnd"/>
+      <w:r>
+        <w:rPr>
+          <w:sz w:val="22"/>
+          <w:szCs w:val="22"/>
+        </w:rPr>
+        <w:t>: Rp600.000.000</w:t>
       </w:r>
     </w:p>
     <w:p>
@@ -1830,8 +2781,59 @@
           <w:sz w:val="22"/>
           <w:szCs w:val="22"/>
         </w:rPr>
-        <w:t>Nilai Buku dan Nilai Wajar Aset Bersih</w:t>
-      </w:r>
+        <w:t xml:space="preserve">Nilai </w:t>
+      </w:r>
+      <w:proofErr w:type="spellStart"/>
+      <w:r>
+        <w:rPr>
+          <w:b/>
+          <w:bCs/>
+          <w:sz w:val="22"/>
+          <w:szCs w:val="22"/>
+        </w:rPr>
+        <w:t>Buku</w:t>
+      </w:r>
+      <w:proofErr w:type="spellEnd"/>
+      <w:r>
+        <w:rPr>
+          <w:b/>
+          <w:bCs/>
+          <w:sz w:val="22"/>
+          <w:szCs w:val="22"/>
+        </w:rPr>
+        <w:t xml:space="preserve"> dan Nilai </w:t>
+      </w:r>
+      <w:proofErr w:type="spellStart"/>
+      <w:r>
+        <w:rPr>
+          <w:b/>
+          <w:bCs/>
+          <w:sz w:val="22"/>
+          <w:szCs w:val="22"/>
+        </w:rPr>
+        <w:t>Wajar</w:t>
+      </w:r>
+      <w:proofErr w:type="spellEnd"/>
+      <w:r>
+        <w:rPr>
+          <w:b/>
+          <w:bCs/>
+          <w:sz w:val="22"/>
+          <w:szCs w:val="22"/>
+        </w:rPr>
+        <w:t xml:space="preserve"> Aset </w:t>
+      </w:r>
+      <w:proofErr w:type="spellStart"/>
+      <w:r>
+        <w:rPr>
+          <w:b/>
+          <w:bCs/>
+          <w:sz w:val="22"/>
+          <w:szCs w:val="22"/>
+        </w:rPr>
+        <w:t>Bersih</w:t>
+      </w:r>
+      <w:proofErr w:type="spellEnd"/>
     </w:p>
     <w:tbl>
       <w:tblPr>
@@ -1854,9 +2856,9 @@
         <w:tblLook w:val="04A0" w:firstRow="1" w:lastRow="0" w:firstColumn="1" w:lastColumn="0" w:noHBand="0" w:noVBand="1"/>
       </w:tblPr>
       <w:tblGrid>
-        <w:gridCol w:w="1904"/>
-        <w:gridCol w:w="1492"/>
-        <w:gridCol w:w="1507"/>
+        <w:gridCol w:w="1575"/>
+        <w:gridCol w:w="1235"/>
+        <w:gridCol w:w="1250"/>
       </w:tblGrid>
       <w:tr>
         <w:trPr>
@@ -1876,19 +2878,21 @@
               <w:rPr>
                 <w:b/>
                 <w:bCs/>
-                <w:sz w:val="22"/>
-                <w:szCs w:val="22"/>
-              </w:rPr>
-            </w:pPr>
+                <w:sz w:val="18"/>
+                <w:szCs w:val="18"/>
+              </w:rPr>
+            </w:pPr>
+            <w:proofErr w:type="spellStart"/>
             <w:r>
               <w:rPr>
                 <w:b/>
                 <w:bCs/>
-                <w:sz w:val="22"/>
-                <w:szCs w:val="22"/>
+                <w:sz w:val="18"/>
+                <w:szCs w:val="18"/>
               </w:rPr>
               <w:t>Keterangan</w:t>
             </w:r>
+            <w:proofErr w:type="spellEnd"/>
           </w:p>
         </w:tc>
         <w:tc>
@@ -1904,19 +2908,30 @@
               <w:rPr>
                 <w:b/>
                 <w:bCs/>
-                <w:sz w:val="22"/>
-                <w:szCs w:val="22"/>
+                <w:sz w:val="18"/>
+                <w:szCs w:val="18"/>
               </w:rPr>
             </w:pPr>
             <w:r>
               <w:rPr>
                 <w:b/>
                 <w:bCs/>
-                <w:sz w:val="22"/>
-                <w:szCs w:val="22"/>
-              </w:rPr>
-              <w:t>Nilai Buku</w:t>
-            </w:r>
+                <w:sz w:val="18"/>
+                <w:szCs w:val="18"/>
+              </w:rPr>
+              <w:t xml:space="preserve">Nilai </w:t>
+            </w:r>
+            <w:proofErr w:type="spellStart"/>
+            <w:r>
+              <w:rPr>
+                <w:b/>
+                <w:bCs/>
+                <w:sz w:val="18"/>
+                <w:szCs w:val="18"/>
+              </w:rPr>
+              <w:t>Buku</w:t>
+            </w:r>
+            <w:proofErr w:type="spellEnd"/>
           </w:p>
         </w:tc>
         <w:tc>
@@ -1932,19 +2947,30 @@
               <w:rPr>
                 <w:b/>
                 <w:bCs/>
-                <w:sz w:val="22"/>
-                <w:szCs w:val="22"/>
+                <w:sz w:val="18"/>
+                <w:szCs w:val="18"/>
               </w:rPr>
             </w:pPr>
             <w:r>
               <w:rPr>
                 <w:b/>
                 <w:bCs/>
-                <w:sz w:val="22"/>
-                <w:szCs w:val="22"/>
-              </w:rPr>
-              <w:t>Nilai Wajar</w:t>
-            </w:r>
+                <w:sz w:val="18"/>
+                <w:szCs w:val="18"/>
+              </w:rPr>
+              <w:t xml:space="preserve">Nilai </w:t>
+            </w:r>
+            <w:proofErr w:type="spellStart"/>
+            <w:r>
+              <w:rPr>
+                <w:b/>
+                <w:bCs/>
+                <w:sz w:val="18"/>
+                <w:szCs w:val="18"/>
+              </w:rPr>
+              <w:t>Wajar</w:t>
+            </w:r>
+            <w:proofErr w:type="spellEnd"/>
           </w:p>
         </w:tc>
       </w:tr>
@@ -1963,14 +2989,14 @@
               <w:spacing w:line="276" w:lineRule="auto"/>
               <w:jc w:val="both"/>
               <w:rPr>
-                <w:sz w:val="22"/>
-                <w:szCs w:val="22"/>
-              </w:rPr>
-            </w:pPr>
-            <w:r>
-              <w:rPr>
-                <w:sz w:val="22"/>
-                <w:szCs w:val="22"/>
+                <w:sz w:val="18"/>
+                <w:szCs w:val="18"/>
+              </w:rPr>
+            </w:pPr>
+            <w:r>
+              <w:rPr>
+                <w:sz w:val="18"/>
+                <w:szCs w:val="18"/>
               </w:rPr>
               <w:t>Kas</w:t>
             </w:r>
@@ -1987,14 +3013,14 @@
               <w:spacing w:line="276" w:lineRule="auto"/>
               <w:jc w:val="right"/>
               <w:rPr>
-                <w:sz w:val="22"/>
-                <w:szCs w:val="22"/>
-              </w:rPr>
-            </w:pPr>
-            <w:r>
-              <w:rPr>
-                <w:sz w:val="22"/>
-                <w:szCs w:val="22"/>
+                <w:sz w:val="18"/>
+                <w:szCs w:val="18"/>
+              </w:rPr>
+            </w:pPr>
+            <w:r>
+              <w:rPr>
+                <w:sz w:val="18"/>
+                <w:szCs w:val="18"/>
               </w:rPr>
               <w:t>300.000.000</w:t>
             </w:r>
@@ -2011,14 +3037,14 @@
               <w:spacing w:line="276" w:lineRule="auto"/>
               <w:jc w:val="right"/>
               <w:rPr>
-                <w:sz w:val="22"/>
-                <w:szCs w:val="22"/>
-              </w:rPr>
-            </w:pPr>
-            <w:r>
-              <w:rPr>
-                <w:sz w:val="22"/>
-                <w:szCs w:val="22"/>
+                <w:sz w:val="18"/>
+                <w:szCs w:val="18"/>
+              </w:rPr>
+            </w:pPr>
+            <w:r>
+              <w:rPr>
+                <w:sz w:val="18"/>
+                <w:szCs w:val="18"/>
               </w:rPr>
               <w:t>300.000.000</w:t>
             </w:r>
@@ -2040,17 +3066,19 @@
               <w:spacing w:line="276" w:lineRule="auto"/>
               <w:jc w:val="both"/>
               <w:rPr>
-                <w:sz w:val="22"/>
-                <w:szCs w:val="22"/>
-              </w:rPr>
-            </w:pPr>
-            <w:r>
-              <w:rPr>
-                <w:sz w:val="22"/>
-                <w:szCs w:val="22"/>
+                <w:sz w:val="18"/>
+                <w:szCs w:val="18"/>
+              </w:rPr>
+            </w:pPr>
+            <w:proofErr w:type="spellStart"/>
+            <w:r>
+              <w:rPr>
+                <w:sz w:val="18"/>
+                <w:szCs w:val="18"/>
               </w:rPr>
               <w:t>Piutang</w:t>
             </w:r>
+            <w:proofErr w:type="spellEnd"/>
           </w:p>
         </w:tc>
         <w:tc>
@@ -2064,14 +3092,14 @@
               <w:spacing w:line="276" w:lineRule="auto"/>
               <w:jc w:val="right"/>
               <w:rPr>
-                <w:sz w:val="22"/>
-                <w:szCs w:val="22"/>
-              </w:rPr>
-            </w:pPr>
-            <w:r>
-              <w:rPr>
-                <w:sz w:val="22"/>
-                <w:szCs w:val="22"/>
+                <w:sz w:val="18"/>
+                <w:szCs w:val="18"/>
+              </w:rPr>
+            </w:pPr>
+            <w:r>
+              <w:rPr>
+                <w:sz w:val="18"/>
+                <w:szCs w:val="18"/>
               </w:rPr>
               <w:t>500.000.000</w:t>
             </w:r>
@@ -2088,14 +3116,14 @@
               <w:spacing w:line="276" w:lineRule="auto"/>
               <w:jc w:val="right"/>
               <w:rPr>
-                <w:sz w:val="22"/>
-                <w:szCs w:val="22"/>
-              </w:rPr>
-            </w:pPr>
-            <w:r>
-              <w:rPr>
-                <w:sz w:val="22"/>
-                <w:szCs w:val="22"/>
+                <w:sz w:val="18"/>
+                <w:szCs w:val="18"/>
+              </w:rPr>
+            </w:pPr>
+            <w:r>
+              <w:rPr>
+                <w:sz w:val="18"/>
+                <w:szCs w:val="18"/>
               </w:rPr>
               <w:t>480.000.000</w:t>
             </w:r>
@@ -2117,17 +3145,19 @@
               <w:spacing w:line="276" w:lineRule="auto"/>
               <w:jc w:val="both"/>
               <w:rPr>
-                <w:sz w:val="22"/>
-                <w:szCs w:val="22"/>
-              </w:rPr>
-            </w:pPr>
-            <w:r>
-              <w:rPr>
-                <w:sz w:val="22"/>
-                <w:szCs w:val="22"/>
+                <w:sz w:val="18"/>
+                <w:szCs w:val="18"/>
+              </w:rPr>
+            </w:pPr>
+            <w:proofErr w:type="spellStart"/>
+            <w:r>
+              <w:rPr>
+                <w:sz w:val="18"/>
+                <w:szCs w:val="18"/>
               </w:rPr>
               <w:t>Persediaan</w:t>
             </w:r>
+            <w:proofErr w:type="spellEnd"/>
           </w:p>
         </w:tc>
         <w:tc>
@@ -2141,14 +3171,14 @@
               <w:spacing w:line="276" w:lineRule="auto"/>
               <w:jc w:val="right"/>
               <w:rPr>
-                <w:sz w:val="22"/>
-                <w:szCs w:val="22"/>
-              </w:rPr>
-            </w:pPr>
-            <w:r>
-              <w:rPr>
-                <w:sz w:val="22"/>
-                <w:szCs w:val="22"/>
+                <w:sz w:val="18"/>
+                <w:szCs w:val="18"/>
+              </w:rPr>
+            </w:pPr>
+            <w:r>
+              <w:rPr>
+                <w:sz w:val="18"/>
+                <w:szCs w:val="18"/>
               </w:rPr>
               <w:t>600.000.000</w:t>
             </w:r>
@@ -2165,14 +3195,14 @@
               <w:spacing w:line="276" w:lineRule="auto"/>
               <w:jc w:val="right"/>
               <w:rPr>
-                <w:sz w:val="22"/>
-                <w:szCs w:val="22"/>
-              </w:rPr>
-            </w:pPr>
-            <w:r>
-              <w:rPr>
-                <w:sz w:val="22"/>
-                <w:szCs w:val="22"/>
+                <w:sz w:val="18"/>
+                <w:szCs w:val="18"/>
+              </w:rPr>
+            </w:pPr>
+            <w:r>
+              <w:rPr>
+                <w:sz w:val="18"/>
+                <w:szCs w:val="18"/>
               </w:rPr>
               <w:t>700.000.000</w:t>
             </w:r>
@@ -2194,17 +3224,26 @@
               <w:spacing w:line="276" w:lineRule="auto"/>
               <w:jc w:val="both"/>
               <w:rPr>
-                <w:sz w:val="22"/>
-                <w:szCs w:val="22"/>
-              </w:rPr>
-            </w:pPr>
-            <w:r>
-              <w:rPr>
-                <w:sz w:val="22"/>
-                <w:szCs w:val="22"/>
-              </w:rPr>
-              <w:t>Aset Tetap</w:t>
-            </w:r>
+                <w:sz w:val="18"/>
+                <w:szCs w:val="18"/>
+              </w:rPr>
+            </w:pPr>
+            <w:r>
+              <w:rPr>
+                <w:sz w:val="18"/>
+                <w:szCs w:val="18"/>
+              </w:rPr>
+              <w:t xml:space="preserve">Aset </w:t>
+            </w:r>
+            <w:proofErr w:type="spellStart"/>
+            <w:r>
+              <w:rPr>
+                <w:sz w:val="18"/>
+                <w:szCs w:val="18"/>
+              </w:rPr>
+              <w:t>Tetap</w:t>
+            </w:r>
+            <w:proofErr w:type="spellEnd"/>
           </w:p>
         </w:tc>
         <w:tc>
@@ -2218,14 +3257,14 @@
               <w:spacing w:line="276" w:lineRule="auto"/>
               <w:jc w:val="right"/>
               <w:rPr>
-                <w:sz w:val="22"/>
-                <w:szCs w:val="22"/>
-              </w:rPr>
-            </w:pPr>
-            <w:r>
-              <w:rPr>
-                <w:sz w:val="22"/>
-                <w:szCs w:val="22"/>
+                <w:sz w:val="18"/>
+                <w:szCs w:val="18"/>
+              </w:rPr>
+            </w:pPr>
+            <w:r>
+              <w:rPr>
+                <w:sz w:val="18"/>
+                <w:szCs w:val="18"/>
               </w:rPr>
               <w:t>1.200.000.000</w:t>
             </w:r>
@@ -2242,14 +3281,14 @@
               <w:spacing w:line="276" w:lineRule="auto"/>
               <w:jc w:val="right"/>
               <w:rPr>
-                <w:sz w:val="22"/>
-                <w:szCs w:val="22"/>
-              </w:rPr>
-            </w:pPr>
-            <w:r>
-              <w:rPr>
-                <w:sz w:val="22"/>
-                <w:szCs w:val="22"/>
+                <w:sz w:val="18"/>
+                <w:szCs w:val="18"/>
+              </w:rPr>
+            </w:pPr>
+            <w:r>
+              <w:rPr>
+                <w:sz w:val="18"/>
+                <w:szCs w:val="18"/>
               </w:rPr>
               <w:t>1.500.000.000</w:t>
             </w:r>
@@ -2271,16 +3310,16 @@
               <w:spacing w:line="276" w:lineRule="auto"/>
               <w:jc w:val="both"/>
               <w:rPr>
-                <w:sz w:val="22"/>
-                <w:szCs w:val="22"/>
+                <w:sz w:val="18"/>
+                <w:szCs w:val="18"/>
               </w:rPr>
             </w:pPr>
             <w:r>
               <w:rPr>
                 <w:b/>
                 <w:bCs/>
-                <w:sz w:val="22"/>
-                <w:szCs w:val="22"/>
+                <w:sz w:val="18"/>
+                <w:szCs w:val="18"/>
               </w:rPr>
               <w:t>Total Aset</w:t>
             </w:r>
@@ -2297,14 +3336,14 @@
               <w:spacing w:line="276" w:lineRule="auto"/>
               <w:jc w:val="right"/>
               <w:rPr>
-                <w:sz w:val="22"/>
-                <w:szCs w:val="22"/>
-              </w:rPr>
-            </w:pPr>
-            <w:r>
-              <w:rPr>
-                <w:sz w:val="22"/>
-                <w:szCs w:val="22"/>
+                <w:sz w:val="18"/>
+                <w:szCs w:val="18"/>
+              </w:rPr>
+            </w:pPr>
+            <w:r>
+              <w:rPr>
+                <w:sz w:val="18"/>
+                <w:szCs w:val="18"/>
               </w:rPr>
               <w:t>2.600.000.000</w:t>
             </w:r>
@@ -2321,14 +3360,14 @@
               <w:spacing w:line="276" w:lineRule="auto"/>
               <w:jc w:val="right"/>
               <w:rPr>
-                <w:sz w:val="22"/>
-                <w:szCs w:val="22"/>
-              </w:rPr>
-            </w:pPr>
-            <w:r>
-              <w:rPr>
-                <w:sz w:val="22"/>
-                <w:szCs w:val="22"/>
+                <w:sz w:val="18"/>
+                <w:szCs w:val="18"/>
+              </w:rPr>
+            </w:pPr>
+            <w:r>
+              <w:rPr>
+                <w:sz w:val="18"/>
+                <w:szCs w:val="18"/>
               </w:rPr>
               <w:t>2.980.000.000</w:t>
             </w:r>
@@ -2350,17 +3389,19 @@
               <w:spacing w:line="276" w:lineRule="auto"/>
               <w:jc w:val="both"/>
               <w:rPr>
-                <w:sz w:val="22"/>
-                <w:szCs w:val="22"/>
-              </w:rPr>
-            </w:pPr>
-            <w:r>
-              <w:rPr>
-                <w:sz w:val="22"/>
-                <w:szCs w:val="22"/>
+                <w:sz w:val="18"/>
+                <w:szCs w:val="18"/>
+              </w:rPr>
+            </w:pPr>
+            <w:proofErr w:type="spellStart"/>
+            <w:r>
+              <w:rPr>
+                <w:sz w:val="18"/>
+                <w:szCs w:val="18"/>
               </w:rPr>
               <w:t>Liabilitas</w:t>
             </w:r>
+            <w:proofErr w:type="spellEnd"/>
           </w:p>
         </w:tc>
         <w:tc>
@@ -2374,14 +3415,14 @@
               <w:spacing w:line="276" w:lineRule="auto"/>
               <w:jc w:val="right"/>
               <w:rPr>
-                <w:sz w:val="22"/>
-                <w:szCs w:val="22"/>
-              </w:rPr>
-            </w:pPr>
-            <w:r>
-              <w:rPr>
-                <w:sz w:val="22"/>
-                <w:szCs w:val="22"/>
+                <w:sz w:val="18"/>
+                <w:szCs w:val="18"/>
+              </w:rPr>
+            </w:pPr>
+            <w:r>
+              <w:rPr>
+                <w:sz w:val="18"/>
+                <w:szCs w:val="18"/>
               </w:rPr>
               <w:t>(1.000.000.000)</w:t>
             </w:r>
@@ -2398,14 +3439,14 @@
               <w:spacing w:line="276" w:lineRule="auto"/>
               <w:jc w:val="right"/>
               <w:rPr>
-                <w:sz w:val="22"/>
-                <w:szCs w:val="22"/>
-              </w:rPr>
-            </w:pPr>
-            <w:r>
-              <w:rPr>
-                <w:sz w:val="22"/>
-                <w:szCs w:val="22"/>
+                <w:sz w:val="18"/>
+                <w:szCs w:val="18"/>
+              </w:rPr>
+            </w:pPr>
+            <w:r>
+              <w:rPr>
+                <w:sz w:val="18"/>
+                <w:szCs w:val="18"/>
               </w:rPr>
               <w:t>(1.000.000.000)</w:t>
             </w:r>
@@ -2427,18 +3468,29 @@
               <w:spacing w:line="276" w:lineRule="auto"/>
               <w:jc w:val="both"/>
               <w:rPr>
-                <w:sz w:val="22"/>
-                <w:szCs w:val="22"/>
-              </w:rPr>
-            </w:pPr>
+                <w:sz w:val="18"/>
+                <w:szCs w:val="18"/>
+              </w:rPr>
+            </w:pPr>
+            <w:proofErr w:type="spellStart"/>
             <w:r>
               <w:rPr>
                 <w:b/>
                 <w:bCs/>
-                <w:sz w:val="22"/>
-                <w:szCs w:val="22"/>
-              </w:rPr>
-              <w:t>Ekuitas (Net Asset)</w:t>
+                <w:sz w:val="18"/>
+                <w:szCs w:val="18"/>
+              </w:rPr>
+              <w:t>Ekuitas</w:t>
+            </w:r>
+            <w:proofErr w:type="spellEnd"/>
+            <w:r>
+              <w:rPr>
+                <w:b/>
+                <w:bCs/>
+                <w:sz w:val="18"/>
+                <w:szCs w:val="18"/>
+              </w:rPr>
+              <w:t xml:space="preserve"> (Net Asset)</w:t>
             </w:r>
           </w:p>
         </w:tc>
@@ -2453,14 +3505,14 @@
               <w:spacing w:line="276" w:lineRule="auto"/>
               <w:jc w:val="right"/>
               <w:rPr>
-                <w:sz w:val="22"/>
-                <w:szCs w:val="22"/>
-              </w:rPr>
-            </w:pPr>
-            <w:r>
-              <w:rPr>
-                <w:sz w:val="22"/>
-                <w:szCs w:val="22"/>
+                <w:sz w:val="18"/>
+                <w:szCs w:val="18"/>
+              </w:rPr>
+            </w:pPr>
+            <w:r>
+              <w:rPr>
+                <w:sz w:val="18"/>
+                <w:szCs w:val="18"/>
               </w:rPr>
               <w:t>1.600.000.000</w:t>
             </w:r>
@@ -2477,14 +3529,14 @@
               <w:spacing w:line="276" w:lineRule="auto"/>
               <w:jc w:val="right"/>
               <w:rPr>
-                <w:sz w:val="22"/>
-                <w:szCs w:val="22"/>
-              </w:rPr>
-            </w:pPr>
-            <w:r>
-              <w:rPr>
-                <w:sz w:val="22"/>
-                <w:szCs w:val="22"/>
+                <w:sz w:val="18"/>
+                <w:szCs w:val="18"/>
+              </w:rPr>
+            </w:pPr>
+            <w:r>
+              <w:rPr>
+                <w:sz w:val="18"/>
+                <w:szCs w:val="18"/>
               </w:rPr>
               <w:t>1.980.000.000</w:t>
             </w:r>
@@ -2501,22 +3553,21 @@
           <w:szCs w:val="22"/>
         </w:rPr>
       </w:pPr>
-    </w:p>
-    <w:p>
-      <w:pPr>
-        <w:spacing w:line="276" w:lineRule="auto"/>
-        <w:jc w:val="both"/>
-        <w:rPr>
-          <w:sz w:val="22"/>
-          <w:szCs w:val="22"/>
-        </w:rPr>
-      </w:pPr>
-      <w:r>
-        <w:rPr>
-          <w:sz w:val="22"/>
-          <w:szCs w:val="22"/>
-        </w:rPr>
-        <w:t>Catatan:</w:t>
+      <w:proofErr w:type="spellStart"/>
+      <w:r>
+        <w:rPr>
+          <w:sz w:val="16"/>
+          <w:szCs w:val="16"/>
+        </w:rPr>
+        <w:t>Catatan</w:t>
+      </w:r>
+      <w:proofErr w:type="spellEnd"/>
+      <w:r>
+        <w:rPr>
+          <w:sz w:val="16"/>
+          <w:szCs w:val="16"/>
+        </w:rPr>
+        <w:t>:</w:t>
       </w:r>
     </w:p>
     <w:p>
@@ -2529,19 +3580,115 @@
           <w:tab w:val="clear" w:pos="720"/>
         </w:tabs>
         <w:spacing w:line="276" w:lineRule="auto"/>
-        <w:ind w:left="426" w:hanging="426"/>
+        <w:ind w:left="284" w:hanging="284"/>
         <w:jc w:val="both"/>
         <w:rPr>
-          <w:sz w:val="22"/>
-          <w:szCs w:val="22"/>
-        </w:rPr>
-      </w:pPr>
-      <w:r>
-        <w:rPr>
-          <w:sz w:val="22"/>
-          <w:szCs w:val="22"/>
-        </w:rPr>
-        <w:t xml:space="preserve">Aset tetap memiliki sisa umur ekonomis 10 tahun </w:t>
+          <w:sz w:val="16"/>
+          <w:szCs w:val="16"/>
+        </w:rPr>
+      </w:pPr>
+      <w:r>
+        <w:rPr>
+          <w:sz w:val="16"/>
+          <w:szCs w:val="16"/>
+        </w:rPr>
+        <w:t xml:space="preserve">Aset </w:t>
+      </w:r>
+      <w:proofErr w:type="spellStart"/>
+      <w:r>
+        <w:rPr>
+          <w:sz w:val="16"/>
+          <w:szCs w:val="16"/>
+        </w:rPr>
+        <w:t>tetap</w:t>
+      </w:r>
+      <w:proofErr w:type="spellEnd"/>
+      <w:r>
+        <w:rPr>
+          <w:sz w:val="16"/>
+          <w:szCs w:val="16"/>
+        </w:rPr>
+        <w:t xml:space="preserve"> </w:t>
+      </w:r>
+      <w:proofErr w:type="spellStart"/>
+      <w:r>
+        <w:rPr>
+          <w:sz w:val="16"/>
+          <w:szCs w:val="16"/>
+        </w:rPr>
+        <w:t>memiliki</w:t>
+      </w:r>
+      <w:proofErr w:type="spellEnd"/>
+      <w:r>
+        <w:rPr>
+          <w:sz w:val="16"/>
+          <w:szCs w:val="16"/>
+        </w:rPr>
+        <w:t xml:space="preserve"> </w:t>
+      </w:r>
+      <w:proofErr w:type="spellStart"/>
+      <w:r>
+        <w:rPr>
+          <w:sz w:val="16"/>
+          <w:szCs w:val="16"/>
+        </w:rPr>
+        <w:t>sisa</w:t>
+      </w:r>
+      <w:proofErr w:type="spellEnd"/>
+      <w:r>
+        <w:rPr>
+          <w:sz w:val="16"/>
+          <w:szCs w:val="16"/>
+        </w:rPr>
+        <w:t xml:space="preserve"> </w:t>
+      </w:r>
+      <w:proofErr w:type="spellStart"/>
+      <w:r>
+        <w:rPr>
+          <w:sz w:val="16"/>
+          <w:szCs w:val="16"/>
+        </w:rPr>
+        <w:t>umur</w:t>
+      </w:r>
+      <w:proofErr w:type="spellEnd"/>
+      <w:r>
+        <w:rPr>
+          <w:sz w:val="16"/>
+          <w:szCs w:val="16"/>
+        </w:rPr>
+        <w:t xml:space="preserve"> </w:t>
+      </w:r>
+      <w:proofErr w:type="spellStart"/>
+      <w:r>
+        <w:rPr>
+          <w:sz w:val="16"/>
+          <w:szCs w:val="16"/>
+        </w:rPr>
+        <w:t>ekonomis</w:t>
+      </w:r>
+      <w:proofErr w:type="spellEnd"/>
+      <w:r>
+        <w:rPr>
+          <w:sz w:val="16"/>
+          <w:szCs w:val="16"/>
+        </w:rPr>
+        <w:t xml:space="preserve"> 10 </w:t>
+      </w:r>
+      <w:proofErr w:type="spellStart"/>
+      <w:r>
+        <w:rPr>
+          <w:sz w:val="16"/>
+          <w:szCs w:val="16"/>
+        </w:rPr>
+        <w:t>tahun</w:t>
+      </w:r>
+      <w:proofErr w:type="spellEnd"/>
+      <w:r>
+        <w:rPr>
+          <w:sz w:val="16"/>
+          <w:szCs w:val="16"/>
+        </w:rPr>
+        <w:t xml:space="preserve"> </w:t>
       </w:r>
     </w:p>
     <w:p>
@@ -2554,19 +3701,92 @@
           <w:tab w:val="clear" w:pos="720"/>
         </w:tabs>
         <w:spacing w:line="276" w:lineRule="auto"/>
-        <w:ind w:left="426" w:hanging="426"/>
+        <w:ind w:left="284" w:hanging="284"/>
         <w:jc w:val="both"/>
         <w:rPr>
           <w:sz w:val="22"/>
           <w:szCs w:val="22"/>
         </w:rPr>
       </w:pPr>
-      <w:r>
-        <w:rPr>
-          <w:sz w:val="22"/>
-          <w:szCs w:val="22"/>
-        </w:rPr>
-        <w:t xml:space="preserve">Persediaan habis terjual selama tahun 2023 </w:t>
+      <w:proofErr w:type="spellStart"/>
+      <w:r>
+        <w:rPr>
+          <w:sz w:val="16"/>
+          <w:szCs w:val="16"/>
+        </w:rPr>
+        <w:t>Persediaan</w:t>
+      </w:r>
+      <w:proofErr w:type="spellEnd"/>
+      <w:r>
+        <w:rPr>
+          <w:sz w:val="16"/>
+          <w:szCs w:val="16"/>
+        </w:rPr>
+        <w:t xml:space="preserve"> </w:t>
+      </w:r>
+      <w:proofErr w:type="spellStart"/>
+      <w:r>
+        <w:rPr>
+          <w:sz w:val="16"/>
+          <w:szCs w:val="16"/>
+        </w:rPr>
+        <w:t>habis</w:t>
+      </w:r>
+      <w:proofErr w:type="spellEnd"/>
+      <w:r>
+        <w:rPr>
+          <w:sz w:val="16"/>
+          <w:szCs w:val="16"/>
+        </w:rPr>
+        <w:t xml:space="preserve"> </w:t>
+      </w:r>
+      <w:proofErr w:type="spellStart"/>
+      <w:r>
+        <w:rPr>
+          <w:sz w:val="16"/>
+          <w:szCs w:val="16"/>
+        </w:rPr>
+        <w:t>terjual</w:t>
+      </w:r>
+      <w:proofErr w:type="spellEnd"/>
+      <w:r>
+        <w:rPr>
+          <w:sz w:val="16"/>
+          <w:szCs w:val="16"/>
+        </w:rPr>
+        <w:t xml:space="preserve"> </w:t>
+      </w:r>
+      <w:proofErr w:type="spellStart"/>
+      <w:r>
+        <w:rPr>
+          <w:sz w:val="16"/>
+          <w:szCs w:val="16"/>
+        </w:rPr>
+        <w:t>selama</w:t>
+      </w:r>
+      <w:proofErr w:type="spellEnd"/>
+      <w:r>
+        <w:rPr>
+          <w:sz w:val="16"/>
+          <w:szCs w:val="16"/>
+        </w:rPr>
+        <w:t xml:space="preserve"> </w:t>
+      </w:r>
+      <w:proofErr w:type="spellStart"/>
+      <w:r>
+        <w:rPr>
+          <w:sz w:val="16"/>
+          <w:szCs w:val="16"/>
+        </w:rPr>
+        <w:t>tahun</w:t>
+      </w:r>
+      <w:proofErr w:type="spellEnd"/>
+      <w:r>
+        <w:rPr>
+          <w:sz w:val="16"/>
+          <w:szCs w:val="16"/>
+        </w:rPr>
+        <w:t xml:space="preserve"> 2023 </w:t>
       </w:r>
     </w:p>
     <w:p>
@@ -2588,13 +3808,84 @@
           <w:szCs w:val="22"/>
         </w:rPr>
       </w:pPr>
+    </w:p>
+    <w:p>
+      <w:pPr>
+        <w:spacing w:line="276" w:lineRule="auto"/>
+        <w:jc w:val="both"/>
+        <w:rPr>
+          <w:sz w:val="22"/>
+          <w:szCs w:val="22"/>
+        </w:rPr>
+      </w:pPr>
+    </w:p>
+    <w:p>
+      <w:pPr>
+        <w:spacing w:line="276" w:lineRule="auto"/>
+        <w:jc w:val="both"/>
+        <w:rPr>
+          <w:sz w:val="22"/>
+          <w:szCs w:val="22"/>
+        </w:rPr>
+      </w:pPr>
+    </w:p>
+    <w:p>
+      <w:pPr>
+        <w:spacing w:line="276" w:lineRule="auto"/>
+        <w:jc w:val="both"/>
+        <w:rPr>
+          <w:sz w:val="22"/>
+          <w:szCs w:val="22"/>
+        </w:rPr>
+      </w:pPr>
+      <w:proofErr w:type="spellStart"/>
       <w:r>
         <w:rPr>
           <w:sz w:val="22"/>
           <w:szCs w:val="22"/>
         </w:rPr>
         <w:lastRenderedPageBreak/>
-        <w:t>Transaksi Khusus Tahun 2023</w:t>
+        <w:t>Transaksi</w:t>
+      </w:r>
+      <w:proofErr w:type="spellEnd"/>
+      <w:r>
+        <w:rPr>
+          <w:sz w:val="22"/>
+          <w:szCs w:val="22"/>
+        </w:rPr>
+        <w:t xml:space="preserve"> </w:t>
+      </w:r>
+      <w:proofErr w:type="spellStart"/>
+      <w:r>
+        <w:rPr>
+          <w:sz w:val="22"/>
+          <w:szCs w:val="22"/>
+        </w:rPr>
+        <w:t>Khusus</w:t>
+      </w:r>
+      <w:proofErr w:type="spellEnd"/>
+      <w:r>
+        <w:rPr>
+          <w:sz w:val="22"/>
+          <w:szCs w:val="22"/>
+        </w:rPr>
+        <w:t xml:space="preserve"> </w:t>
+      </w:r>
+      <w:proofErr w:type="spellStart"/>
+      <w:r>
+        <w:rPr>
+          <w:sz w:val="22"/>
+          <w:szCs w:val="22"/>
+        </w:rPr>
+        <w:t>Tahun</w:t>
+      </w:r>
+      <w:proofErr w:type="spellEnd"/>
+      <w:r>
+        <w:rPr>
+          <w:sz w:val="22"/>
+          <w:szCs w:val="22"/>
+        </w:rPr>
+        <w:t xml:space="preserve"> 2023</w:t>
       </w:r>
     </w:p>
     <w:p>
@@ -2621,7 +3912,27 @@
           <w:sz w:val="22"/>
           <w:szCs w:val="22"/>
         </w:rPr>
-        <w:t>Treasury Stock (Saham Treasuri)</w:t>
+        <w:t xml:space="preserve">Treasury Stock (Saham </w:t>
+      </w:r>
+      <w:proofErr w:type="spellStart"/>
+      <w:r>
+        <w:rPr>
+          <w:b/>
+          <w:bCs/>
+          <w:sz w:val="22"/>
+          <w:szCs w:val="22"/>
+        </w:rPr>
+        <w:t>Treasuri</w:t>
+      </w:r>
+      <w:proofErr w:type="spellEnd"/>
+      <w:r>
+        <w:rPr>
+          <w:b/>
+          <w:bCs/>
+          <w:sz w:val="22"/>
+          <w:szCs w:val="22"/>
+        </w:rPr>
+        <w:t>)</w:t>
       </w:r>
     </w:p>
     <w:p>
@@ -2638,7 +3949,87 @@
           <w:sz w:val="22"/>
           <w:szCs w:val="22"/>
         </w:rPr>
-        <w:t xml:space="preserve">PT Anak membeli kembali sahamnya sendiri sebesar </w:t>
+        <w:t xml:space="preserve">PT Anak </w:t>
+      </w:r>
+      <w:proofErr w:type="spellStart"/>
+      <w:r>
+        <w:rPr>
+          <w:sz w:val="22"/>
+          <w:szCs w:val="22"/>
+        </w:rPr>
+        <w:t>membeli</w:t>
+      </w:r>
+      <w:proofErr w:type="spellEnd"/>
+      <w:r>
+        <w:rPr>
+          <w:sz w:val="22"/>
+          <w:szCs w:val="22"/>
+        </w:rPr>
+        <w:t xml:space="preserve"> </w:t>
+      </w:r>
+      <w:proofErr w:type="spellStart"/>
+      <w:r>
+        <w:rPr>
+          <w:sz w:val="22"/>
+          <w:szCs w:val="22"/>
+        </w:rPr>
+        <w:t>kembali</w:t>
+      </w:r>
+      <w:proofErr w:type="spellEnd"/>
+      <w:r>
+        <w:rPr>
+          <w:sz w:val="22"/>
+          <w:szCs w:val="22"/>
+        </w:rPr>
+        <w:t xml:space="preserve"> </w:t>
+      </w:r>
+      <w:proofErr w:type="spellStart"/>
+      <w:r>
+        <w:rPr>
+          <w:sz w:val="22"/>
+          <w:szCs w:val="22"/>
+        </w:rPr>
+        <w:t>sahamnya</w:t>
+      </w:r>
+      <w:proofErr w:type="spellEnd"/>
+      <w:r>
+        <w:rPr>
+          <w:sz w:val="22"/>
+          <w:szCs w:val="22"/>
+        </w:rPr>
+        <w:t xml:space="preserve"> </w:t>
+      </w:r>
+      <w:proofErr w:type="spellStart"/>
+      <w:r>
+        <w:rPr>
+          <w:sz w:val="22"/>
+          <w:szCs w:val="22"/>
+        </w:rPr>
+        <w:t>sendiri</w:t>
+      </w:r>
+      <w:proofErr w:type="spellEnd"/>
+      <w:r>
+        <w:rPr>
+          <w:sz w:val="22"/>
+          <w:szCs w:val="22"/>
+        </w:rPr>
+        <w:t xml:space="preserve"> </w:t>
+      </w:r>
+      <w:proofErr w:type="spellStart"/>
+      <w:r>
+        <w:rPr>
+          <w:sz w:val="22"/>
+          <w:szCs w:val="22"/>
+        </w:rPr>
+        <w:t>sebesar</w:t>
+      </w:r>
+      <w:proofErr w:type="spellEnd"/>
+      <w:r>
+        <w:rPr>
+          <w:sz w:val="22"/>
+          <w:szCs w:val="22"/>
+        </w:rPr>
+        <w:t xml:space="preserve"> </w:t>
       </w:r>
       <w:r>
         <w:rPr>
@@ -2674,6 +4065,7 @@
           <w:szCs w:val="22"/>
         </w:rPr>
       </w:pPr>
+      <w:proofErr w:type="spellStart"/>
       <w:r>
         <w:rPr>
           <w:b/>
@@ -2681,7 +4073,17 @@
           <w:sz w:val="22"/>
           <w:szCs w:val="22"/>
         </w:rPr>
-        <w:t>Obligasi Intra-Group</w:t>
+        <w:t>Obligasi</w:t>
+      </w:r>
+      <w:proofErr w:type="spellEnd"/>
+      <w:r>
+        <w:rPr>
+          <w:b/>
+          <w:bCs/>
+          <w:sz w:val="22"/>
+          <w:szCs w:val="22"/>
+        </w:rPr>
+        <w:t xml:space="preserve"> Intra-Group</w:t>
       </w:r>
     </w:p>
     <w:p>
@@ -2706,7 +4108,39 @@
           <w:sz w:val="22"/>
           <w:szCs w:val="22"/>
         </w:rPr>
-        <w:t xml:space="preserve">PT Anak menerbitkan obligasi nominal Rp500.000.000 (bunga 10%) </w:t>
+        <w:t xml:space="preserve">PT Anak </w:t>
+      </w:r>
+      <w:proofErr w:type="spellStart"/>
+      <w:r>
+        <w:rPr>
+          <w:sz w:val="22"/>
+          <w:szCs w:val="22"/>
+        </w:rPr>
+        <w:t>menerbitkan</w:t>
+      </w:r>
+      <w:proofErr w:type="spellEnd"/>
+      <w:r>
+        <w:rPr>
+          <w:sz w:val="22"/>
+          <w:szCs w:val="22"/>
+        </w:rPr>
+        <w:t xml:space="preserve"> </w:t>
+      </w:r>
+      <w:proofErr w:type="spellStart"/>
+      <w:r>
+        <w:rPr>
+          <w:sz w:val="22"/>
+          <w:szCs w:val="22"/>
+        </w:rPr>
+        <w:t>obligasi</w:t>
+      </w:r>
+      <w:proofErr w:type="spellEnd"/>
+      <w:r>
+        <w:rPr>
+          <w:sz w:val="22"/>
+          <w:szCs w:val="22"/>
+        </w:rPr>
+        <w:t xml:space="preserve"> nominal Rp500.000.000 (bunga 10%) </w:t>
       </w:r>
     </w:p>
     <w:p>
@@ -2731,7 +4165,103 @@
           <w:sz w:val="22"/>
           <w:szCs w:val="22"/>
         </w:rPr>
-        <w:t xml:space="preserve">PT Induk membeli seluruh obligasi tersebut pada harga </w:t>
+        <w:t xml:space="preserve">PT </w:t>
+      </w:r>
+      <w:proofErr w:type="spellStart"/>
+      <w:r>
+        <w:rPr>
+          <w:sz w:val="22"/>
+          <w:szCs w:val="22"/>
+        </w:rPr>
+        <w:t>Induk</w:t>
+      </w:r>
+      <w:proofErr w:type="spellEnd"/>
+      <w:r>
+        <w:rPr>
+          <w:sz w:val="22"/>
+          <w:szCs w:val="22"/>
+        </w:rPr>
+        <w:t xml:space="preserve"> </w:t>
+      </w:r>
+      <w:proofErr w:type="spellStart"/>
+      <w:r>
+        <w:rPr>
+          <w:sz w:val="22"/>
+          <w:szCs w:val="22"/>
+        </w:rPr>
+        <w:t>membeli</w:t>
+      </w:r>
+      <w:proofErr w:type="spellEnd"/>
+      <w:r>
+        <w:rPr>
+          <w:sz w:val="22"/>
+          <w:szCs w:val="22"/>
+        </w:rPr>
+        <w:t xml:space="preserve"> </w:t>
+      </w:r>
+      <w:proofErr w:type="spellStart"/>
+      <w:r>
+        <w:rPr>
+          <w:sz w:val="22"/>
+          <w:szCs w:val="22"/>
+        </w:rPr>
+        <w:t>seluruh</w:t>
+      </w:r>
+      <w:proofErr w:type="spellEnd"/>
+      <w:r>
+        <w:rPr>
+          <w:sz w:val="22"/>
+          <w:szCs w:val="22"/>
+        </w:rPr>
+        <w:t xml:space="preserve"> </w:t>
+      </w:r>
+      <w:proofErr w:type="spellStart"/>
+      <w:r>
+        <w:rPr>
+          <w:sz w:val="22"/>
+          <w:szCs w:val="22"/>
+        </w:rPr>
+        <w:t>obligasi</w:t>
+      </w:r>
+      <w:proofErr w:type="spellEnd"/>
+      <w:r>
+        <w:rPr>
+          <w:sz w:val="22"/>
+          <w:szCs w:val="22"/>
+        </w:rPr>
+        <w:t xml:space="preserve"> </w:t>
+      </w:r>
+      <w:proofErr w:type="spellStart"/>
+      <w:r>
+        <w:rPr>
+          <w:sz w:val="22"/>
+          <w:szCs w:val="22"/>
+        </w:rPr>
+        <w:t>tersebut</w:t>
+      </w:r>
+      <w:proofErr w:type="spellEnd"/>
+      <w:r>
+        <w:rPr>
+          <w:sz w:val="22"/>
+          <w:szCs w:val="22"/>
+        </w:rPr>
+        <w:t xml:space="preserve"> pada </w:t>
+      </w:r>
+      <w:proofErr w:type="spellStart"/>
+      <w:r>
+        <w:rPr>
+          <w:sz w:val="22"/>
+          <w:szCs w:val="22"/>
+        </w:rPr>
+        <w:t>harga</w:t>
+      </w:r>
+      <w:proofErr w:type="spellEnd"/>
+      <w:r>
+        <w:rPr>
+          <w:sz w:val="22"/>
+          <w:szCs w:val="22"/>
+        </w:rPr>
+        <w:t xml:space="preserve"> </w:t>
       </w:r>
       <w:r>
         <w:rPr>
@@ -2765,7 +4295,23 @@
           <w:sz w:val="22"/>
           <w:szCs w:val="22"/>
         </w:rPr>
-        <w:t>Pada 31 Desember 2023:</w:t>
+        <w:t xml:space="preserve">Pada 31 </w:t>
+      </w:r>
+      <w:proofErr w:type="spellStart"/>
+      <w:r>
+        <w:rPr>
+          <w:sz w:val="22"/>
+          <w:szCs w:val="22"/>
+        </w:rPr>
+        <w:t>Desember</w:t>
+      </w:r>
+      <w:proofErr w:type="spellEnd"/>
+      <w:r>
+        <w:rPr>
+          <w:sz w:val="22"/>
+          <w:szCs w:val="22"/>
+        </w:rPr>
+        <w:t xml:space="preserve"> 2023:</w:t>
       </w:r>
     </w:p>
     <w:p>
@@ -2790,7 +4336,55 @@
           <w:sz w:val="22"/>
           <w:szCs w:val="22"/>
         </w:rPr>
-        <w:t xml:space="preserve">Nilai tercatat obligasi pada anak: Rp500.000.000 </w:t>
+        <w:t xml:space="preserve">Nilai </w:t>
+      </w:r>
+      <w:proofErr w:type="spellStart"/>
+      <w:r>
+        <w:rPr>
+          <w:sz w:val="22"/>
+          <w:szCs w:val="22"/>
+        </w:rPr>
+        <w:t>tercatat</w:t>
+      </w:r>
+      <w:proofErr w:type="spellEnd"/>
+      <w:r>
+        <w:rPr>
+          <w:sz w:val="22"/>
+          <w:szCs w:val="22"/>
+        </w:rPr>
+        <w:t xml:space="preserve"> </w:t>
+      </w:r>
+      <w:proofErr w:type="spellStart"/>
+      <w:r>
+        <w:rPr>
+          <w:sz w:val="22"/>
+          <w:szCs w:val="22"/>
+        </w:rPr>
+        <w:t>obligasi</w:t>
+      </w:r>
+      <w:proofErr w:type="spellEnd"/>
+      <w:r>
+        <w:rPr>
+          <w:sz w:val="22"/>
+          <w:szCs w:val="22"/>
+        </w:rPr>
+        <w:t xml:space="preserve"> pada </w:t>
+      </w:r>
+      <w:proofErr w:type="spellStart"/>
+      <w:r>
+        <w:rPr>
+          <w:sz w:val="22"/>
+          <w:szCs w:val="22"/>
+        </w:rPr>
+        <w:t>anak</w:t>
+      </w:r>
+      <w:proofErr w:type="spellEnd"/>
+      <w:r>
+        <w:rPr>
+          <w:sz w:val="22"/>
+          <w:szCs w:val="22"/>
+        </w:rPr>
+        <w:t xml:space="preserve">: Rp500.000.000 </w:t>
       </w:r>
     </w:p>
     <w:p>
@@ -2815,7 +4409,71 @@
           <w:sz w:val="22"/>
           <w:szCs w:val="22"/>
         </w:rPr>
-        <w:t xml:space="preserve">Nilai tercatat investasi obligasi pada induk: Rp490.000.000 </w:t>
+        <w:t xml:space="preserve">Nilai </w:t>
+      </w:r>
+      <w:proofErr w:type="spellStart"/>
+      <w:r>
+        <w:rPr>
+          <w:sz w:val="22"/>
+          <w:szCs w:val="22"/>
+        </w:rPr>
+        <w:t>tercatat</w:t>
+      </w:r>
+      <w:proofErr w:type="spellEnd"/>
+      <w:r>
+        <w:rPr>
+          <w:sz w:val="22"/>
+          <w:szCs w:val="22"/>
+        </w:rPr>
+        <w:t xml:space="preserve"> </w:t>
+      </w:r>
+      <w:proofErr w:type="spellStart"/>
+      <w:r>
+        <w:rPr>
+          <w:sz w:val="22"/>
+          <w:szCs w:val="22"/>
+        </w:rPr>
+        <w:t>investasi</w:t>
+      </w:r>
+      <w:proofErr w:type="spellEnd"/>
+      <w:r>
+        <w:rPr>
+          <w:sz w:val="22"/>
+          <w:szCs w:val="22"/>
+        </w:rPr>
+        <w:t xml:space="preserve"> </w:t>
+      </w:r>
+      <w:proofErr w:type="spellStart"/>
+      <w:r>
+        <w:rPr>
+          <w:sz w:val="22"/>
+          <w:szCs w:val="22"/>
+        </w:rPr>
+        <w:t>obligasi</w:t>
+      </w:r>
+      <w:proofErr w:type="spellEnd"/>
+      <w:r>
+        <w:rPr>
+          <w:sz w:val="22"/>
+          <w:szCs w:val="22"/>
+        </w:rPr>
+        <w:t xml:space="preserve"> pada </w:t>
+      </w:r>
+      <w:proofErr w:type="spellStart"/>
+      <w:r>
+        <w:rPr>
+          <w:sz w:val="22"/>
+          <w:szCs w:val="22"/>
+        </w:rPr>
+        <w:t>induk</w:t>
+      </w:r>
+      <w:proofErr w:type="spellEnd"/>
+      <w:r>
+        <w:rPr>
+          <w:sz w:val="22"/>
+          <w:szCs w:val="22"/>
+        </w:rPr>
+        <w:t xml:space="preserve">: Rp490.000.000 </w:t>
       </w:r>
     </w:p>
     <w:p>
@@ -2835,6 +4493,7 @@
           <w:szCs w:val="22"/>
         </w:rPr>
       </w:pPr>
+      <w:proofErr w:type="spellStart"/>
       <w:r>
         <w:rPr>
           <w:b/>
@@ -2842,7 +4501,17 @@
           <w:sz w:val="22"/>
           <w:szCs w:val="22"/>
         </w:rPr>
-        <w:t>Penjualan Antar Perusahaan</w:t>
+        <w:t>Penjualan</w:t>
+      </w:r>
+      <w:proofErr w:type="spellEnd"/>
+      <w:r>
+        <w:rPr>
+          <w:b/>
+          <w:bCs/>
+          <w:sz w:val="22"/>
+          <w:szCs w:val="22"/>
+        </w:rPr>
+        <w:t xml:space="preserve"> Antar Perusahaan</w:t>
       </w:r>
     </w:p>
     <w:p>
@@ -2860,7 +4529,71 @@
           <w:sz w:val="22"/>
           <w:szCs w:val="22"/>
         </w:rPr>
-        <w:t>PT Anak menjual barang ke PT Induk:</w:t>
+        <w:t xml:space="preserve">PT Anak </w:t>
+      </w:r>
+      <w:proofErr w:type="spellStart"/>
+      <w:r>
+        <w:rPr>
+          <w:sz w:val="22"/>
+          <w:szCs w:val="22"/>
+        </w:rPr>
+        <w:t>menjual</w:t>
+      </w:r>
+      <w:proofErr w:type="spellEnd"/>
+      <w:r>
+        <w:rPr>
+          <w:sz w:val="22"/>
+          <w:szCs w:val="22"/>
+        </w:rPr>
+        <w:t xml:space="preserve"> </w:t>
+      </w:r>
+      <w:proofErr w:type="spellStart"/>
+      <w:r>
+        <w:rPr>
+          <w:sz w:val="22"/>
+          <w:szCs w:val="22"/>
+        </w:rPr>
+        <w:t>barang</w:t>
+      </w:r>
+      <w:proofErr w:type="spellEnd"/>
+      <w:r>
+        <w:rPr>
+          <w:sz w:val="22"/>
+          <w:szCs w:val="22"/>
+        </w:rPr>
+        <w:t xml:space="preserve"> </w:t>
+      </w:r>
+      <w:proofErr w:type="spellStart"/>
+      <w:r>
+        <w:rPr>
+          <w:sz w:val="22"/>
+          <w:szCs w:val="22"/>
+        </w:rPr>
+        <w:t>ke</w:t>
+      </w:r>
+      <w:proofErr w:type="spellEnd"/>
+      <w:r>
+        <w:rPr>
+          <w:sz w:val="22"/>
+          <w:szCs w:val="22"/>
+        </w:rPr>
+        <w:t xml:space="preserve"> PT </w:t>
+      </w:r>
+      <w:proofErr w:type="spellStart"/>
+      <w:r>
+        <w:rPr>
+          <w:sz w:val="22"/>
+          <w:szCs w:val="22"/>
+        </w:rPr>
+        <w:t>Induk</w:t>
+      </w:r>
+      <w:proofErr w:type="spellEnd"/>
+      <w:r>
+        <w:rPr>
+          <w:sz w:val="22"/>
+          <w:szCs w:val="22"/>
+        </w:rPr>
+        <w:t>:</w:t>
       </w:r>
     </w:p>
     <w:p>
@@ -2885,7 +4618,23 @@
           <w:sz w:val="22"/>
           <w:szCs w:val="22"/>
         </w:rPr>
-        <w:t xml:space="preserve">Nilai penjualan: Rp600.000.000 </w:t>
+        <w:t xml:space="preserve">Nilai </w:t>
+      </w:r>
+      <w:proofErr w:type="spellStart"/>
+      <w:r>
+        <w:rPr>
+          <w:sz w:val="22"/>
+          <w:szCs w:val="22"/>
+        </w:rPr>
+        <w:t>penjualan</w:t>
+      </w:r>
+      <w:proofErr w:type="spellEnd"/>
+      <w:r>
+        <w:rPr>
+          <w:sz w:val="22"/>
+          <w:szCs w:val="22"/>
+        </w:rPr>
+        <w:t xml:space="preserve">: Rp600.000.000 </w:t>
       </w:r>
     </w:p>
     <w:p>
@@ -2910,7 +4659,71 @@
           <w:sz w:val="22"/>
           <w:szCs w:val="22"/>
         </w:rPr>
-        <w:t xml:space="preserve">Margin laba: 30% dari harga jual </w:t>
+        <w:t xml:space="preserve">Margin </w:t>
+      </w:r>
+      <w:proofErr w:type="spellStart"/>
+      <w:r>
+        <w:rPr>
+          <w:sz w:val="22"/>
+          <w:szCs w:val="22"/>
+        </w:rPr>
+        <w:t>laba</w:t>
+      </w:r>
+      <w:proofErr w:type="spellEnd"/>
+      <w:r>
+        <w:rPr>
+          <w:sz w:val="22"/>
+          <w:szCs w:val="22"/>
+        </w:rPr>
+        <w:t xml:space="preserve">: 30% </w:t>
+      </w:r>
+      <w:proofErr w:type="spellStart"/>
+      <w:r>
+        <w:rPr>
+          <w:sz w:val="22"/>
+          <w:szCs w:val="22"/>
+        </w:rPr>
+        <w:t>dari</w:t>
+      </w:r>
+      <w:proofErr w:type="spellEnd"/>
+      <w:r>
+        <w:rPr>
+          <w:sz w:val="22"/>
+          <w:szCs w:val="22"/>
+        </w:rPr>
+        <w:t xml:space="preserve"> </w:t>
+      </w:r>
+      <w:proofErr w:type="spellStart"/>
+      <w:r>
+        <w:rPr>
+          <w:sz w:val="22"/>
+          <w:szCs w:val="22"/>
+        </w:rPr>
+        <w:t>harga</w:t>
+      </w:r>
+      <w:proofErr w:type="spellEnd"/>
+      <w:r>
+        <w:rPr>
+          <w:sz w:val="22"/>
+          <w:szCs w:val="22"/>
+        </w:rPr>
+        <w:t xml:space="preserve"> </w:t>
+      </w:r>
+      <w:proofErr w:type="spellStart"/>
+      <w:r>
+        <w:rPr>
+          <w:sz w:val="22"/>
+          <w:szCs w:val="22"/>
+        </w:rPr>
+        <w:t>jual</w:t>
+      </w:r>
+      <w:proofErr w:type="spellEnd"/>
+      <w:r>
+        <w:rPr>
+          <w:sz w:val="22"/>
+          <w:szCs w:val="22"/>
+        </w:rPr>
+        <w:t xml:space="preserve"> </w:t>
       </w:r>
     </w:p>
     <w:p>
@@ -2930,12 +4743,37 @@
           <w:szCs w:val="22"/>
         </w:rPr>
       </w:pPr>
-      <w:r>
-        <w:rPr>
-          <w:sz w:val="22"/>
-          <w:szCs w:val="22"/>
-        </w:rPr>
-        <w:t>Persediaan tersisa: 40%</w:t>
+      <w:proofErr w:type="spellStart"/>
+      <w:r>
+        <w:rPr>
+          <w:sz w:val="22"/>
+          <w:szCs w:val="22"/>
+        </w:rPr>
+        <w:t>Persediaan</w:t>
+      </w:r>
+      <w:proofErr w:type="spellEnd"/>
+      <w:r>
+        <w:rPr>
+          <w:sz w:val="22"/>
+          <w:szCs w:val="22"/>
+        </w:rPr>
+        <w:t xml:space="preserve"> </w:t>
+      </w:r>
+      <w:proofErr w:type="spellStart"/>
+      <w:r>
+        <w:rPr>
+          <w:sz w:val="22"/>
+          <w:szCs w:val="22"/>
+        </w:rPr>
+        <w:t>tersisa</w:t>
+      </w:r>
+      <w:proofErr w:type="spellEnd"/>
+      <w:r>
+        <w:rPr>
+          <w:sz w:val="22"/>
+          <w:szCs w:val="22"/>
+        </w:rPr>
+        <w:t>: 40%</w:t>
       </w:r>
     </w:p>
     <w:p>
@@ -2955,6 +4793,7 @@
           <w:szCs w:val="22"/>
         </w:rPr>
       </w:pPr>
+      <w:proofErr w:type="spellStart"/>
       <w:r>
         <w:rPr>
           <w:b/>
@@ -2964,6 +4803,7 @@
         </w:rPr>
         <w:t>Dividen</w:t>
       </w:r>
+      <w:proofErr w:type="spellEnd"/>
     </w:p>
     <w:p>
       <w:pPr>
@@ -2980,7 +4820,55 @@
           <w:sz w:val="22"/>
           <w:szCs w:val="22"/>
         </w:rPr>
-        <w:t xml:space="preserve">PT Anak membayar dividen sebesar </w:t>
+        <w:t xml:space="preserve">PT Anak </w:t>
+      </w:r>
+      <w:proofErr w:type="spellStart"/>
+      <w:r>
+        <w:rPr>
+          <w:sz w:val="22"/>
+          <w:szCs w:val="22"/>
+        </w:rPr>
+        <w:t>membayar</w:t>
+      </w:r>
+      <w:proofErr w:type="spellEnd"/>
+      <w:r>
+        <w:rPr>
+          <w:sz w:val="22"/>
+          <w:szCs w:val="22"/>
+        </w:rPr>
+        <w:t xml:space="preserve"> </w:t>
+      </w:r>
+      <w:proofErr w:type="spellStart"/>
+      <w:r>
+        <w:rPr>
+          <w:sz w:val="22"/>
+          <w:szCs w:val="22"/>
+        </w:rPr>
+        <w:t>dividen</w:t>
+      </w:r>
+      <w:proofErr w:type="spellEnd"/>
+      <w:r>
+        <w:rPr>
+          <w:sz w:val="22"/>
+          <w:szCs w:val="22"/>
+        </w:rPr>
+        <w:t xml:space="preserve"> </w:t>
+      </w:r>
+      <w:proofErr w:type="spellStart"/>
+      <w:r>
+        <w:rPr>
+          <w:sz w:val="22"/>
+          <w:szCs w:val="22"/>
+        </w:rPr>
+        <w:t>sebesar</w:t>
+      </w:r>
+      <w:proofErr w:type="spellEnd"/>
+      <w:r>
+        <w:rPr>
+          <w:sz w:val="22"/>
+          <w:szCs w:val="22"/>
+        </w:rPr>
+        <w:t xml:space="preserve"> </w:t>
       </w:r>
       <w:r>
         <w:rPr>
@@ -3011,12 +4899,37 @@
           <w:szCs w:val="22"/>
         </w:rPr>
       </w:pPr>
-      <w:r>
-        <w:rPr>
-          <w:sz w:val="22"/>
-          <w:szCs w:val="22"/>
-        </w:rPr>
-        <w:t>Laporan Laba Rugi 2023</w:t>
+      <w:proofErr w:type="spellStart"/>
+      <w:r>
+        <w:rPr>
+          <w:sz w:val="22"/>
+          <w:szCs w:val="22"/>
+        </w:rPr>
+        <w:t>Laporan</w:t>
+      </w:r>
+      <w:proofErr w:type="spellEnd"/>
+      <w:r>
+        <w:rPr>
+          <w:sz w:val="22"/>
+          <w:szCs w:val="22"/>
+        </w:rPr>
+        <w:t xml:space="preserve"> Laba </w:t>
+      </w:r>
+      <w:proofErr w:type="spellStart"/>
+      <w:r>
+        <w:rPr>
+          <w:sz w:val="22"/>
+          <w:szCs w:val="22"/>
+        </w:rPr>
+        <w:t>Rugi</w:t>
+      </w:r>
+      <w:proofErr w:type="spellEnd"/>
+      <w:r>
+        <w:rPr>
+          <w:sz w:val="22"/>
+          <w:szCs w:val="22"/>
+        </w:rPr>
+        <w:t xml:space="preserve"> 2023</w:t>
       </w:r>
     </w:p>
     <w:p>
@@ -3037,7 +4950,27 @@
           <w:sz w:val="22"/>
           <w:szCs w:val="22"/>
         </w:rPr>
-        <w:t>PT Induk Global</w:t>
+        <w:t xml:space="preserve">PT </w:t>
+      </w:r>
+      <w:proofErr w:type="spellStart"/>
+      <w:r>
+        <w:rPr>
+          <w:b/>
+          <w:bCs/>
+          <w:sz w:val="22"/>
+          <w:szCs w:val="22"/>
+        </w:rPr>
+        <w:t>Induk</w:t>
+      </w:r>
+      <w:proofErr w:type="spellEnd"/>
+      <w:r>
+        <w:rPr>
+          <w:b/>
+          <w:bCs/>
+          <w:sz w:val="22"/>
+          <w:szCs w:val="22"/>
+        </w:rPr>
+        <w:t xml:space="preserve"> Global</w:t>
       </w:r>
     </w:p>
     <w:tbl>
@@ -3061,8 +4994,8 @@
         <w:tblLook w:val="04A0" w:firstRow="1" w:lastRow="0" w:firstColumn="1" w:lastColumn="0" w:noHBand="0" w:noVBand="1"/>
       </w:tblPr>
       <w:tblGrid>
-        <w:gridCol w:w="3327"/>
-        <w:gridCol w:w="1507"/>
+        <w:gridCol w:w="2740"/>
+        <w:gridCol w:w="1250"/>
       </w:tblGrid>
       <w:tr>
         <w:trPr>
@@ -3082,19 +5015,21 @@
               <w:rPr>
                 <w:b/>
                 <w:bCs/>
-                <w:sz w:val="22"/>
-                <w:szCs w:val="22"/>
-              </w:rPr>
-            </w:pPr>
+                <w:sz w:val="18"/>
+                <w:szCs w:val="18"/>
+              </w:rPr>
+            </w:pPr>
+            <w:proofErr w:type="spellStart"/>
             <w:r>
               <w:rPr>
                 <w:b/>
                 <w:bCs/>
-                <w:sz w:val="22"/>
-                <w:szCs w:val="22"/>
+                <w:sz w:val="18"/>
+                <w:szCs w:val="18"/>
               </w:rPr>
               <w:t>Keterangan</w:t>
             </w:r>
+            <w:proofErr w:type="spellEnd"/>
           </w:p>
         </w:tc>
         <w:tc>
@@ -3110,19 +5045,21 @@
               <w:rPr>
                 <w:b/>
                 <w:bCs/>
-                <w:sz w:val="22"/>
-                <w:szCs w:val="22"/>
-              </w:rPr>
-            </w:pPr>
+                <w:sz w:val="18"/>
+                <w:szCs w:val="18"/>
+              </w:rPr>
+            </w:pPr>
+            <w:proofErr w:type="spellStart"/>
             <w:r>
               <w:rPr>
                 <w:b/>
                 <w:bCs/>
-                <w:sz w:val="22"/>
-                <w:szCs w:val="22"/>
+                <w:sz w:val="18"/>
+                <w:szCs w:val="18"/>
               </w:rPr>
               <w:t>Jumlah</w:t>
             </w:r>
+            <w:proofErr w:type="spellEnd"/>
           </w:p>
         </w:tc>
       </w:tr>
@@ -3141,17 +5078,19 @@
               <w:spacing w:line="276" w:lineRule="auto"/>
               <w:jc w:val="both"/>
               <w:rPr>
-                <w:sz w:val="22"/>
-                <w:szCs w:val="22"/>
-              </w:rPr>
-            </w:pPr>
-            <w:r>
-              <w:rPr>
-                <w:sz w:val="22"/>
-                <w:szCs w:val="22"/>
+                <w:sz w:val="18"/>
+                <w:szCs w:val="18"/>
+              </w:rPr>
+            </w:pPr>
+            <w:proofErr w:type="spellStart"/>
+            <w:r>
+              <w:rPr>
+                <w:sz w:val="18"/>
+                <w:szCs w:val="18"/>
               </w:rPr>
               <w:t>Pendapatan</w:t>
             </w:r>
+            <w:proofErr w:type="spellEnd"/>
           </w:p>
         </w:tc>
         <w:tc>
@@ -3165,14 +5104,14 @@
               <w:spacing w:line="276" w:lineRule="auto"/>
               <w:jc w:val="right"/>
               <w:rPr>
-                <w:sz w:val="22"/>
-                <w:szCs w:val="22"/>
-              </w:rPr>
-            </w:pPr>
-            <w:r>
-              <w:rPr>
-                <w:sz w:val="22"/>
-                <w:szCs w:val="22"/>
+                <w:sz w:val="18"/>
+                <w:szCs w:val="18"/>
+              </w:rPr>
+            </w:pPr>
+            <w:r>
+              <w:rPr>
+                <w:sz w:val="18"/>
+                <w:szCs w:val="18"/>
               </w:rPr>
               <w:t>3.000.000.000</w:t>
             </w:r>
@@ -3194,14 +5133,14 @@
               <w:spacing w:line="276" w:lineRule="auto"/>
               <w:jc w:val="both"/>
               <w:rPr>
-                <w:sz w:val="22"/>
-                <w:szCs w:val="22"/>
-              </w:rPr>
-            </w:pPr>
-            <w:r>
-              <w:rPr>
-                <w:sz w:val="22"/>
-                <w:szCs w:val="22"/>
+                <w:sz w:val="18"/>
+                <w:szCs w:val="18"/>
+              </w:rPr>
+            </w:pPr>
+            <w:r>
+              <w:rPr>
+                <w:sz w:val="18"/>
+                <w:szCs w:val="18"/>
               </w:rPr>
               <w:t>Beban</w:t>
             </w:r>
@@ -3218,14 +5157,14 @@
               <w:spacing w:line="276" w:lineRule="auto"/>
               <w:jc w:val="right"/>
               <w:rPr>
-                <w:sz w:val="22"/>
-                <w:szCs w:val="22"/>
-              </w:rPr>
-            </w:pPr>
-            <w:r>
-              <w:rPr>
-                <w:sz w:val="22"/>
-                <w:szCs w:val="22"/>
+                <w:sz w:val="18"/>
+                <w:szCs w:val="18"/>
+              </w:rPr>
+            </w:pPr>
+            <w:r>
+              <w:rPr>
+                <w:sz w:val="18"/>
+                <w:szCs w:val="18"/>
               </w:rPr>
               <w:t>(1.800.000.000)</w:t>
             </w:r>
@@ -3247,16 +5186,57 @@
               <w:spacing w:line="276" w:lineRule="auto"/>
               <w:jc w:val="both"/>
               <w:rPr>
-                <w:sz w:val="22"/>
-                <w:szCs w:val="22"/>
-              </w:rPr>
-            </w:pPr>
-            <w:r>
-              <w:rPr>
-                <w:sz w:val="22"/>
-                <w:szCs w:val="22"/>
-              </w:rPr>
-              <w:t>Keuntungan revaluasi investasi lama</w:t>
+                <w:sz w:val="18"/>
+                <w:szCs w:val="18"/>
+              </w:rPr>
+            </w:pPr>
+            <w:proofErr w:type="spellStart"/>
+            <w:r>
+              <w:rPr>
+                <w:sz w:val="18"/>
+                <w:szCs w:val="18"/>
+              </w:rPr>
+              <w:t>Keuntungan</w:t>
+            </w:r>
+            <w:proofErr w:type="spellEnd"/>
+            <w:r>
+              <w:rPr>
+                <w:sz w:val="18"/>
+                <w:szCs w:val="18"/>
+              </w:rPr>
+              <w:t xml:space="preserve"> </w:t>
+            </w:r>
+            <w:proofErr w:type="spellStart"/>
+            <w:r>
+              <w:rPr>
+                <w:sz w:val="18"/>
+                <w:szCs w:val="18"/>
+              </w:rPr>
+              <w:t>revaluasi</w:t>
+            </w:r>
+            <w:proofErr w:type="spellEnd"/>
+            <w:r>
+              <w:rPr>
+                <w:sz w:val="18"/>
+                <w:szCs w:val="18"/>
+              </w:rPr>
+              <w:t xml:space="preserve"> </w:t>
+            </w:r>
+            <w:proofErr w:type="spellStart"/>
+            <w:r>
+              <w:rPr>
+                <w:sz w:val="18"/>
+                <w:szCs w:val="18"/>
+              </w:rPr>
+              <w:t>investasi</w:t>
+            </w:r>
+            <w:proofErr w:type="spellEnd"/>
+            <w:r>
+              <w:rPr>
+                <w:sz w:val="18"/>
+                <w:szCs w:val="18"/>
+              </w:rPr>
+              <w:t xml:space="preserve"> lama</w:t>
             </w:r>
           </w:p>
         </w:tc>
@@ -3271,14 +5251,14 @@
               <w:spacing w:line="276" w:lineRule="auto"/>
               <w:jc w:val="right"/>
               <w:rPr>
-                <w:sz w:val="22"/>
-                <w:szCs w:val="22"/>
-              </w:rPr>
-            </w:pPr>
-            <w:r>
-              <w:rPr>
-                <w:sz w:val="22"/>
-                <w:szCs w:val="22"/>
+                <w:sz w:val="18"/>
+                <w:szCs w:val="18"/>
+              </w:rPr>
+            </w:pPr>
+            <w:r>
+              <w:rPr>
+                <w:sz w:val="18"/>
+                <w:szCs w:val="18"/>
               </w:rPr>
               <w:t>150.000.000</w:t>
             </w:r>
@@ -3300,17 +5280,35 @@
               <w:spacing w:line="276" w:lineRule="auto"/>
               <w:jc w:val="both"/>
               <w:rPr>
-                <w:sz w:val="22"/>
-                <w:szCs w:val="22"/>
-              </w:rPr>
-            </w:pPr>
-            <w:r>
-              <w:rPr>
-                <w:sz w:val="22"/>
-                <w:szCs w:val="22"/>
-              </w:rPr>
-              <w:t>Pendapatan bunga obligasi</w:t>
-            </w:r>
+                <w:sz w:val="18"/>
+                <w:szCs w:val="18"/>
+              </w:rPr>
+            </w:pPr>
+            <w:proofErr w:type="spellStart"/>
+            <w:r>
+              <w:rPr>
+                <w:sz w:val="18"/>
+                <w:szCs w:val="18"/>
+              </w:rPr>
+              <w:t>Pendapatan</w:t>
+            </w:r>
+            <w:proofErr w:type="spellEnd"/>
+            <w:r>
+              <w:rPr>
+                <w:sz w:val="18"/>
+                <w:szCs w:val="18"/>
+              </w:rPr>
+              <w:t xml:space="preserve"> bunga </w:t>
+            </w:r>
+            <w:proofErr w:type="spellStart"/>
+            <w:r>
+              <w:rPr>
+                <w:sz w:val="18"/>
+                <w:szCs w:val="18"/>
+              </w:rPr>
+              <w:t>obligasi</w:t>
+            </w:r>
+            <w:proofErr w:type="spellEnd"/>
           </w:p>
         </w:tc>
         <w:tc>
@@ -3324,14 +5322,14 @@
               <w:spacing w:line="276" w:lineRule="auto"/>
               <w:jc w:val="right"/>
               <w:rPr>
-                <w:sz w:val="22"/>
-                <w:szCs w:val="22"/>
-              </w:rPr>
-            </w:pPr>
-            <w:r>
-              <w:rPr>
-                <w:sz w:val="22"/>
-                <w:szCs w:val="22"/>
+                <w:sz w:val="18"/>
+                <w:szCs w:val="18"/>
+              </w:rPr>
+            </w:pPr>
+            <w:r>
+              <w:rPr>
+                <w:sz w:val="18"/>
+                <w:szCs w:val="18"/>
               </w:rPr>
               <w:t>50.000.000</w:t>
             </w:r>
@@ -3353,17 +5351,35 @@
               <w:spacing w:line="276" w:lineRule="auto"/>
               <w:jc w:val="both"/>
               <w:rPr>
-                <w:sz w:val="22"/>
-                <w:szCs w:val="22"/>
-              </w:rPr>
-            </w:pPr>
-            <w:r>
-              <w:rPr>
-                <w:sz w:val="22"/>
-                <w:szCs w:val="22"/>
-              </w:rPr>
-              <w:t>Pendapatan dividen</w:t>
-            </w:r>
+                <w:sz w:val="18"/>
+                <w:szCs w:val="18"/>
+              </w:rPr>
+            </w:pPr>
+            <w:proofErr w:type="spellStart"/>
+            <w:r>
+              <w:rPr>
+                <w:sz w:val="18"/>
+                <w:szCs w:val="18"/>
+              </w:rPr>
+              <w:t>Pendapatan</w:t>
+            </w:r>
+            <w:proofErr w:type="spellEnd"/>
+            <w:r>
+              <w:rPr>
+                <w:sz w:val="18"/>
+                <w:szCs w:val="18"/>
+              </w:rPr>
+              <w:t xml:space="preserve"> </w:t>
+            </w:r>
+            <w:proofErr w:type="spellStart"/>
+            <w:r>
+              <w:rPr>
+                <w:sz w:val="18"/>
+                <w:szCs w:val="18"/>
+              </w:rPr>
+              <w:t>dividen</w:t>
+            </w:r>
+            <w:proofErr w:type="spellEnd"/>
           </w:p>
         </w:tc>
         <w:tc>
@@ -3377,14 +5393,14 @@
               <w:spacing w:line="276" w:lineRule="auto"/>
               <w:jc w:val="right"/>
               <w:rPr>
-                <w:sz w:val="22"/>
-                <w:szCs w:val="22"/>
-              </w:rPr>
-            </w:pPr>
-            <w:r>
-              <w:rPr>
-                <w:sz w:val="22"/>
-                <w:szCs w:val="22"/>
+                <w:sz w:val="18"/>
+                <w:szCs w:val="18"/>
+              </w:rPr>
+            </w:pPr>
+            <w:r>
+              <w:rPr>
+                <w:sz w:val="18"/>
+                <w:szCs w:val="18"/>
               </w:rPr>
               <w:t>120.000.000</w:t>
             </w:r>
@@ -3406,19 +5422,30 @@
               <w:spacing w:line="276" w:lineRule="auto"/>
               <w:jc w:val="both"/>
               <w:rPr>
-                <w:sz w:val="22"/>
-                <w:szCs w:val="22"/>
+                <w:sz w:val="18"/>
+                <w:szCs w:val="18"/>
               </w:rPr>
             </w:pPr>
             <w:r>
               <w:rPr>
                 <w:b/>
                 <w:bCs/>
-                <w:sz w:val="22"/>
-                <w:szCs w:val="22"/>
-              </w:rPr>
-              <w:t>Laba Bersih</w:t>
-            </w:r>
+                <w:sz w:val="18"/>
+                <w:szCs w:val="18"/>
+              </w:rPr>
+              <w:t xml:space="preserve">Laba </w:t>
+            </w:r>
+            <w:proofErr w:type="spellStart"/>
+            <w:r>
+              <w:rPr>
+                <w:b/>
+                <w:bCs/>
+                <w:sz w:val="18"/>
+                <w:szCs w:val="18"/>
+              </w:rPr>
+              <w:t>Bersih</w:t>
+            </w:r>
+            <w:proofErr w:type="spellEnd"/>
           </w:p>
         </w:tc>
         <w:tc>
@@ -3432,16 +5459,16 @@
               <w:spacing w:line="276" w:lineRule="auto"/>
               <w:jc w:val="right"/>
               <w:rPr>
-                <w:sz w:val="22"/>
-                <w:szCs w:val="22"/>
+                <w:sz w:val="18"/>
+                <w:szCs w:val="18"/>
               </w:rPr>
             </w:pPr>
             <w:r>
               <w:rPr>
                 <w:b/>
                 <w:bCs/>
-                <w:sz w:val="22"/>
-                <w:szCs w:val="22"/>
+                <w:sz w:val="18"/>
+                <w:szCs w:val="18"/>
               </w:rPr>
               <w:t>1.520.000.000</w:t>
             </w:r>
@@ -3477,8 +5504,19 @@
           <w:sz w:val="22"/>
           <w:szCs w:val="22"/>
         </w:rPr>
-        <w:t>PT Anak Teknologi</w:t>
-      </w:r>
+        <w:t xml:space="preserve">PT Anak </w:t>
+      </w:r>
+      <w:proofErr w:type="spellStart"/>
+      <w:r>
+        <w:rPr>
+          <w:b/>
+          <w:bCs/>
+          <w:sz w:val="22"/>
+          <w:szCs w:val="22"/>
+        </w:rPr>
+        <w:t>Teknologi</w:t>
+      </w:r>
+      <w:proofErr w:type="spellEnd"/>
     </w:p>
     <w:tbl>
       <w:tblPr>
@@ -3501,8 +5539,8 @@
         <w:tblLook w:val="04A0" w:firstRow="1" w:lastRow="0" w:firstColumn="1" w:lastColumn="0" w:noHBand="0" w:noVBand="1"/>
       </w:tblPr>
       <w:tblGrid>
-        <w:gridCol w:w="2002"/>
-        <w:gridCol w:w="1507"/>
+        <w:gridCol w:w="1655"/>
+        <w:gridCol w:w="1250"/>
       </w:tblGrid>
       <w:tr>
         <w:trPr>
@@ -3522,19 +5560,21 @@
               <w:rPr>
                 <w:b/>
                 <w:bCs/>
-                <w:sz w:val="22"/>
-                <w:szCs w:val="22"/>
-              </w:rPr>
-            </w:pPr>
+                <w:sz w:val="18"/>
+                <w:szCs w:val="18"/>
+              </w:rPr>
+            </w:pPr>
+            <w:proofErr w:type="spellStart"/>
             <w:r>
               <w:rPr>
                 <w:b/>
                 <w:bCs/>
-                <w:sz w:val="22"/>
-                <w:szCs w:val="22"/>
+                <w:sz w:val="18"/>
+                <w:szCs w:val="18"/>
               </w:rPr>
               <w:t>Keterangan</w:t>
             </w:r>
+            <w:proofErr w:type="spellEnd"/>
           </w:p>
         </w:tc>
         <w:tc>
@@ -3550,19 +5590,21 @@
               <w:rPr>
                 <w:b/>
                 <w:bCs/>
-                <w:sz w:val="22"/>
-                <w:szCs w:val="22"/>
-              </w:rPr>
-            </w:pPr>
+                <w:sz w:val="18"/>
+                <w:szCs w:val="18"/>
+              </w:rPr>
+            </w:pPr>
+            <w:proofErr w:type="spellStart"/>
             <w:r>
               <w:rPr>
                 <w:b/>
                 <w:bCs/>
-                <w:sz w:val="22"/>
-                <w:szCs w:val="22"/>
+                <w:sz w:val="18"/>
+                <w:szCs w:val="18"/>
               </w:rPr>
               <w:t>Jumlah</w:t>
             </w:r>
+            <w:proofErr w:type="spellEnd"/>
           </w:p>
         </w:tc>
       </w:tr>
@@ -3581,17 +5623,19 @@
               <w:spacing w:line="276" w:lineRule="auto"/>
               <w:jc w:val="both"/>
               <w:rPr>
-                <w:sz w:val="22"/>
-                <w:szCs w:val="22"/>
-              </w:rPr>
-            </w:pPr>
-            <w:r>
-              <w:rPr>
-                <w:sz w:val="22"/>
-                <w:szCs w:val="22"/>
+                <w:sz w:val="18"/>
+                <w:szCs w:val="18"/>
+              </w:rPr>
+            </w:pPr>
+            <w:proofErr w:type="spellStart"/>
+            <w:r>
+              <w:rPr>
+                <w:sz w:val="18"/>
+                <w:szCs w:val="18"/>
               </w:rPr>
               <w:t>Pendapatan</w:t>
             </w:r>
+            <w:proofErr w:type="spellEnd"/>
           </w:p>
         </w:tc>
         <w:tc>
@@ -3605,14 +5649,14 @@
               <w:spacing w:line="276" w:lineRule="auto"/>
               <w:jc w:val="right"/>
               <w:rPr>
-                <w:sz w:val="22"/>
-                <w:szCs w:val="22"/>
-              </w:rPr>
-            </w:pPr>
-            <w:r>
-              <w:rPr>
-                <w:sz w:val="22"/>
-                <w:szCs w:val="22"/>
+                <w:sz w:val="18"/>
+                <w:szCs w:val="18"/>
+              </w:rPr>
+            </w:pPr>
+            <w:r>
+              <w:rPr>
+                <w:sz w:val="18"/>
+                <w:szCs w:val="18"/>
               </w:rPr>
               <w:t>1.800.000.000</w:t>
             </w:r>
@@ -3634,14 +5678,14 @@
               <w:spacing w:line="276" w:lineRule="auto"/>
               <w:jc w:val="both"/>
               <w:rPr>
-                <w:sz w:val="22"/>
-                <w:szCs w:val="22"/>
-              </w:rPr>
-            </w:pPr>
-            <w:r>
-              <w:rPr>
-                <w:sz w:val="22"/>
-                <w:szCs w:val="22"/>
+                <w:sz w:val="18"/>
+                <w:szCs w:val="18"/>
+              </w:rPr>
+            </w:pPr>
+            <w:r>
+              <w:rPr>
+                <w:sz w:val="18"/>
+                <w:szCs w:val="18"/>
               </w:rPr>
               <w:t>Beban</w:t>
             </w:r>
@@ -3658,14 +5702,14 @@
               <w:spacing w:line="276" w:lineRule="auto"/>
               <w:jc w:val="right"/>
               <w:rPr>
-                <w:sz w:val="22"/>
-                <w:szCs w:val="22"/>
-              </w:rPr>
-            </w:pPr>
-            <w:r>
-              <w:rPr>
-                <w:sz w:val="22"/>
-                <w:szCs w:val="22"/>
+                <w:sz w:val="18"/>
+                <w:szCs w:val="18"/>
+              </w:rPr>
+            </w:pPr>
+            <w:r>
+              <w:rPr>
+                <w:sz w:val="18"/>
+                <w:szCs w:val="18"/>
               </w:rPr>
               <w:t>(1.200.000.000)</w:t>
             </w:r>
@@ -3687,17 +5731,26 @@
               <w:spacing w:line="276" w:lineRule="auto"/>
               <w:jc w:val="both"/>
               <w:rPr>
-                <w:sz w:val="22"/>
-                <w:szCs w:val="22"/>
-              </w:rPr>
-            </w:pPr>
-            <w:r>
-              <w:rPr>
-                <w:sz w:val="22"/>
-                <w:szCs w:val="22"/>
-              </w:rPr>
-              <w:t>Beban bunga obligasi</w:t>
-            </w:r>
+                <w:sz w:val="18"/>
+                <w:szCs w:val="18"/>
+              </w:rPr>
+            </w:pPr>
+            <w:r>
+              <w:rPr>
+                <w:sz w:val="18"/>
+                <w:szCs w:val="18"/>
+              </w:rPr>
+              <w:t xml:space="preserve">Beban bunga </w:t>
+            </w:r>
+            <w:proofErr w:type="spellStart"/>
+            <w:r>
+              <w:rPr>
+                <w:sz w:val="18"/>
+                <w:szCs w:val="18"/>
+              </w:rPr>
+              <w:t>obligasi</w:t>
+            </w:r>
+            <w:proofErr w:type="spellEnd"/>
           </w:p>
         </w:tc>
         <w:tc>
@@ -3711,14 +5764,14 @@
               <w:spacing w:line="276" w:lineRule="auto"/>
               <w:jc w:val="right"/>
               <w:rPr>
-                <w:sz w:val="22"/>
-                <w:szCs w:val="22"/>
-              </w:rPr>
-            </w:pPr>
-            <w:r>
-              <w:rPr>
-                <w:sz w:val="22"/>
-                <w:szCs w:val="22"/>
+                <w:sz w:val="18"/>
+                <w:szCs w:val="18"/>
+              </w:rPr>
+            </w:pPr>
+            <w:r>
+              <w:rPr>
+                <w:sz w:val="18"/>
+                <w:szCs w:val="18"/>
               </w:rPr>
               <w:t>(50.000.000)</w:t>
             </w:r>
@@ -3740,19 +5793,30 @@
               <w:spacing w:line="276" w:lineRule="auto"/>
               <w:jc w:val="both"/>
               <w:rPr>
-                <w:sz w:val="22"/>
-                <w:szCs w:val="22"/>
+                <w:sz w:val="18"/>
+                <w:szCs w:val="18"/>
               </w:rPr>
             </w:pPr>
             <w:r>
               <w:rPr>
                 <w:b/>
                 <w:bCs/>
-                <w:sz w:val="22"/>
-                <w:szCs w:val="22"/>
-              </w:rPr>
-              <w:t>Laba Bersih</w:t>
-            </w:r>
+                <w:sz w:val="18"/>
+                <w:szCs w:val="18"/>
+              </w:rPr>
+              <w:t xml:space="preserve">Laba </w:t>
+            </w:r>
+            <w:proofErr w:type="spellStart"/>
+            <w:r>
+              <w:rPr>
+                <w:b/>
+                <w:bCs/>
+                <w:sz w:val="18"/>
+                <w:szCs w:val="18"/>
+              </w:rPr>
+              <w:t>Bersih</w:t>
+            </w:r>
+            <w:proofErr w:type="spellEnd"/>
           </w:p>
         </w:tc>
         <w:tc>
@@ -3766,16 +5830,16 @@
               <w:spacing w:line="276" w:lineRule="auto"/>
               <w:jc w:val="right"/>
               <w:rPr>
-                <w:sz w:val="22"/>
-                <w:szCs w:val="22"/>
+                <w:sz w:val="18"/>
+                <w:szCs w:val="18"/>
               </w:rPr>
             </w:pPr>
             <w:r>
               <w:rPr>
                 <w:b/>
                 <w:bCs/>
-                <w:sz w:val="22"/>
-                <w:szCs w:val="22"/>
+                <w:sz w:val="18"/>
+                <w:szCs w:val="18"/>
               </w:rPr>
               <w:t>550.000.000</w:t>
             </w:r>
@@ -3804,6 +5868,7 @@
           <w:szCs w:val="22"/>
         </w:rPr>
       </w:pPr>
+      <w:proofErr w:type="spellStart"/>
       <w:r>
         <w:rPr>
           <w:b/>
@@ -3811,7 +5876,57 @@
           <w:sz w:val="22"/>
           <w:szCs w:val="22"/>
         </w:rPr>
-        <w:t>Laporan Posisi Keuangan (31 Desember 2023)</w:t>
+        <w:t>Laporan</w:t>
+      </w:r>
+      <w:proofErr w:type="spellEnd"/>
+      <w:r>
+        <w:rPr>
+          <w:b/>
+          <w:bCs/>
+          <w:sz w:val="22"/>
+          <w:szCs w:val="22"/>
+        </w:rPr>
+        <w:t xml:space="preserve"> </w:t>
+      </w:r>
+      <w:proofErr w:type="spellStart"/>
+      <w:r>
+        <w:rPr>
+          <w:b/>
+          <w:bCs/>
+          <w:sz w:val="22"/>
+          <w:szCs w:val="22"/>
+        </w:rPr>
+        <w:t>Posisi</w:t>
+      </w:r>
+      <w:proofErr w:type="spellEnd"/>
+      <w:r>
+        <w:rPr>
+          <w:b/>
+          <w:bCs/>
+          <w:sz w:val="22"/>
+          <w:szCs w:val="22"/>
+        </w:rPr>
+        <w:t xml:space="preserve"> Keuangan (31 </w:t>
+      </w:r>
+      <w:proofErr w:type="spellStart"/>
+      <w:r>
+        <w:rPr>
+          <w:b/>
+          <w:bCs/>
+          <w:sz w:val="22"/>
+          <w:szCs w:val="22"/>
+        </w:rPr>
+        <w:t>Desember</w:t>
+      </w:r>
+      <w:proofErr w:type="spellEnd"/>
+      <w:r>
+        <w:rPr>
+          <w:b/>
+          <w:bCs/>
+          <w:sz w:val="22"/>
+          <w:szCs w:val="22"/>
+        </w:rPr>
+        <w:t xml:space="preserve"> 2023)</w:t>
       </w:r>
     </w:p>
     <w:p>
@@ -3832,7 +5947,27 @@
           <w:sz w:val="22"/>
           <w:szCs w:val="22"/>
         </w:rPr>
-        <w:t>PT Induk Global</w:t>
+        <w:t xml:space="preserve">PT </w:t>
+      </w:r>
+      <w:proofErr w:type="spellStart"/>
+      <w:r>
+        <w:rPr>
+          <w:b/>
+          <w:bCs/>
+          <w:sz w:val="22"/>
+          <w:szCs w:val="22"/>
+        </w:rPr>
+        <w:t>Induk</w:t>
+      </w:r>
+      <w:proofErr w:type="spellEnd"/>
+      <w:r>
+        <w:rPr>
+          <w:b/>
+          <w:bCs/>
+          <w:sz w:val="22"/>
+          <w:szCs w:val="22"/>
+        </w:rPr>
+        <w:t xml:space="preserve"> Global</w:t>
       </w:r>
     </w:p>
     <w:tbl>
@@ -3856,8 +5991,8 @@
         <w:tblLook w:val="04A0" w:firstRow="1" w:lastRow="0" w:firstColumn="1" w:lastColumn="0" w:noHBand="0" w:noVBand="1"/>
       </w:tblPr>
       <w:tblGrid>
-        <w:gridCol w:w="3578"/>
-        <w:gridCol w:w="1360"/>
+        <w:gridCol w:w="2945"/>
+        <w:gridCol w:w="1130"/>
       </w:tblGrid>
       <w:tr>
         <w:trPr>
@@ -3877,16 +6012,16 @@
               <w:rPr>
                 <w:b/>
                 <w:bCs/>
-                <w:sz w:val="22"/>
-                <w:szCs w:val="22"/>
+                <w:sz w:val="18"/>
+                <w:szCs w:val="18"/>
               </w:rPr>
             </w:pPr>
             <w:r>
               <w:rPr>
                 <w:b/>
                 <w:bCs/>
-                <w:sz w:val="22"/>
-                <w:szCs w:val="22"/>
+                <w:sz w:val="18"/>
+                <w:szCs w:val="18"/>
               </w:rPr>
               <w:t>Aset</w:t>
             </w:r>
@@ -3905,19 +6040,21 @@
               <w:rPr>
                 <w:b/>
                 <w:bCs/>
-                <w:sz w:val="22"/>
-                <w:szCs w:val="22"/>
-              </w:rPr>
-            </w:pPr>
+                <w:sz w:val="18"/>
+                <w:szCs w:val="18"/>
+              </w:rPr>
+            </w:pPr>
+            <w:proofErr w:type="spellStart"/>
             <w:r>
               <w:rPr>
                 <w:b/>
                 <w:bCs/>
-                <w:sz w:val="22"/>
-                <w:szCs w:val="22"/>
+                <w:sz w:val="18"/>
+                <w:szCs w:val="18"/>
               </w:rPr>
               <w:t>Jumlah</w:t>
             </w:r>
+            <w:proofErr w:type="spellEnd"/>
           </w:p>
         </w:tc>
       </w:tr>
@@ -3936,14 +6073,14 @@
               <w:spacing w:line="276" w:lineRule="auto"/>
               <w:jc w:val="both"/>
               <w:rPr>
-                <w:sz w:val="22"/>
-                <w:szCs w:val="22"/>
-              </w:rPr>
-            </w:pPr>
-            <w:r>
-              <w:rPr>
-                <w:sz w:val="22"/>
-                <w:szCs w:val="22"/>
+                <w:sz w:val="18"/>
+                <w:szCs w:val="18"/>
+              </w:rPr>
+            </w:pPr>
+            <w:r>
+              <w:rPr>
+                <w:sz w:val="18"/>
+                <w:szCs w:val="18"/>
               </w:rPr>
               <w:t>Kas</w:t>
             </w:r>
@@ -3960,14 +6097,14 @@
               <w:spacing w:line="276" w:lineRule="auto"/>
               <w:jc w:val="right"/>
               <w:rPr>
-                <w:sz w:val="22"/>
-                <w:szCs w:val="22"/>
-              </w:rPr>
-            </w:pPr>
-            <w:r>
-              <w:rPr>
-                <w:sz w:val="22"/>
-                <w:szCs w:val="22"/>
+                <w:sz w:val="18"/>
+                <w:szCs w:val="18"/>
+              </w:rPr>
+            </w:pPr>
+            <w:r>
+              <w:rPr>
+                <w:sz w:val="18"/>
+                <w:szCs w:val="18"/>
               </w:rPr>
               <w:t>800.000.000</w:t>
             </w:r>
@@ -3989,17 +6126,19 @@
               <w:spacing w:line="276" w:lineRule="auto"/>
               <w:jc w:val="both"/>
               <w:rPr>
-                <w:sz w:val="22"/>
-                <w:szCs w:val="22"/>
-              </w:rPr>
-            </w:pPr>
-            <w:r>
-              <w:rPr>
-                <w:sz w:val="22"/>
-                <w:szCs w:val="22"/>
+                <w:sz w:val="18"/>
+                <w:szCs w:val="18"/>
+              </w:rPr>
+            </w:pPr>
+            <w:proofErr w:type="spellStart"/>
+            <w:r>
+              <w:rPr>
+                <w:sz w:val="18"/>
+                <w:szCs w:val="18"/>
               </w:rPr>
               <w:t>Piutang</w:t>
             </w:r>
+            <w:proofErr w:type="spellEnd"/>
           </w:p>
         </w:tc>
         <w:tc>
@@ -4013,14 +6152,14 @@
               <w:spacing w:line="276" w:lineRule="auto"/>
               <w:jc w:val="right"/>
               <w:rPr>
-                <w:sz w:val="22"/>
-                <w:szCs w:val="22"/>
-              </w:rPr>
-            </w:pPr>
-            <w:r>
-              <w:rPr>
-                <w:sz w:val="22"/>
-                <w:szCs w:val="22"/>
+                <w:sz w:val="18"/>
+                <w:szCs w:val="18"/>
+              </w:rPr>
+            </w:pPr>
+            <w:r>
+              <w:rPr>
+                <w:sz w:val="18"/>
+                <w:szCs w:val="18"/>
               </w:rPr>
               <w:t>900.000.000</w:t>
             </w:r>
@@ -4042,17 +6181,19 @@
               <w:spacing w:line="276" w:lineRule="auto"/>
               <w:jc w:val="both"/>
               <w:rPr>
-                <w:sz w:val="22"/>
-                <w:szCs w:val="22"/>
-              </w:rPr>
-            </w:pPr>
-            <w:r>
-              <w:rPr>
-                <w:sz w:val="22"/>
-                <w:szCs w:val="22"/>
+                <w:sz w:val="18"/>
+                <w:szCs w:val="18"/>
+              </w:rPr>
+            </w:pPr>
+            <w:proofErr w:type="spellStart"/>
+            <w:r>
+              <w:rPr>
+                <w:sz w:val="18"/>
+                <w:szCs w:val="18"/>
               </w:rPr>
               <w:t>Persediaan</w:t>
             </w:r>
+            <w:proofErr w:type="spellEnd"/>
           </w:p>
         </w:tc>
         <w:tc>
@@ -4066,14 +6207,14 @@
               <w:spacing w:line="276" w:lineRule="auto"/>
               <w:jc w:val="right"/>
               <w:rPr>
-                <w:sz w:val="22"/>
-                <w:szCs w:val="22"/>
-              </w:rPr>
-            </w:pPr>
-            <w:r>
-              <w:rPr>
-                <w:sz w:val="22"/>
-                <w:szCs w:val="22"/>
+                <w:sz w:val="18"/>
+                <w:szCs w:val="18"/>
+              </w:rPr>
+            </w:pPr>
+            <w:r>
+              <w:rPr>
+                <w:sz w:val="18"/>
+                <w:szCs w:val="18"/>
               </w:rPr>
               <w:t>1.000.000.000</w:t>
             </w:r>
@@ -4095,16 +6236,41 @@
               <w:spacing w:line="276" w:lineRule="auto"/>
               <w:jc w:val="both"/>
               <w:rPr>
-                <w:sz w:val="22"/>
-                <w:szCs w:val="22"/>
-              </w:rPr>
-            </w:pPr>
-            <w:r>
-              <w:rPr>
-                <w:sz w:val="22"/>
-                <w:szCs w:val="22"/>
-              </w:rPr>
-              <w:t>Investasi Saham Anak (tambahan 50%)</w:t>
+                <w:sz w:val="18"/>
+                <w:szCs w:val="18"/>
+              </w:rPr>
+            </w:pPr>
+            <w:proofErr w:type="spellStart"/>
+            <w:r>
+              <w:rPr>
+                <w:sz w:val="18"/>
+                <w:szCs w:val="18"/>
+              </w:rPr>
+              <w:t>Investasi</w:t>
+            </w:r>
+            <w:proofErr w:type="spellEnd"/>
+            <w:r>
+              <w:rPr>
+                <w:sz w:val="18"/>
+                <w:szCs w:val="18"/>
+              </w:rPr>
+              <w:t xml:space="preserve"> Saham Anak (</w:t>
+            </w:r>
+            <w:proofErr w:type="spellStart"/>
+            <w:r>
+              <w:rPr>
+                <w:sz w:val="18"/>
+                <w:szCs w:val="18"/>
+              </w:rPr>
+              <w:t>tambahan</w:t>
+            </w:r>
+            <w:proofErr w:type="spellEnd"/>
+            <w:r>
+              <w:rPr>
+                <w:sz w:val="18"/>
+                <w:szCs w:val="18"/>
+              </w:rPr>
+              <w:t xml:space="preserve"> 50%)</w:t>
             </w:r>
           </w:p>
         </w:tc>
@@ -4119,14 +6285,14 @@
               <w:spacing w:line="276" w:lineRule="auto"/>
               <w:jc w:val="right"/>
               <w:rPr>
-                <w:sz w:val="22"/>
-                <w:szCs w:val="22"/>
-              </w:rPr>
-            </w:pPr>
-            <w:r>
-              <w:rPr>
-                <w:sz w:val="22"/>
-                <w:szCs w:val="22"/>
+                <w:sz w:val="18"/>
+                <w:szCs w:val="18"/>
+              </w:rPr>
+            </w:pPr>
+            <w:r>
+              <w:rPr>
+                <w:sz w:val="18"/>
+                <w:szCs w:val="18"/>
               </w:rPr>
               <w:t>1.200.000.000</w:t>
             </w:r>
@@ -4148,16 +6314,25 @@
               <w:spacing w:line="276" w:lineRule="auto"/>
               <w:jc w:val="both"/>
               <w:rPr>
-                <w:sz w:val="22"/>
-                <w:szCs w:val="22"/>
-              </w:rPr>
-            </w:pPr>
-            <w:r>
-              <w:rPr>
-                <w:sz w:val="22"/>
-                <w:szCs w:val="22"/>
-              </w:rPr>
-              <w:t>Investasi lama (30%)</w:t>
+                <w:sz w:val="18"/>
+                <w:szCs w:val="18"/>
+              </w:rPr>
+            </w:pPr>
+            <w:proofErr w:type="spellStart"/>
+            <w:r>
+              <w:rPr>
+                <w:sz w:val="18"/>
+                <w:szCs w:val="18"/>
+              </w:rPr>
+              <w:t>Investasi</w:t>
+            </w:r>
+            <w:proofErr w:type="spellEnd"/>
+            <w:r>
+              <w:rPr>
+                <w:sz w:val="18"/>
+                <w:szCs w:val="18"/>
+              </w:rPr>
+              <w:t xml:space="preserve"> lama (30%)</w:t>
             </w:r>
           </w:p>
         </w:tc>
@@ -4172,14 +6347,14 @@
               <w:spacing w:line="276" w:lineRule="auto"/>
               <w:jc w:val="right"/>
               <w:rPr>
-                <w:sz w:val="22"/>
-                <w:szCs w:val="22"/>
-              </w:rPr>
-            </w:pPr>
-            <w:r>
-              <w:rPr>
-                <w:sz w:val="22"/>
-                <w:szCs w:val="22"/>
+                <w:sz w:val="18"/>
+                <w:szCs w:val="18"/>
+              </w:rPr>
+            </w:pPr>
+            <w:r>
+              <w:rPr>
+                <w:sz w:val="18"/>
+                <w:szCs w:val="18"/>
               </w:rPr>
               <w:t>450.000.000</w:t>
             </w:r>
@@ -4201,18 +6376,35 @@
               <w:spacing w:line="276" w:lineRule="auto"/>
               <w:jc w:val="both"/>
               <w:rPr>
-                <w:sz w:val="22"/>
-                <w:szCs w:val="22"/>
-              </w:rPr>
-            </w:pPr>
-            <w:r>
-              <w:rPr>
-                <w:sz w:val="22"/>
-                <w:szCs w:val="22"/>
-              </w:rPr>
-              <w:lastRenderedPageBreak/>
-              <w:t>Investasi obligasi</w:t>
-            </w:r>
+                <w:sz w:val="18"/>
+                <w:szCs w:val="18"/>
+              </w:rPr>
+            </w:pPr>
+            <w:proofErr w:type="spellStart"/>
+            <w:r>
+              <w:rPr>
+                <w:sz w:val="18"/>
+                <w:szCs w:val="18"/>
+              </w:rPr>
+              <w:t>Investasi</w:t>
+            </w:r>
+            <w:proofErr w:type="spellEnd"/>
+            <w:r>
+              <w:rPr>
+                <w:sz w:val="18"/>
+                <w:szCs w:val="18"/>
+              </w:rPr>
+              <w:t xml:space="preserve"> </w:t>
+            </w:r>
+            <w:proofErr w:type="spellStart"/>
+            <w:r>
+              <w:rPr>
+                <w:sz w:val="18"/>
+                <w:szCs w:val="18"/>
+              </w:rPr>
+              <w:t>obligasi</w:t>
+            </w:r>
+            <w:proofErr w:type="spellEnd"/>
           </w:p>
         </w:tc>
         <w:tc>
@@ -4226,14 +6418,14 @@
               <w:spacing w:line="276" w:lineRule="auto"/>
               <w:jc w:val="right"/>
               <w:rPr>
-                <w:sz w:val="22"/>
-                <w:szCs w:val="22"/>
-              </w:rPr>
-            </w:pPr>
-            <w:r>
-              <w:rPr>
-                <w:sz w:val="22"/>
-                <w:szCs w:val="22"/>
+                <w:sz w:val="18"/>
+                <w:szCs w:val="18"/>
+              </w:rPr>
+            </w:pPr>
+            <w:r>
+              <w:rPr>
+                <w:sz w:val="18"/>
+                <w:szCs w:val="18"/>
               </w:rPr>
               <w:t>490.000.000</w:t>
             </w:r>
@@ -4255,17 +6447,26 @@
               <w:spacing w:line="276" w:lineRule="auto"/>
               <w:jc w:val="both"/>
               <w:rPr>
-                <w:sz w:val="22"/>
-                <w:szCs w:val="22"/>
-              </w:rPr>
-            </w:pPr>
-            <w:r>
-              <w:rPr>
-                <w:sz w:val="22"/>
-                <w:szCs w:val="22"/>
-              </w:rPr>
-              <w:t>Aset tetap</w:t>
-            </w:r>
+                <w:sz w:val="18"/>
+                <w:szCs w:val="18"/>
+              </w:rPr>
+            </w:pPr>
+            <w:r>
+              <w:rPr>
+                <w:sz w:val="18"/>
+                <w:szCs w:val="18"/>
+              </w:rPr>
+              <w:t xml:space="preserve">Aset </w:t>
+            </w:r>
+            <w:proofErr w:type="spellStart"/>
+            <w:r>
+              <w:rPr>
+                <w:sz w:val="18"/>
+                <w:szCs w:val="18"/>
+              </w:rPr>
+              <w:t>tetap</w:t>
+            </w:r>
+            <w:proofErr w:type="spellEnd"/>
           </w:p>
         </w:tc>
         <w:tc>
@@ -4279,14 +6480,14 @@
               <w:spacing w:line="276" w:lineRule="auto"/>
               <w:jc w:val="right"/>
               <w:rPr>
-                <w:sz w:val="22"/>
-                <w:szCs w:val="22"/>
-              </w:rPr>
-            </w:pPr>
-            <w:r>
-              <w:rPr>
-                <w:sz w:val="22"/>
-                <w:szCs w:val="22"/>
+                <w:sz w:val="18"/>
+                <w:szCs w:val="18"/>
+              </w:rPr>
+            </w:pPr>
+            <w:r>
+              <w:rPr>
+                <w:sz w:val="18"/>
+                <w:szCs w:val="18"/>
               </w:rPr>
               <w:t>2.000.000.000</w:t>
             </w:r>
@@ -4308,16 +6509,16 @@
               <w:spacing w:line="276" w:lineRule="auto"/>
               <w:jc w:val="both"/>
               <w:rPr>
-                <w:sz w:val="22"/>
-                <w:szCs w:val="22"/>
+                <w:sz w:val="18"/>
+                <w:szCs w:val="18"/>
               </w:rPr>
             </w:pPr>
             <w:r>
               <w:rPr>
                 <w:b/>
                 <w:bCs/>
-                <w:sz w:val="22"/>
-                <w:szCs w:val="22"/>
+                <w:sz w:val="18"/>
+                <w:szCs w:val="18"/>
               </w:rPr>
               <w:t>Total Aset</w:t>
             </w:r>
@@ -4334,14 +6535,14 @@
               <w:spacing w:line="276" w:lineRule="auto"/>
               <w:jc w:val="right"/>
               <w:rPr>
-                <w:sz w:val="22"/>
-                <w:szCs w:val="22"/>
-              </w:rPr>
-            </w:pPr>
-            <w:r>
-              <w:rPr>
-                <w:sz w:val="22"/>
-                <w:szCs w:val="22"/>
+                <w:sz w:val="18"/>
+                <w:szCs w:val="18"/>
+              </w:rPr>
+            </w:pPr>
+            <w:r>
+              <w:rPr>
+                <w:sz w:val="18"/>
+                <w:szCs w:val="18"/>
               </w:rPr>
               <w:t>6.840.000.000</w:t>
             </w:r>
@@ -4377,8 +6578,20 @@
           <w:sz w:val="22"/>
           <w:szCs w:val="22"/>
         </w:rPr>
-        <w:t>PT Anak Teknologi</w:t>
-      </w:r>
+        <w:lastRenderedPageBreak/>
+        <w:t xml:space="preserve">PT Anak </w:t>
+      </w:r>
+      <w:proofErr w:type="spellStart"/>
+      <w:r>
+        <w:rPr>
+          <w:b/>
+          <w:bCs/>
+          <w:sz w:val="22"/>
+          <w:szCs w:val="22"/>
+        </w:rPr>
+        <w:t>Teknologi</w:t>
+      </w:r>
+      <w:proofErr w:type="spellEnd"/>
     </w:p>
     <w:tbl>
       <w:tblPr>
@@ -4401,8 +6614,8 @@
         <w:tblLook w:val="04A0" w:firstRow="1" w:lastRow="0" w:firstColumn="1" w:lastColumn="0" w:noHBand="0" w:noVBand="1"/>
       </w:tblPr>
       <w:tblGrid>
-        <w:gridCol w:w="1067"/>
-        <w:gridCol w:w="1360"/>
+        <w:gridCol w:w="890"/>
+        <w:gridCol w:w="1130"/>
       </w:tblGrid>
       <w:tr>
         <w:trPr>
@@ -4422,16 +6635,16 @@
               <w:rPr>
                 <w:b/>
                 <w:bCs/>
-                <w:sz w:val="22"/>
-                <w:szCs w:val="22"/>
+                <w:sz w:val="18"/>
+                <w:szCs w:val="18"/>
               </w:rPr>
             </w:pPr>
             <w:r>
               <w:rPr>
                 <w:b/>
                 <w:bCs/>
-                <w:sz w:val="22"/>
-                <w:szCs w:val="22"/>
+                <w:sz w:val="18"/>
+                <w:szCs w:val="18"/>
               </w:rPr>
               <w:t>Aset</w:t>
             </w:r>
@@ -4450,19 +6663,21 @@
               <w:rPr>
                 <w:b/>
                 <w:bCs/>
-                <w:sz w:val="22"/>
-                <w:szCs w:val="22"/>
-              </w:rPr>
-            </w:pPr>
+                <w:sz w:val="18"/>
+                <w:szCs w:val="18"/>
+              </w:rPr>
+            </w:pPr>
+            <w:proofErr w:type="spellStart"/>
             <w:r>
               <w:rPr>
                 <w:b/>
                 <w:bCs/>
-                <w:sz w:val="22"/>
-                <w:szCs w:val="22"/>
+                <w:sz w:val="18"/>
+                <w:szCs w:val="18"/>
               </w:rPr>
               <w:t>Jumlah</w:t>
             </w:r>
+            <w:proofErr w:type="spellEnd"/>
           </w:p>
         </w:tc>
       </w:tr>
@@ -4481,14 +6696,14 @@
               <w:spacing w:line="276" w:lineRule="auto"/>
               <w:jc w:val="both"/>
               <w:rPr>
-                <w:sz w:val="22"/>
-                <w:szCs w:val="22"/>
-              </w:rPr>
-            </w:pPr>
-            <w:r>
-              <w:rPr>
-                <w:sz w:val="22"/>
-                <w:szCs w:val="22"/>
+                <w:sz w:val="18"/>
+                <w:szCs w:val="18"/>
+              </w:rPr>
+            </w:pPr>
+            <w:r>
+              <w:rPr>
+                <w:sz w:val="18"/>
+                <w:szCs w:val="18"/>
               </w:rPr>
               <w:t>Kas</w:t>
             </w:r>
@@ -4505,14 +6720,14 @@
               <w:spacing w:line="276" w:lineRule="auto"/>
               <w:jc w:val="right"/>
               <w:rPr>
-                <w:sz w:val="22"/>
-                <w:szCs w:val="22"/>
-              </w:rPr>
-            </w:pPr>
-            <w:r>
-              <w:rPr>
-                <w:sz w:val="22"/>
-                <w:szCs w:val="22"/>
+                <w:sz w:val="18"/>
+                <w:szCs w:val="18"/>
+              </w:rPr>
+            </w:pPr>
+            <w:r>
+              <w:rPr>
+                <w:sz w:val="18"/>
+                <w:szCs w:val="18"/>
               </w:rPr>
               <w:t>400.000.000</w:t>
             </w:r>
@@ -4534,17 +6749,19 @@
               <w:spacing w:line="276" w:lineRule="auto"/>
               <w:jc w:val="both"/>
               <w:rPr>
-                <w:sz w:val="22"/>
-                <w:szCs w:val="22"/>
-              </w:rPr>
-            </w:pPr>
-            <w:r>
-              <w:rPr>
-                <w:sz w:val="22"/>
-                <w:szCs w:val="22"/>
+                <w:sz w:val="18"/>
+                <w:szCs w:val="18"/>
+              </w:rPr>
+            </w:pPr>
+            <w:proofErr w:type="spellStart"/>
+            <w:r>
+              <w:rPr>
+                <w:sz w:val="18"/>
+                <w:szCs w:val="18"/>
               </w:rPr>
               <w:t>Piutang</w:t>
             </w:r>
+            <w:proofErr w:type="spellEnd"/>
           </w:p>
         </w:tc>
         <w:tc>
@@ -4558,14 +6775,14 @@
               <w:spacing w:line="276" w:lineRule="auto"/>
               <w:jc w:val="right"/>
               <w:rPr>
-                <w:sz w:val="22"/>
-                <w:szCs w:val="22"/>
-              </w:rPr>
-            </w:pPr>
-            <w:r>
-              <w:rPr>
-                <w:sz w:val="22"/>
-                <w:szCs w:val="22"/>
+                <w:sz w:val="18"/>
+                <w:szCs w:val="18"/>
+              </w:rPr>
+            </w:pPr>
+            <w:r>
+              <w:rPr>
+                <w:sz w:val="18"/>
+                <w:szCs w:val="18"/>
               </w:rPr>
               <w:t>600.000.000</w:t>
             </w:r>
@@ -4587,17 +6804,19 @@
               <w:spacing w:line="276" w:lineRule="auto"/>
               <w:jc w:val="both"/>
               <w:rPr>
-                <w:sz w:val="22"/>
-                <w:szCs w:val="22"/>
-              </w:rPr>
-            </w:pPr>
-            <w:r>
-              <w:rPr>
-                <w:sz w:val="22"/>
-                <w:szCs w:val="22"/>
+                <w:sz w:val="18"/>
+                <w:szCs w:val="18"/>
+              </w:rPr>
+            </w:pPr>
+            <w:proofErr w:type="spellStart"/>
+            <w:r>
+              <w:rPr>
+                <w:sz w:val="18"/>
+                <w:szCs w:val="18"/>
               </w:rPr>
               <w:t>Persediaan</w:t>
             </w:r>
+            <w:proofErr w:type="spellEnd"/>
           </w:p>
         </w:tc>
         <w:tc>
@@ -4611,14 +6830,14 @@
               <w:spacing w:line="276" w:lineRule="auto"/>
               <w:jc w:val="right"/>
               <w:rPr>
-                <w:sz w:val="22"/>
-                <w:szCs w:val="22"/>
-              </w:rPr>
-            </w:pPr>
-            <w:r>
-              <w:rPr>
-                <w:sz w:val="22"/>
-                <w:szCs w:val="22"/>
+                <w:sz w:val="18"/>
+                <w:szCs w:val="18"/>
+              </w:rPr>
+            </w:pPr>
+            <w:r>
+              <w:rPr>
+                <w:sz w:val="18"/>
+                <w:szCs w:val="18"/>
               </w:rPr>
               <w:t>700.000.000</w:t>
             </w:r>
@@ -4640,17 +6859,26 @@
               <w:spacing w:line="276" w:lineRule="auto"/>
               <w:jc w:val="both"/>
               <w:rPr>
-                <w:sz w:val="22"/>
-                <w:szCs w:val="22"/>
-              </w:rPr>
-            </w:pPr>
-            <w:r>
-              <w:rPr>
-                <w:sz w:val="22"/>
-                <w:szCs w:val="22"/>
-              </w:rPr>
-              <w:t>Aset tetap</w:t>
-            </w:r>
+                <w:sz w:val="18"/>
+                <w:szCs w:val="18"/>
+              </w:rPr>
+            </w:pPr>
+            <w:r>
+              <w:rPr>
+                <w:sz w:val="18"/>
+                <w:szCs w:val="18"/>
+              </w:rPr>
+              <w:t xml:space="preserve">Aset </w:t>
+            </w:r>
+            <w:proofErr w:type="spellStart"/>
+            <w:r>
+              <w:rPr>
+                <w:sz w:val="18"/>
+                <w:szCs w:val="18"/>
+              </w:rPr>
+              <w:t>tetap</w:t>
+            </w:r>
+            <w:proofErr w:type="spellEnd"/>
           </w:p>
         </w:tc>
         <w:tc>
@@ -4664,14 +6892,14 @@
               <w:spacing w:line="276" w:lineRule="auto"/>
               <w:jc w:val="right"/>
               <w:rPr>
-                <w:sz w:val="22"/>
-                <w:szCs w:val="22"/>
-              </w:rPr>
-            </w:pPr>
-            <w:r>
-              <w:rPr>
-                <w:sz w:val="22"/>
-                <w:szCs w:val="22"/>
+                <w:sz w:val="18"/>
+                <w:szCs w:val="18"/>
+              </w:rPr>
+            </w:pPr>
+            <w:r>
+              <w:rPr>
+                <w:sz w:val="18"/>
+                <w:szCs w:val="18"/>
               </w:rPr>
               <w:t>1.300.000.000</w:t>
             </w:r>
@@ -4693,16 +6921,16 @@
               <w:spacing w:line="276" w:lineRule="auto"/>
               <w:jc w:val="both"/>
               <w:rPr>
-                <w:sz w:val="22"/>
-                <w:szCs w:val="22"/>
+                <w:sz w:val="18"/>
+                <w:szCs w:val="18"/>
               </w:rPr>
             </w:pPr>
             <w:r>
               <w:rPr>
                 <w:b/>
                 <w:bCs/>
-                <w:sz w:val="22"/>
-                <w:szCs w:val="22"/>
+                <w:sz w:val="18"/>
+                <w:szCs w:val="18"/>
               </w:rPr>
               <w:t>Total Aset</w:t>
             </w:r>
@@ -4719,14 +6947,14 @@
               <w:spacing w:line="276" w:lineRule="auto"/>
               <w:jc w:val="right"/>
               <w:rPr>
-                <w:sz w:val="22"/>
-                <w:szCs w:val="22"/>
-              </w:rPr>
-            </w:pPr>
-            <w:r>
-              <w:rPr>
-                <w:sz w:val="22"/>
-                <w:szCs w:val="22"/>
+                <w:sz w:val="18"/>
+                <w:szCs w:val="18"/>
+              </w:rPr>
+            </w:pPr>
+            <w:r>
+              <w:rPr>
+                <w:sz w:val="18"/>
+                <w:szCs w:val="18"/>
               </w:rPr>
               <w:t>3.000.000.000</w:t>
             </w:r>
@@ -4759,7 +6987,7 @@
       </w:tblPr>
       <w:tblGrid>
         <w:gridCol w:w="1983"/>
-        <w:gridCol w:w="1360"/>
+        <w:gridCol w:w="1130"/>
       </w:tblGrid>
       <w:tr>
         <w:trPr>
@@ -4783,6 +7011,7 @@
                 <w:szCs w:val="22"/>
               </w:rPr>
             </w:pPr>
+            <w:proofErr w:type="spellStart"/>
             <w:r>
               <w:rPr>
                 <w:b/>
@@ -4790,27 +7019,19 @@
                 <w:sz w:val="22"/>
                 <w:szCs w:val="22"/>
               </w:rPr>
-              <w:t>Liabilitas &amp; Ekuitas</w:t>
-            </w:r>
-          </w:p>
-        </w:tc>
-        <w:tc>
-          <w:tcPr>
-            <w:tcW w:w="0" w:type="auto"/>
-            <w:vAlign w:val="center"/>
-            <w:hideMark/>
-          </w:tcPr>
-          <w:p>
-            <w:pPr>
-              <w:spacing w:line="276" w:lineRule="auto"/>
-              <w:jc w:val="both"/>
+              <w:t>Liabilitas</w:t>
+            </w:r>
+            <w:proofErr w:type="spellEnd"/>
+            <w:r>
               <w:rPr>
                 <w:b/>
                 <w:bCs/>
                 <w:sz w:val="22"/>
                 <w:szCs w:val="22"/>
               </w:rPr>
-            </w:pPr>
+              <w:t xml:space="preserve"> &amp; </w:t>
+            </w:r>
+            <w:proofErr w:type="spellStart"/>
             <w:r>
               <w:rPr>
                 <w:b/>
@@ -4818,8 +7039,39 @@
                 <w:sz w:val="22"/>
                 <w:szCs w:val="22"/>
               </w:rPr>
+              <w:t>Ekuitas</w:t>
+            </w:r>
+            <w:proofErr w:type="spellEnd"/>
+          </w:p>
+        </w:tc>
+        <w:tc>
+          <w:tcPr>
+            <w:tcW w:w="0" w:type="auto"/>
+            <w:vAlign w:val="center"/>
+            <w:hideMark/>
+          </w:tcPr>
+          <w:p>
+            <w:pPr>
+              <w:spacing w:line="276" w:lineRule="auto"/>
+              <w:jc w:val="both"/>
+              <w:rPr>
+                <w:b/>
+                <w:bCs/>
+                <w:sz w:val="22"/>
+                <w:szCs w:val="22"/>
+              </w:rPr>
+            </w:pPr>
+            <w:proofErr w:type="spellStart"/>
+            <w:r>
+              <w:rPr>
+                <w:b/>
+                <w:bCs/>
+                <w:sz w:val="22"/>
+                <w:szCs w:val="22"/>
+              </w:rPr>
               <w:t>Jumlah</w:t>
             </w:r>
+            <w:proofErr w:type="spellEnd"/>
           </w:p>
         </w:tc>
       </w:tr>
@@ -4844,17 +7096,19 @@
               <w:spacing w:line="276" w:lineRule="auto"/>
               <w:jc w:val="both"/>
               <w:rPr>
-                <w:sz w:val="22"/>
-                <w:szCs w:val="22"/>
-              </w:rPr>
-            </w:pPr>
-            <w:r>
-              <w:rPr>
-                <w:sz w:val="22"/>
-                <w:szCs w:val="22"/>
+                <w:sz w:val="18"/>
+                <w:szCs w:val="18"/>
+              </w:rPr>
+            </w:pPr>
+            <w:proofErr w:type="spellStart"/>
+            <w:r>
+              <w:rPr>
+                <w:sz w:val="18"/>
+                <w:szCs w:val="18"/>
               </w:rPr>
               <w:t>Obligasi</w:t>
             </w:r>
+            <w:proofErr w:type="spellEnd"/>
           </w:p>
         </w:tc>
         <w:tc>
@@ -4874,14 +7128,14 @@
               <w:spacing w:line="276" w:lineRule="auto"/>
               <w:jc w:val="right"/>
               <w:rPr>
-                <w:sz w:val="22"/>
-                <w:szCs w:val="22"/>
-              </w:rPr>
-            </w:pPr>
-            <w:r>
-              <w:rPr>
-                <w:sz w:val="22"/>
-                <w:szCs w:val="22"/>
+                <w:sz w:val="18"/>
+                <w:szCs w:val="18"/>
+              </w:rPr>
+            </w:pPr>
+            <w:r>
+              <w:rPr>
+                <w:sz w:val="18"/>
+                <w:szCs w:val="18"/>
               </w:rPr>
               <w:t>500.000.000</w:t>
             </w:r>
@@ -4909,14 +7163,14 @@
               <w:spacing w:line="276" w:lineRule="auto"/>
               <w:jc w:val="both"/>
               <w:rPr>
-                <w:sz w:val="22"/>
-                <w:szCs w:val="22"/>
-              </w:rPr>
-            </w:pPr>
-            <w:r>
-              <w:rPr>
-                <w:sz w:val="22"/>
-                <w:szCs w:val="22"/>
+                <w:sz w:val="18"/>
+                <w:szCs w:val="18"/>
+              </w:rPr>
+            </w:pPr>
+            <w:r>
+              <w:rPr>
+                <w:sz w:val="18"/>
+                <w:szCs w:val="18"/>
               </w:rPr>
               <w:t>Utang lain</w:t>
             </w:r>
@@ -4939,14 +7193,14 @@
               <w:spacing w:line="276" w:lineRule="auto"/>
               <w:jc w:val="right"/>
               <w:rPr>
-                <w:sz w:val="22"/>
-                <w:szCs w:val="22"/>
-              </w:rPr>
-            </w:pPr>
-            <w:r>
-              <w:rPr>
-                <w:sz w:val="22"/>
-                <w:szCs w:val="22"/>
+                <w:sz w:val="18"/>
+                <w:szCs w:val="18"/>
+              </w:rPr>
+            </w:pPr>
+            <w:r>
+              <w:rPr>
+                <w:sz w:val="18"/>
+                <w:szCs w:val="18"/>
               </w:rPr>
               <w:t>700.000.000</w:t>
             </w:r>
@@ -4974,14 +7228,14 @@
               <w:spacing w:line="276" w:lineRule="auto"/>
               <w:jc w:val="both"/>
               <w:rPr>
-                <w:sz w:val="22"/>
-                <w:szCs w:val="22"/>
-              </w:rPr>
-            </w:pPr>
-            <w:r>
-              <w:rPr>
-                <w:sz w:val="22"/>
-                <w:szCs w:val="22"/>
+                <w:sz w:val="18"/>
+                <w:szCs w:val="18"/>
+              </w:rPr>
+            </w:pPr>
+            <w:r>
+              <w:rPr>
+                <w:sz w:val="18"/>
+                <w:szCs w:val="18"/>
               </w:rPr>
               <w:t>Modal</w:t>
             </w:r>
@@ -5004,14 +7258,14 @@
               <w:spacing w:line="276" w:lineRule="auto"/>
               <w:jc w:val="right"/>
               <w:rPr>
-                <w:sz w:val="22"/>
-                <w:szCs w:val="22"/>
-              </w:rPr>
-            </w:pPr>
-            <w:r>
-              <w:rPr>
-                <w:sz w:val="22"/>
-                <w:szCs w:val="22"/>
+                <w:sz w:val="18"/>
+                <w:szCs w:val="18"/>
+              </w:rPr>
+            </w:pPr>
+            <w:r>
+              <w:rPr>
+                <w:sz w:val="18"/>
+                <w:szCs w:val="18"/>
               </w:rPr>
               <w:t>1.600.000.000</w:t>
             </w:r>
@@ -5039,14 +7293,14 @@
               <w:spacing w:line="276" w:lineRule="auto"/>
               <w:jc w:val="both"/>
               <w:rPr>
-                <w:sz w:val="22"/>
-                <w:szCs w:val="22"/>
-              </w:rPr>
-            </w:pPr>
-            <w:r>
-              <w:rPr>
-                <w:sz w:val="22"/>
-                <w:szCs w:val="22"/>
+                <w:sz w:val="18"/>
+                <w:szCs w:val="18"/>
+              </w:rPr>
+            </w:pPr>
+            <w:r>
+              <w:rPr>
+                <w:sz w:val="18"/>
+                <w:szCs w:val="18"/>
               </w:rPr>
               <w:t>Treasury stock</w:t>
             </w:r>
@@ -5069,14 +7323,14 @@
               <w:spacing w:line="276" w:lineRule="auto"/>
               <w:jc w:val="right"/>
               <w:rPr>
-                <w:sz w:val="22"/>
-                <w:szCs w:val="22"/>
-              </w:rPr>
-            </w:pPr>
-            <w:r>
-              <w:rPr>
-                <w:sz w:val="22"/>
-                <w:szCs w:val="22"/>
+                <w:sz w:val="18"/>
+                <w:szCs w:val="18"/>
+              </w:rPr>
+            </w:pPr>
+            <w:r>
+              <w:rPr>
+                <w:sz w:val="18"/>
+                <w:szCs w:val="18"/>
               </w:rPr>
               <w:t>(200.000.000)</w:t>
             </w:r>
@@ -5104,17 +7358,26 @@
               <w:spacing w:line="276" w:lineRule="auto"/>
               <w:jc w:val="both"/>
               <w:rPr>
-                <w:sz w:val="22"/>
-                <w:szCs w:val="22"/>
-              </w:rPr>
-            </w:pPr>
-            <w:r>
-              <w:rPr>
-                <w:sz w:val="22"/>
-                <w:szCs w:val="22"/>
-              </w:rPr>
-              <w:t>Saldo laba</w:t>
-            </w:r>
+                <w:sz w:val="18"/>
+                <w:szCs w:val="18"/>
+              </w:rPr>
+            </w:pPr>
+            <w:r>
+              <w:rPr>
+                <w:sz w:val="18"/>
+                <w:szCs w:val="18"/>
+              </w:rPr>
+              <w:t xml:space="preserve">Saldo </w:t>
+            </w:r>
+            <w:proofErr w:type="spellStart"/>
+            <w:r>
+              <w:rPr>
+                <w:sz w:val="18"/>
+                <w:szCs w:val="18"/>
+              </w:rPr>
+              <w:t>laba</w:t>
+            </w:r>
+            <w:proofErr w:type="spellEnd"/>
           </w:p>
         </w:tc>
         <w:tc>
@@ -5134,14 +7397,14 @@
               <w:spacing w:line="276" w:lineRule="auto"/>
               <w:jc w:val="right"/>
               <w:rPr>
-                <w:sz w:val="22"/>
-                <w:szCs w:val="22"/>
-              </w:rPr>
-            </w:pPr>
-            <w:r>
-              <w:rPr>
-                <w:sz w:val="22"/>
-                <w:szCs w:val="22"/>
+                <w:sz w:val="18"/>
+                <w:szCs w:val="18"/>
+              </w:rPr>
+            </w:pPr>
+            <w:r>
+              <w:rPr>
+                <w:sz w:val="18"/>
+                <w:szCs w:val="18"/>
               </w:rPr>
               <w:t>400.000.000</w:t>
             </w:r>
@@ -5169,16 +7432,16 @@
               <w:spacing w:line="276" w:lineRule="auto"/>
               <w:jc w:val="both"/>
               <w:rPr>
-                <w:sz w:val="22"/>
-                <w:szCs w:val="22"/>
+                <w:sz w:val="18"/>
+                <w:szCs w:val="18"/>
               </w:rPr>
             </w:pPr>
             <w:r>
               <w:rPr>
                 <w:b/>
                 <w:bCs/>
-                <w:sz w:val="22"/>
-                <w:szCs w:val="22"/>
+                <w:sz w:val="18"/>
+                <w:szCs w:val="18"/>
               </w:rPr>
               <w:t>Total</w:t>
             </w:r>
@@ -5201,14 +7464,14 @@
               <w:spacing w:line="276" w:lineRule="auto"/>
               <w:jc w:val="right"/>
               <w:rPr>
-                <w:sz w:val="22"/>
-                <w:szCs w:val="22"/>
-              </w:rPr>
-            </w:pPr>
-            <w:r>
-              <w:rPr>
-                <w:sz w:val="22"/>
-                <w:szCs w:val="22"/>
+                <w:sz w:val="18"/>
+                <w:szCs w:val="18"/>
+              </w:rPr>
+            </w:pPr>
+            <w:r>
+              <w:rPr>
+                <w:sz w:val="18"/>
+                <w:szCs w:val="18"/>
               </w:rPr>
               <w:t>3.000.000.000</w:t>
             </w:r>
@@ -5269,7 +7532,71 @@
           <w:sz w:val="22"/>
           <w:szCs w:val="22"/>
         </w:rPr>
-        <w:t xml:space="preserve">Goodwill tidak mengalami penurunan nilai (no impairment) </w:t>
+        <w:t xml:space="preserve">Goodwill </w:t>
+      </w:r>
+      <w:proofErr w:type="spellStart"/>
+      <w:r>
+        <w:rPr>
+          <w:sz w:val="22"/>
+          <w:szCs w:val="22"/>
+        </w:rPr>
+        <w:t>tidak</w:t>
+      </w:r>
+      <w:proofErr w:type="spellEnd"/>
+      <w:r>
+        <w:rPr>
+          <w:sz w:val="22"/>
+          <w:szCs w:val="22"/>
+        </w:rPr>
+        <w:t xml:space="preserve"> </w:t>
+      </w:r>
+      <w:proofErr w:type="spellStart"/>
+      <w:r>
+        <w:rPr>
+          <w:sz w:val="22"/>
+          <w:szCs w:val="22"/>
+        </w:rPr>
+        <w:t>mengalami</w:t>
+      </w:r>
+      <w:proofErr w:type="spellEnd"/>
+      <w:r>
+        <w:rPr>
+          <w:sz w:val="22"/>
+          <w:szCs w:val="22"/>
+        </w:rPr>
+        <w:t xml:space="preserve"> </w:t>
+      </w:r>
+      <w:proofErr w:type="spellStart"/>
+      <w:r>
+        <w:rPr>
+          <w:sz w:val="22"/>
+          <w:szCs w:val="22"/>
+        </w:rPr>
+        <w:t>penurunan</w:t>
+      </w:r>
+      <w:proofErr w:type="spellEnd"/>
+      <w:r>
+        <w:rPr>
+          <w:sz w:val="22"/>
+          <w:szCs w:val="22"/>
+        </w:rPr>
+        <w:t xml:space="preserve"> </w:t>
+      </w:r>
+      <w:proofErr w:type="spellStart"/>
+      <w:r>
+        <w:rPr>
+          <w:sz w:val="22"/>
+          <w:szCs w:val="22"/>
+        </w:rPr>
+        <w:t>nilai</w:t>
+      </w:r>
+      <w:proofErr w:type="spellEnd"/>
+      <w:r>
+        <w:rPr>
+          <w:sz w:val="22"/>
+          <w:szCs w:val="22"/>
+        </w:rPr>
+        <w:t xml:space="preserve"> (no impairment) </w:t>
       </w:r>
     </w:p>
     <w:p>
@@ -5294,7 +7621,39 @@
           <w:sz w:val="22"/>
           <w:szCs w:val="22"/>
         </w:rPr>
-        <w:t xml:space="preserve">KNP diukur menggunakan </w:t>
+        <w:t xml:space="preserve">KNP </w:t>
+      </w:r>
+      <w:proofErr w:type="spellStart"/>
+      <w:r>
+        <w:rPr>
+          <w:sz w:val="22"/>
+          <w:szCs w:val="22"/>
+        </w:rPr>
+        <w:t>diukur</w:t>
+      </w:r>
+      <w:proofErr w:type="spellEnd"/>
+      <w:r>
+        <w:rPr>
+          <w:sz w:val="22"/>
+          <w:szCs w:val="22"/>
+        </w:rPr>
+        <w:t xml:space="preserve"> </w:t>
+      </w:r>
+      <w:proofErr w:type="spellStart"/>
+      <w:r>
+        <w:rPr>
+          <w:sz w:val="22"/>
+          <w:szCs w:val="22"/>
+        </w:rPr>
+        <w:t>menggunakan</w:t>
+      </w:r>
+      <w:proofErr w:type="spellEnd"/>
+      <w:r>
+        <w:rPr>
+          <w:sz w:val="22"/>
+          <w:szCs w:val="22"/>
+        </w:rPr>
+        <w:t xml:space="preserve"> </w:t>
       </w:r>
       <w:r>
         <w:rPr>
@@ -5335,7 +7694,23 @@
           <w:sz w:val="22"/>
           <w:szCs w:val="22"/>
         </w:rPr>
-        <w:t xml:space="preserve">Pajak diabaikan </w:t>
+        <w:t xml:space="preserve">Pajak </w:t>
+      </w:r>
+      <w:proofErr w:type="spellStart"/>
+      <w:r>
+        <w:rPr>
+          <w:sz w:val="22"/>
+          <w:szCs w:val="22"/>
+        </w:rPr>
+        <w:t>diabaikan</w:t>
+      </w:r>
+      <w:proofErr w:type="spellEnd"/>
+      <w:r>
+        <w:rPr>
+          <w:sz w:val="22"/>
+          <w:szCs w:val="22"/>
+        </w:rPr>
+        <w:t xml:space="preserve"> </w:t>
       </w:r>
     </w:p>
     <w:p>
@@ -5355,13 +7730,127 @@
           <w:szCs w:val="22"/>
         </w:rPr>
       </w:pPr>
-      <w:r>
-        <w:rPr>
-          <w:sz w:val="22"/>
-          <w:szCs w:val="22"/>
-        </w:rPr>
-        <w:t>Seluruh selisih nilai wajar diamortisasi sesuai umur manfaat</w:t>
-      </w:r>
+      <w:proofErr w:type="spellStart"/>
+      <w:r>
+        <w:rPr>
+          <w:sz w:val="22"/>
+          <w:szCs w:val="22"/>
+        </w:rPr>
+        <w:t>Seluruh</w:t>
+      </w:r>
+      <w:proofErr w:type="spellEnd"/>
+      <w:r>
+        <w:rPr>
+          <w:sz w:val="22"/>
+          <w:szCs w:val="22"/>
+        </w:rPr>
+        <w:t xml:space="preserve"> </w:t>
+      </w:r>
+      <w:proofErr w:type="spellStart"/>
+      <w:r>
+        <w:rPr>
+          <w:sz w:val="22"/>
+          <w:szCs w:val="22"/>
+        </w:rPr>
+        <w:t>selisih</w:t>
+      </w:r>
+      <w:proofErr w:type="spellEnd"/>
+      <w:r>
+        <w:rPr>
+          <w:sz w:val="22"/>
+          <w:szCs w:val="22"/>
+        </w:rPr>
+        <w:t xml:space="preserve"> </w:t>
+      </w:r>
+      <w:proofErr w:type="spellStart"/>
+      <w:r>
+        <w:rPr>
+          <w:sz w:val="22"/>
+          <w:szCs w:val="22"/>
+        </w:rPr>
+        <w:t>nilai</w:t>
+      </w:r>
+      <w:proofErr w:type="spellEnd"/>
+      <w:r>
+        <w:rPr>
+          <w:sz w:val="22"/>
+          <w:szCs w:val="22"/>
+        </w:rPr>
+        <w:t xml:space="preserve"> </w:t>
+      </w:r>
+      <w:proofErr w:type="spellStart"/>
+      <w:r>
+        <w:rPr>
+          <w:sz w:val="22"/>
+          <w:szCs w:val="22"/>
+        </w:rPr>
+        <w:t>wajar</w:t>
+      </w:r>
+      <w:proofErr w:type="spellEnd"/>
+      <w:r>
+        <w:rPr>
+          <w:sz w:val="22"/>
+          <w:szCs w:val="22"/>
+        </w:rPr>
+        <w:t xml:space="preserve"> </w:t>
+      </w:r>
+      <w:proofErr w:type="spellStart"/>
+      <w:r>
+        <w:rPr>
+          <w:sz w:val="22"/>
+          <w:szCs w:val="22"/>
+        </w:rPr>
+        <w:t>diamortisasi</w:t>
+      </w:r>
+      <w:proofErr w:type="spellEnd"/>
+      <w:r>
+        <w:rPr>
+          <w:sz w:val="22"/>
+          <w:szCs w:val="22"/>
+        </w:rPr>
+        <w:t xml:space="preserve"> </w:t>
+      </w:r>
+      <w:proofErr w:type="spellStart"/>
+      <w:r>
+        <w:rPr>
+          <w:sz w:val="22"/>
+          <w:szCs w:val="22"/>
+        </w:rPr>
+        <w:t>sesuai</w:t>
+      </w:r>
+      <w:proofErr w:type="spellEnd"/>
+      <w:r>
+        <w:rPr>
+          <w:sz w:val="22"/>
+          <w:szCs w:val="22"/>
+        </w:rPr>
+        <w:t xml:space="preserve"> </w:t>
+      </w:r>
+      <w:proofErr w:type="spellStart"/>
+      <w:r>
+        <w:rPr>
+          <w:sz w:val="22"/>
+          <w:szCs w:val="22"/>
+        </w:rPr>
+        <w:t>umur</w:t>
+      </w:r>
+      <w:proofErr w:type="spellEnd"/>
+      <w:r>
+        <w:rPr>
+          <w:sz w:val="22"/>
+          <w:szCs w:val="22"/>
+        </w:rPr>
+        <w:t xml:space="preserve"> </w:t>
+      </w:r>
+      <w:proofErr w:type="spellStart"/>
+      <w:r>
+        <w:rPr>
+          <w:sz w:val="22"/>
+          <w:szCs w:val="22"/>
+        </w:rPr>
+        <w:t>manfaat</w:t>
+      </w:r>
+      <w:proofErr w:type="spellEnd"/>
     </w:p>
     <w:p>
       <w:pPr>
@@ -5384,12 +7873,21 @@
           <w:szCs w:val="22"/>
         </w:rPr>
       </w:pPr>
-      <w:r>
-        <w:rPr>
-          <w:sz w:val="22"/>
-          <w:szCs w:val="22"/>
-        </w:rPr>
-        <w:t>Diminta:</w:t>
+      <w:proofErr w:type="spellStart"/>
+      <w:r>
+        <w:rPr>
+          <w:sz w:val="22"/>
+          <w:szCs w:val="22"/>
+        </w:rPr>
+        <w:t>Diminta</w:t>
+      </w:r>
+      <w:proofErr w:type="spellEnd"/>
+      <w:r>
+        <w:rPr>
+          <w:sz w:val="22"/>
+          <w:szCs w:val="22"/>
+        </w:rPr>
+        <w:t>:</w:t>
       </w:r>
     </w:p>
     <w:p>
@@ -5409,6 +7907,7 @@
           <w:szCs w:val="22"/>
         </w:rPr>
       </w:pPr>
+      <w:proofErr w:type="spellStart"/>
       <w:r>
         <w:rPr>
           <w:b/>
@@ -5416,8 +7915,29 @@
           <w:sz w:val="22"/>
           <w:szCs w:val="22"/>
         </w:rPr>
-        <w:t>Analisis Akuisisi</w:t>
-      </w:r>
+        <w:t>Analisis</w:t>
+      </w:r>
+      <w:proofErr w:type="spellEnd"/>
+      <w:r>
+        <w:rPr>
+          <w:b/>
+          <w:bCs/>
+          <w:sz w:val="22"/>
+          <w:szCs w:val="22"/>
+        </w:rPr>
+        <w:t xml:space="preserve"> </w:t>
+      </w:r>
+      <w:proofErr w:type="spellStart"/>
+      <w:r>
+        <w:rPr>
+          <w:b/>
+          <w:bCs/>
+          <w:sz w:val="22"/>
+          <w:szCs w:val="22"/>
+        </w:rPr>
+        <w:t>Akuisisi</w:t>
+      </w:r>
+      <w:proofErr w:type="spellEnd"/>
     </w:p>
     <w:p>
       <w:pPr>
@@ -5429,12 +7949,21 @@
           <w:szCs w:val="22"/>
         </w:rPr>
       </w:pPr>
-      <w:r>
-        <w:rPr>
-          <w:sz w:val="22"/>
-          <w:szCs w:val="22"/>
-        </w:rPr>
-        <w:t>Hitung:</w:t>
+      <w:proofErr w:type="spellStart"/>
+      <w:r>
+        <w:rPr>
+          <w:sz w:val="22"/>
+          <w:szCs w:val="22"/>
+        </w:rPr>
+        <w:t>Hitung</w:t>
+      </w:r>
+      <w:proofErr w:type="spellEnd"/>
+      <w:r>
+        <w:rPr>
+          <w:sz w:val="22"/>
+          <w:szCs w:val="22"/>
+        </w:rPr>
+        <w:t>:</w:t>
       </w:r>
     </w:p>
     <w:p>
@@ -5459,7 +7988,23 @@
           <w:sz w:val="22"/>
           <w:szCs w:val="22"/>
         </w:rPr>
-        <w:t xml:space="preserve">Gain remeasurement investasi lama </w:t>
+        <w:t xml:space="preserve">Gain remeasurement </w:t>
+      </w:r>
+      <w:proofErr w:type="spellStart"/>
+      <w:r>
+        <w:rPr>
+          <w:sz w:val="22"/>
+          <w:szCs w:val="22"/>
+        </w:rPr>
+        <w:t>investasi</w:t>
+      </w:r>
+      <w:proofErr w:type="spellEnd"/>
+      <w:r>
+        <w:rPr>
+          <w:sz w:val="22"/>
+          <w:szCs w:val="22"/>
+        </w:rPr>
+        <w:t xml:space="preserve"> lama </w:t>
       </w:r>
     </w:p>
     <w:p>
@@ -5509,7 +8054,39 @@
           <w:sz w:val="22"/>
           <w:szCs w:val="22"/>
         </w:rPr>
-        <w:t xml:space="preserve">Nilai Kepentingan Nonpengendali (KNP) </w:t>
+        <w:t xml:space="preserve">Nilai </w:t>
+      </w:r>
+      <w:proofErr w:type="spellStart"/>
+      <w:r>
+        <w:rPr>
+          <w:sz w:val="22"/>
+          <w:szCs w:val="22"/>
+        </w:rPr>
+        <w:t>Kepentingan</w:t>
+      </w:r>
+      <w:proofErr w:type="spellEnd"/>
+      <w:r>
+        <w:rPr>
+          <w:sz w:val="22"/>
+          <w:szCs w:val="22"/>
+        </w:rPr>
+        <w:t xml:space="preserve"> </w:t>
+      </w:r>
+      <w:proofErr w:type="spellStart"/>
+      <w:r>
+        <w:rPr>
+          <w:sz w:val="22"/>
+          <w:szCs w:val="22"/>
+        </w:rPr>
+        <w:t>Nonpengendali</w:t>
+      </w:r>
+      <w:proofErr w:type="spellEnd"/>
+      <w:r>
+        <w:rPr>
+          <w:sz w:val="22"/>
+          <w:szCs w:val="22"/>
+        </w:rPr>
+        <w:t xml:space="preserve"> (KNP) </w:t>
       </w:r>
     </w:p>
     <w:p>
@@ -5529,6 +8106,7 @@
           <w:szCs w:val="22"/>
         </w:rPr>
       </w:pPr>
+      <w:proofErr w:type="spellStart"/>
       <w:r>
         <w:rPr>
           <w:b/>
@@ -5536,8 +8114,29 @@
           <w:sz w:val="22"/>
           <w:szCs w:val="22"/>
         </w:rPr>
-        <w:t>Penyesuaian Nilai Wajar</w:t>
-      </w:r>
+        <w:t>Penyesuaian</w:t>
+      </w:r>
+      <w:proofErr w:type="spellEnd"/>
+      <w:r>
+        <w:rPr>
+          <w:b/>
+          <w:bCs/>
+          <w:sz w:val="22"/>
+          <w:szCs w:val="22"/>
+        </w:rPr>
+        <w:t xml:space="preserve"> Nilai </w:t>
+      </w:r>
+      <w:proofErr w:type="spellStart"/>
+      <w:r>
+        <w:rPr>
+          <w:b/>
+          <w:bCs/>
+          <w:sz w:val="22"/>
+          <w:szCs w:val="22"/>
+        </w:rPr>
+        <w:t>Wajar</w:t>
+      </w:r>
+      <w:proofErr w:type="spellEnd"/>
     </w:p>
     <w:p>
       <w:pPr>
@@ -5549,12 +8148,21 @@
           <w:szCs w:val="22"/>
         </w:rPr>
       </w:pPr>
-      <w:r>
-        <w:rPr>
-          <w:sz w:val="22"/>
-          <w:szCs w:val="22"/>
-        </w:rPr>
-        <w:t>Hitung:</w:t>
+      <w:proofErr w:type="spellStart"/>
+      <w:r>
+        <w:rPr>
+          <w:sz w:val="22"/>
+          <w:szCs w:val="22"/>
+        </w:rPr>
+        <w:t>Hitung</w:t>
+      </w:r>
+      <w:proofErr w:type="spellEnd"/>
+      <w:r>
+        <w:rPr>
+          <w:sz w:val="22"/>
+          <w:szCs w:val="22"/>
+        </w:rPr>
+        <w:t>:</w:t>
       </w:r>
     </w:p>
     <w:p>
@@ -5574,12 +8182,101 @@
           <w:szCs w:val="22"/>
         </w:rPr>
       </w:pPr>
-      <w:r>
-        <w:rPr>
-          <w:sz w:val="22"/>
-          <w:szCs w:val="22"/>
-        </w:rPr>
-        <w:t xml:space="preserve">Amortisasi selisih nilai wajar aset tetap </w:t>
+      <w:proofErr w:type="spellStart"/>
+      <w:r>
+        <w:rPr>
+          <w:sz w:val="22"/>
+          <w:szCs w:val="22"/>
+        </w:rPr>
+        <w:t>Amortisasi</w:t>
+      </w:r>
+      <w:proofErr w:type="spellEnd"/>
+      <w:r>
+        <w:rPr>
+          <w:sz w:val="22"/>
+          <w:szCs w:val="22"/>
+        </w:rPr>
+        <w:t xml:space="preserve"> </w:t>
+      </w:r>
+      <w:proofErr w:type="spellStart"/>
+      <w:r>
+        <w:rPr>
+          <w:sz w:val="22"/>
+          <w:szCs w:val="22"/>
+        </w:rPr>
+        <w:t>selisih</w:t>
+      </w:r>
+      <w:proofErr w:type="spellEnd"/>
+      <w:r>
+        <w:rPr>
+          <w:sz w:val="22"/>
+          <w:szCs w:val="22"/>
+        </w:rPr>
+        <w:t xml:space="preserve"> </w:t>
+      </w:r>
+      <w:proofErr w:type="spellStart"/>
+      <w:r>
+        <w:rPr>
+          <w:sz w:val="22"/>
+          <w:szCs w:val="22"/>
+        </w:rPr>
+        <w:t>nilai</w:t>
+      </w:r>
+      <w:proofErr w:type="spellEnd"/>
+      <w:r>
+        <w:rPr>
+          <w:sz w:val="22"/>
+          <w:szCs w:val="22"/>
+        </w:rPr>
+        <w:t xml:space="preserve"> </w:t>
+      </w:r>
+      <w:proofErr w:type="spellStart"/>
+      <w:r>
+        <w:rPr>
+          <w:sz w:val="22"/>
+          <w:szCs w:val="22"/>
+        </w:rPr>
+        <w:t>wajar</w:t>
+      </w:r>
+      <w:proofErr w:type="spellEnd"/>
+      <w:r>
+        <w:rPr>
+          <w:sz w:val="22"/>
+          <w:szCs w:val="22"/>
+        </w:rPr>
+        <w:t xml:space="preserve"> </w:t>
+      </w:r>
+      <w:proofErr w:type="spellStart"/>
+      <w:r>
+        <w:rPr>
+          <w:sz w:val="22"/>
+          <w:szCs w:val="22"/>
+        </w:rPr>
+        <w:t>aset</w:t>
+      </w:r>
+      <w:proofErr w:type="spellEnd"/>
+      <w:r>
+        <w:rPr>
+          <w:sz w:val="22"/>
+          <w:szCs w:val="22"/>
+        </w:rPr>
+        <w:t xml:space="preserve"> </w:t>
+      </w:r>
+      <w:proofErr w:type="spellStart"/>
+      <w:r>
+        <w:rPr>
+          <w:sz w:val="22"/>
+          <w:szCs w:val="22"/>
+        </w:rPr>
+        <w:t>tetap</w:t>
+      </w:r>
+      <w:proofErr w:type="spellEnd"/>
+      <w:r>
+        <w:rPr>
+          <w:sz w:val="22"/>
+          <w:szCs w:val="22"/>
+        </w:rPr>
+        <w:t xml:space="preserve"> </w:t>
       </w:r>
     </w:p>
     <w:p>
@@ -5599,12 +8296,69 @@
           <w:szCs w:val="22"/>
         </w:rPr>
       </w:pPr>
-      <w:r>
-        <w:rPr>
-          <w:sz w:val="22"/>
-          <w:szCs w:val="22"/>
-        </w:rPr>
-        <w:t xml:space="preserve">Dampaknya terhadap laba konsolidasi </w:t>
+      <w:proofErr w:type="spellStart"/>
+      <w:r>
+        <w:rPr>
+          <w:sz w:val="22"/>
+          <w:szCs w:val="22"/>
+        </w:rPr>
+        <w:t>Dampaknya</w:t>
+      </w:r>
+      <w:proofErr w:type="spellEnd"/>
+      <w:r>
+        <w:rPr>
+          <w:sz w:val="22"/>
+          <w:szCs w:val="22"/>
+        </w:rPr>
+        <w:t xml:space="preserve"> </w:t>
+      </w:r>
+      <w:proofErr w:type="spellStart"/>
+      <w:r>
+        <w:rPr>
+          <w:sz w:val="22"/>
+          <w:szCs w:val="22"/>
+        </w:rPr>
+        <w:t>terhadap</w:t>
+      </w:r>
+      <w:proofErr w:type="spellEnd"/>
+      <w:r>
+        <w:rPr>
+          <w:sz w:val="22"/>
+          <w:szCs w:val="22"/>
+        </w:rPr>
+        <w:t xml:space="preserve"> </w:t>
+      </w:r>
+      <w:proofErr w:type="spellStart"/>
+      <w:r>
+        <w:rPr>
+          <w:sz w:val="22"/>
+          <w:szCs w:val="22"/>
+        </w:rPr>
+        <w:t>laba</w:t>
+      </w:r>
+      <w:proofErr w:type="spellEnd"/>
+      <w:r>
+        <w:rPr>
+          <w:sz w:val="22"/>
+          <w:szCs w:val="22"/>
+        </w:rPr>
+        <w:t xml:space="preserve"> </w:t>
+      </w:r>
+      <w:proofErr w:type="spellStart"/>
+      <w:r>
+        <w:rPr>
+          <w:sz w:val="22"/>
+          <w:szCs w:val="22"/>
+        </w:rPr>
+        <w:t>konsolidasi</w:t>
+      </w:r>
+      <w:proofErr w:type="spellEnd"/>
+      <w:r>
+        <w:rPr>
+          <w:sz w:val="22"/>
+          <w:szCs w:val="22"/>
+        </w:rPr>
+        <w:t xml:space="preserve"> </w:t>
       </w:r>
     </w:p>
     <w:p>
@@ -5624,6 +8378,7 @@
           <w:szCs w:val="22"/>
         </w:rPr>
       </w:pPr>
+      <w:proofErr w:type="spellStart"/>
       <w:r>
         <w:rPr>
           <w:b/>
@@ -5631,7 +8386,17 @@
           <w:sz w:val="22"/>
           <w:szCs w:val="22"/>
         </w:rPr>
-        <w:t>Obligasi Intra-Group</w:t>
+        <w:t>Obligasi</w:t>
+      </w:r>
+      <w:proofErr w:type="spellEnd"/>
+      <w:r>
+        <w:rPr>
+          <w:b/>
+          <w:bCs/>
+          <w:sz w:val="22"/>
+          <w:szCs w:val="22"/>
+        </w:rPr>
+        <w:t xml:space="preserve"> Intra-Group</w:t>
       </w:r>
     </w:p>
     <w:p>
@@ -5644,12 +8409,37 @@
           <w:szCs w:val="22"/>
         </w:rPr>
       </w:pPr>
-      <w:r>
-        <w:rPr>
-          <w:sz w:val="22"/>
-          <w:szCs w:val="22"/>
-        </w:rPr>
-        <w:t>Hitung dan buat:</w:t>
+      <w:proofErr w:type="spellStart"/>
+      <w:r>
+        <w:rPr>
+          <w:sz w:val="22"/>
+          <w:szCs w:val="22"/>
+        </w:rPr>
+        <w:t>Hitung</w:t>
+      </w:r>
+      <w:proofErr w:type="spellEnd"/>
+      <w:r>
+        <w:rPr>
+          <w:sz w:val="22"/>
+          <w:szCs w:val="22"/>
+        </w:rPr>
+        <w:t xml:space="preserve"> dan </w:t>
+      </w:r>
+      <w:proofErr w:type="spellStart"/>
+      <w:r>
+        <w:rPr>
+          <w:sz w:val="22"/>
+          <w:szCs w:val="22"/>
+        </w:rPr>
+        <w:t>buat</w:t>
+      </w:r>
+      <w:proofErr w:type="spellEnd"/>
+      <w:r>
+        <w:rPr>
+          <w:sz w:val="22"/>
+          <w:szCs w:val="22"/>
+        </w:rPr>
+        <w:t>:</w:t>
       </w:r>
     </w:p>
     <w:p>
@@ -5669,12 +8459,37 @@
           <w:szCs w:val="22"/>
         </w:rPr>
       </w:pPr>
-      <w:r>
-        <w:rPr>
-          <w:sz w:val="22"/>
-          <w:szCs w:val="22"/>
-        </w:rPr>
-        <w:t xml:space="preserve">Eliminasi obligasi </w:t>
+      <w:proofErr w:type="spellStart"/>
+      <w:r>
+        <w:rPr>
+          <w:sz w:val="22"/>
+          <w:szCs w:val="22"/>
+        </w:rPr>
+        <w:t>Eliminasi</w:t>
+      </w:r>
+      <w:proofErr w:type="spellEnd"/>
+      <w:r>
+        <w:rPr>
+          <w:sz w:val="22"/>
+          <w:szCs w:val="22"/>
+        </w:rPr>
+        <w:t xml:space="preserve"> </w:t>
+      </w:r>
+      <w:proofErr w:type="spellStart"/>
+      <w:r>
+        <w:rPr>
+          <w:sz w:val="22"/>
+          <w:szCs w:val="22"/>
+        </w:rPr>
+        <w:t>obligasi</w:t>
+      </w:r>
+      <w:proofErr w:type="spellEnd"/>
+      <w:r>
+        <w:rPr>
+          <w:sz w:val="22"/>
+          <w:szCs w:val="22"/>
+        </w:rPr>
+        <w:t xml:space="preserve"> </w:t>
       </w:r>
     </w:p>
     <w:p>
@@ -5694,12 +8509,21 @@
           <w:szCs w:val="22"/>
         </w:rPr>
       </w:pPr>
-      <w:r>
-        <w:rPr>
-          <w:sz w:val="22"/>
-          <w:szCs w:val="22"/>
-        </w:rPr>
-        <w:t xml:space="preserve">Eliminasi bunga </w:t>
+      <w:proofErr w:type="spellStart"/>
+      <w:r>
+        <w:rPr>
+          <w:sz w:val="22"/>
+          <w:szCs w:val="22"/>
+        </w:rPr>
+        <w:t>Eliminasi</w:t>
+      </w:r>
+      <w:proofErr w:type="spellEnd"/>
+      <w:r>
+        <w:rPr>
+          <w:sz w:val="22"/>
+          <w:szCs w:val="22"/>
+        </w:rPr>
+        <w:t xml:space="preserve"> bunga </w:t>
       </w:r>
     </w:p>
     <w:p>
@@ -5719,13 +8543,47 @@
           <w:szCs w:val="22"/>
         </w:rPr>
       </w:pPr>
-      <w:r>
-        <w:rPr>
-          <w:sz w:val="22"/>
-          <w:szCs w:val="22"/>
-        </w:rPr>
-        <w:t>Amortisasi diskonto obligasi</w:t>
-      </w:r>
+      <w:proofErr w:type="spellStart"/>
+      <w:r>
+        <w:rPr>
+          <w:sz w:val="22"/>
+          <w:szCs w:val="22"/>
+        </w:rPr>
+        <w:t>Amortisasi</w:t>
+      </w:r>
+      <w:proofErr w:type="spellEnd"/>
+      <w:r>
+        <w:rPr>
+          <w:sz w:val="22"/>
+          <w:szCs w:val="22"/>
+        </w:rPr>
+        <w:t xml:space="preserve"> </w:t>
+      </w:r>
+      <w:proofErr w:type="spellStart"/>
+      <w:r>
+        <w:rPr>
+          <w:sz w:val="22"/>
+          <w:szCs w:val="22"/>
+        </w:rPr>
+        <w:t>diskonto</w:t>
+      </w:r>
+      <w:proofErr w:type="spellEnd"/>
+      <w:r>
+        <w:rPr>
+          <w:sz w:val="22"/>
+          <w:szCs w:val="22"/>
+        </w:rPr>
+        <w:t xml:space="preserve"> </w:t>
+      </w:r>
+      <w:proofErr w:type="spellStart"/>
+      <w:r>
+        <w:rPr>
+          <w:sz w:val="22"/>
+          <w:szCs w:val="22"/>
+        </w:rPr>
+        <w:t>obligasi</w:t>
+      </w:r>
+      <w:proofErr w:type="spellEnd"/>
     </w:p>
     <w:p>
       <w:pPr>
@@ -5761,7 +8619,6 @@
           <w:sz w:val="22"/>
           <w:szCs w:val="22"/>
         </w:rPr>
-        <w:lastRenderedPageBreak/>
         <w:t>Treasury Stock</w:t>
       </w:r>
     </w:p>
@@ -5775,12 +8632,53 @@
           <w:szCs w:val="22"/>
         </w:rPr>
       </w:pPr>
-      <w:r>
-        <w:rPr>
-          <w:sz w:val="22"/>
-          <w:szCs w:val="22"/>
-        </w:rPr>
-        <w:t>Analisis dampaknya terhadap:</w:t>
+      <w:proofErr w:type="spellStart"/>
+      <w:r>
+        <w:rPr>
+          <w:sz w:val="22"/>
+          <w:szCs w:val="22"/>
+        </w:rPr>
+        <w:t>Analisis</w:t>
+      </w:r>
+      <w:proofErr w:type="spellEnd"/>
+      <w:r>
+        <w:rPr>
+          <w:sz w:val="22"/>
+          <w:szCs w:val="22"/>
+        </w:rPr>
+        <w:t xml:space="preserve"> </w:t>
+      </w:r>
+      <w:proofErr w:type="spellStart"/>
+      <w:r>
+        <w:rPr>
+          <w:sz w:val="22"/>
+          <w:szCs w:val="22"/>
+        </w:rPr>
+        <w:t>dampaknya</w:t>
+      </w:r>
+      <w:proofErr w:type="spellEnd"/>
+      <w:r>
+        <w:rPr>
+          <w:sz w:val="22"/>
+          <w:szCs w:val="22"/>
+        </w:rPr>
+        <w:t xml:space="preserve"> </w:t>
+      </w:r>
+      <w:proofErr w:type="spellStart"/>
+      <w:r>
+        <w:rPr>
+          <w:sz w:val="22"/>
+          <w:szCs w:val="22"/>
+        </w:rPr>
+        <w:t>terhadap</w:t>
+      </w:r>
+      <w:proofErr w:type="spellEnd"/>
+      <w:r>
+        <w:rPr>
+          <w:sz w:val="22"/>
+          <w:szCs w:val="22"/>
+        </w:rPr>
+        <w:t>:</w:t>
       </w:r>
     </w:p>
     <w:p>
@@ -5796,12 +8694,37 @@
           <w:szCs w:val="22"/>
         </w:rPr>
       </w:pPr>
-      <w:r>
-        <w:rPr>
-          <w:sz w:val="22"/>
-          <w:szCs w:val="22"/>
-        </w:rPr>
-        <w:t xml:space="preserve">Ekuitas anak </w:t>
+      <w:proofErr w:type="spellStart"/>
+      <w:r>
+        <w:rPr>
+          <w:sz w:val="22"/>
+          <w:szCs w:val="22"/>
+        </w:rPr>
+        <w:t>Ekuitas</w:t>
+      </w:r>
+      <w:proofErr w:type="spellEnd"/>
+      <w:r>
+        <w:rPr>
+          <w:sz w:val="22"/>
+          <w:szCs w:val="22"/>
+        </w:rPr>
+        <w:t xml:space="preserve"> </w:t>
+      </w:r>
+      <w:proofErr w:type="spellStart"/>
+      <w:r>
+        <w:rPr>
+          <w:sz w:val="22"/>
+          <w:szCs w:val="22"/>
+        </w:rPr>
+        <w:t>anak</w:t>
+      </w:r>
+      <w:proofErr w:type="spellEnd"/>
+      <w:r>
+        <w:rPr>
+          <w:sz w:val="22"/>
+          <w:szCs w:val="22"/>
+        </w:rPr>
+        <w:t xml:space="preserve"> </w:t>
       </w:r>
     </w:p>
     <w:p>
@@ -5817,12 +8740,21 @@
           <w:szCs w:val="22"/>
         </w:rPr>
       </w:pPr>
-      <w:r>
-        <w:rPr>
-          <w:sz w:val="22"/>
-          <w:szCs w:val="22"/>
-        </w:rPr>
-        <w:t xml:space="preserve">Perhitungan goodwill </w:t>
+      <w:proofErr w:type="spellStart"/>
+      <w:r>
+        <w:rPr>
+          <w:sz w:val="22"/>
+          <w:szCs w:val="22"/>
+        </w:rPr>
+        <w:t>Perhitungan</w:t>
+      </w:r>
+      <w:proofErr w:type="spellEnd"/>
+      <w:r>
+        <w:rPr>
+          <w:sz w:val="22"/>
+          <w:szCs w:val="22"/>
+        </w:rPr>
+        <w:t xml:space="preserve"> goodwill </w:t>
       </w:r>
     </w:p>
     <w:p>
@@ -5838,12 +8770,37 @@
           <w:szCs w:val="22"/>
         </w:rPr>
       </w:pPr>
-      <w:r>
-        <w:rPr>
-          <w:sz w:val="22"/>
-          <w:szCs w:val="22"/>
-        </w:rPr>
-        <w:t xml:space="preserve">Kepentingan nonpengendali </w:t>
+      <w:proofErr w:type="spellStart"/>
+      <w:r>
+        <w:rPr>
+          <w:sz w:val="22"/>
+          <w:szCs w:val="22"/>
+        </w:rPr>
+        <w:t>Kepentingan</w:t>
+      </w:r>
+      <w:proofErr w:type="spellEnd"/>
+      <w:r>
+        <w:rPr>
+          <w:sz w:val="22"/>
+          <w:szCs w:val="22"/>
+        </w:rPr>
+        <w:t xml:space="preserve"> </w:t>
+      </w:r>
+      <w:proofErr w:type="spellStart"/>
+      <w:r>
+        <w:rPr>
+          <w:sz w:val="22"/>
+          <w:szCs w:val="22"/>
+        </w:rPr>
+        <w:t>nonpengendali</w:t>
+      </w:r>
+      <w:proofErr w:type="spellEnd"/>
+      <w:r>
+        <w:rPr>
+          <w:sz w:val="22"/>
+          <w:szCs w:val="22"/>
+        </w:rPr>
+        <w:t xml:space="preserve"> </w:t>
       </w:r>
     </w:p>
     <w:p>
@@ -5863,6 +8820,7 @@
           <w:szCs w:val="22"/>
         </w:rPr>
       </w:pPr>
+      <w:proofErr w:type="spellStart"/>
       <w:r>
         <w:rPr>
           <w:b/>
@@ -5870,7 +8828,37 @@
           <w:sz w:val="22"/>
           <w:szCs w:val="22"/>
         </w:rPr>
-        <w:t>Eliminasi Transaksi Intra-Group</w:t>
+        <w:t>Eliminasi</w:t>
+      </w:r>
+      <w:proofErr w:type="spellEnd"/>
+      <w:r>
+        <w:rPr>
+          <w:b/>
+          <w:bCs/>
+          <w:sz w:val="22"/>
+          <w:szCs w:val="22"/>
+        </w:rPr>
+        <w:t xml:space="preserve"> </w:t>
+      </w:r>
+      <w:proofErr w:type="spellStart"/>
+      <w:r>
+        <w:rPr>
+          <w:b/>
+          <w:bCs/>
+          <w:sz w:val="22"/>
+          <w:szCs w:val="22"/>
+        </w:rPr>
+        <w:t>Transaksi</w:t>
+      </w:r>
+      <w:proofErr w:type="spellEnd"/>
+      <w:r>
+        <w:rPr>
+          <w:b/>
+          <w:bCs/>
+          <w:sz w:val="22"/>
+          <w:szCs w:val="22"/>
+        </w:rPr>
+        <w:t xml:space="preserve"> Intra-Group</w:t>
       </w:r>
     </w:p>
     <w:p>
@@ -5883,12 +8871,21 @@
           <w:szCs w:val="22"/>
         </w:rPr>
       </w:pPr>
-      <w:r>
-        <w:rPr>
-          <w:sz w:val="22"/>
-          <w:szCs w:val="22"/>
-        </w:rPr>
-        <w:t>Hitung:</w:t>
+      <w:proofErr w:type="spellStart"/>
+      <w:r>
+        <w:rPr>
+          <w:sz w:val="22"/>
+          <w:szCs w:val="22"/>
+        </w:rPr>
+        <w:t>Hitung</w:t>
+      </w:r>
+      <w:proofErr w:type="spellEnd"/>
+      <w:r>
+        <w:rPr>
+          <w:sz w:val="22"/>
+          <w:szCs w:val="22"/>
+        </w:rPr>
+        <w:t>:</w:t>
       </w:r>
     </w:p>
     <w:p>
@@ -5925,12 +8922,69 @@
           <w:szCs w:val="22"/>
         </w:rPr>
       </w:pPr>
-      <w:r>
-        <w:rPr>
-          <w:sz w:val="22"/>
-          <w:szCs w:val="22"/>
-        </w:rPr>
-        <w:t xml:space="preserve">Dampaknya terhadap persediaan dan laba </w:t>
+      <w:proofErr w:type="spellStart"/>
+      <w:r>
+        <w:rPr>
+          <w:sz w:val="22"/>
+          <w:szCs w:val="22"/>
+        </w:rPr>
+        <w:t>Dampaknya</w:t>
+      </w:r>
+      <w:proofErr w:type="spellEnd"/>
+      <w:r>
+        <w:rPr>
+          <w:sz w:val="22"/>
+          <w:szCs w:val="22"/>
+        </w:rPr>
+        <w:t xml:space="preserve"> </w:t>
+      </w:r>
+      <w:proofErr w:type="spellStart"/>
+      <w:r>
+        <w:rPr>
+          <w:sz w:val="22"/>
+          <w:szCs w:val="22"/>
+        </w:rPr>
+        <w:t>terhadap</w:t>
+      </w:r>
+      <w:proofErr w:type="spellEnd"/>
+      <w:r>
+        <w:rPr>
+          <w:sz w:val="22"/>
+          <w:szCs w:val="22"/>
+        </w:rPr>
+        <w:t xml:space="preserve"> </w:t>
+      </w:r>
+      <w:proofErr w:type="spellStart"/>
+      <w:r>
+        <w:rPr>
+          <w:sz w:val="22"/>
+          <w:szCs w:val="22"/>
+        </w:rPr>
+        <w:t>persediaan</w:t>
+      </w:r>
+      <w:proofErr w:type="spellEnd"/>
+      <w:r>
+        <w:rPr>
+          <w:sz w:val="22"/>
+          <w:szCs w:val="22"/>
+        </w:rPr>
+        <w:t xml:space="preserve"> dan </w:t>
+      </w:r>
+      <w:proofErr w:type="spellStart"/>
+      <w:r>
+        <w:rPr>
+          <w:sz w:val="22"/>
+          <w:szCs w:val="22"/>
+        </w:rPr>
+        <w:t>laba</w:t>
+      </w:r>
+      <w:proofErr w:type="spellEnd"/>
+      <w:r>
+        <w:rPr>
+          <w:sz w:val="22"/>
+          <w:szCs w:val="22"/>
+        </w:rPr>
+        <w:t xml:space="preserve"> </w:t>
       </w:r>
     </w:p>
     <w:p>
@@ -5957,8 +9011,39 @@
           <w:sz w:val="22"/>
           <w:szCs w:val="22"/>
         </w:rPr>
-        <w:t>Jurnal Eliminasi Lengkap</w:t>
-      </w:r>
+        <w:t xml:space="preserve">Jurnal </w:t>
+      </w:r>
+      <w:proofErr w:type="spellStart"/>
+      <w:r>
+        <w:rPr>
+          <w:b/>
+          <w:bCs/>
+          <w:sz w:val="22"/>
+          <w:szCs w:val="22"/>
+        </w:rPr>
+        <w:t>Eliminasi</w:t>
+      </w:r>
+      <w:proofErr w:type="spellEnd"/>
+      <w:r>
+        <w:rPr>
+          <w:b/>
+          <w:bCs/>
+          <w:sz w:val="22"/>
+          <w:szCs w:val="22"/>
+        </w:rPr>
+        <w:t xml:space="preserve"> </w:t>
+      </w:r>
+      <w:proofErr w:type="spellStart"/>
+      <w:r>
+        <w:rPr>
+          <w:b/>
+          <w:bCs/>
+          <w:sz w:val="22"/>
+          <w:szCs w:val="22"/>
+        </w:rPr>
+        <w:t>Lengkap</w:t>
+      </w:r>
+      <w:proofErr w:type="spellEnd"/>
     </w:p>
     <w:p>
       <w:pPr>
@@ -5970,12 +9055,54 @@
           <w:szCs w:val="22"/>
         </w:rPr>
       </w:pPr>
-      <w:r>
-        <w:rPr>
-          <w:sz w:val="22"/>
-          <w:szCs w:val="22"/>
-        </w:rPr>
-        <w:t>Buat jurnal untuk:</w:t>
+      <w:proofErr w:type="spellStart"/>
+      <w:r>
+        <w:rPr>
+          <w:sz w:val="22"/>
+          <w:szCs w:val="22"/>
+        </w:rPr>
+        <w:lastRenderedPageBreak/>
+        <w:t>Buat</w:t>
+      </w:r>
+      <w:proofErr w:type="spellEnd"/>
+      <w:r>
+        <w:rPr>
+          <w:sz w:val="22"/>
+          <w:szCs w:val="22"/>
+        </w:rPr>
+        <w:t xml:space="preserve"> </w:t>
+      </w:r>
+      <w:proofErr w:type="spellStart"/>
+      <w:r>
+        <w:rPr>
+          <w:sz w:val="22"/>
+          <w:szCs w:val="22"/>
+        </w:rPr>
+        <w:t>jurnal</w:t>
+      </w:r>
+      <w:proofErr w:type="spellEnd"/>
+      <w:r>
+        <w:rPr>
+          <w:sz w:val="22"/>
+          <w:szCs w:val="22"/>
+        </w:rPr>
+        <w:t xml:space="preserve"> </w:t>
+      </w:r>
+      <w:proofErr w:type="spellStart"/>
+      <w:r>
+        <w:rPr>
+          <w:sz w:val="22"/>
+          <w:szCs w:val="22"/>
+        </w:rPr>
+        <w:t>untuk</w:t>
+      </w:r>
+      <w:proofErr w:type="spellEnd"/>
+      <w:r>
+        <w:rPr>
+          <w:sz w:val="22"/>
+          <w:szCs w:val="22"/>
+        </w:rPr>
+        <w:t>:</w:t>
       </w:r>
     </w:p>
     <w:p>
@@ -5991,6 +9118,7 @@
           <w:szCs w:val="22"/>
         </w:rPr>
       </w:pPr>
+      <w:proofErr w:type="spellStart"/>
       <w:r>
         <w:rPr>
           <w:sz w:val="22"/>
@@ -5998,6 +9126,7 @@
         </w:rPr>
         <w:t>Akuisisi</w:t>
       </w:r>
+      <w:proofErr w:type="spellEnd"/>
     </w:p>
     <w:p>
       <w:pPr>
@@ -6012,12 +9141,21 @@
           <w:szCs w:val="22"/>
         </w:rPr>
       </w:pPr>
-      <w:r>
-        <w:rPr>
-          <w:sz w:val="22"/>
-          <w:szCs w:val="22"/>
-        </w:rPr>
-        <w:t>Penjualan internal</w:t>
+      <w:proofErr w:type="spellStart"/>
+      <w:r>
+        <w:rPr>
+          <w:sz w:val="22"/>
+          <w:szCs w:val="22"/>
+        </w:rPr>
+        <w:t>Penjualan</w:t>
+      </w:r>
+      <w:proofErr w:type="spellEnd"/>
+      <w:r>
+        <w:rPr>
+          <w:sz w:val="22"/>
+          <w:szCs w:val="22"/>
+        </w:rPr>
+        <w:t xml:space="preserve"> internal</w:t>
       </w:r>
     </w:p>
     <w:p>
@@ -6054,12 +9192,21 @@
           <w:szCs w:val="22"/>
         </w:rPr>
       </w:pPr>
-      <w:r>
-        <w:rPr>
-          <w:sz w:val="22"/>
-          <w:szCs w:val="22"/>
-        </w:rPr>
-        <w:t xml:space="preserve">Obligasi </w:t>
+      <w:proofErr w:type="spellStart"/>
+      <w:r>
+        <w:rPr>
+          <w:sz w:val="22"/>
+          <w:szCs w:val="22"/>
+        </w:rPr>
+        <w:t>Obligasi</w:t>
+      </w:r>
+      <w:proofErr w:type="spellEnd"/>
+      <w:r>
+        <w:rPr>
+          <w:sz w:val="22"/>
+          <w:szCs w:val="22"/>
+        </w:rPr>
+        <w:t xml:space="preserve"> </w:t>
       </w:r>
     </w:p>
     <w:p>
@@ -6096,6 +9243,7 @@
           <w:szCs w:val="22"/>
         </w:rPr>
       </w:pPr>
+      <w:proofErr w:type="spellStart"/>
       <w:r>
         <w:rPr>
           <w:sz w:val="22"/>
@@ -6103,6 +9251,7 @@
         </w:rPr>
         <w:t>Dividen</w:t>
       </w:r>
+      <w:proofErr w:type="spellEnd"/>
     </w:p>
     <w:p>
       <w:pPr>
@@ -6117,13 +9266,47 @@
           <w:szCs w:val="22"/>
         </w:rPr>
       </w:pPr>
-      <w:r>
-        <w:rPr>
-          <w:sz w:val="22"/>
-          <w:szCs w:val="22"/>
-        </w:rPr>
-        <w:t>Penyesuaian nilai wajar</w:t>
-      </w:r>
+      <w:proofErr w:type="spellStart"/>
+      <w:r>
+        <w:rPr>
+          <w:sz w:val="22"/>
+          <w:szCs w:val="22"/>
+        </w:rPr>
+        <w:t>Penyesuaian</w:t>
+      </w:r>
+      <w:proofErr w:type="spellEnd"/>
+      <w:r>
+        <w:rPr>
+          <w:sz w:val="22"/>
+          <w:szCs w:val="22"/>
+        </w:rPr>
+        <w:t xml:space="preserve"> </w:t>
+      </w:r>
+      <w:proofErr w:type="spellStart"/>
+      <w:r>
+        <w:rPr>
+          <w:sz w:val="22"/>
+          <w:szCs w:val="22"/>
+        </w:rPr>
+        <w:t>nilai</w:t>
+      </w:r>
+      <w:proofErr w:type="spellEnd"/>
+      <w:r>
+        <w:rPr>
+          <w:sz w:val="22"/>
+          <w:szCs w:val="22"/>
+        </w:rPr>
+        <w:t xml:space="preserve"> </w:t>
+      </w:r>
+      <w:proofErr w:type="spellStart"/>
+      <w:r>
+        <w:rPr>
+          <w:sz w:val="22"/>
+          <w:szCs w:val="22"/>
+        </w:rPr>
+        <w:t>wajar</w:t>
+      </w:r>
+      <w:proofErr w:type="spellEnd"/>
     </w:p>
     <w:p>
       <w:pPr>
@@ -6162,12 +9345,21 @@
           <w:szCs w:val="22"/>
         </w:rPr>
       </w:pPr>
-      <w:r>
-        <w:rPr>
-          <w:sz w:val="22"/>
-          <w:szCs w:val="22"/>
-        </w:rPr>
-        <w:t>Susun:</w:t>
+      <w:proofErr w:type="spellStart"/>
+      <w:r>
+        <w:rPr>
+          <w:sz w:val="22"/>
+          <w:szCs w:val="22"/>
+        </w:rPr>
+        <w:t>Susun</w:t>
+      </w:r>
+      <w:proofErr w:type="spellEnd"/>
+      <w:r>
+        <w:rPr>
+          <w:sz w:val="22"/>
+          <w:szCs w:val="22"/>
+        </w:rPr>
+        <w:t>:</w:t>
       </w:r>
     </w:p>
     <w:p>
@@ -6189,8 +9381,59 @@
           <w:sz w:val="22"/>
           <w:szCs w:val="22"/>
         </w:rPr>
-        <w:t>A. Laporan Laba Rugi Konsolidasi</w:t>
-      </w:r>
+        <w:t xml:space="preserve">A. </w:t>
+      </w:r>
+      <w:proofErr w:type="spellStart"/>
+      <w:r>
+        <w:rPr>
+          <w:b/>
+          <w:bCs/>
+          <w:sz w:val="22"/>
+          <w:szCs w:val="22"/>
+        </w:rPr>
+        <w:t>Laporan</w:t>
+      </w:r>
+      <w:proofErr w:type="spellEnd"/>
+      <w:r>
+        <w:rPr>
+          <w:b/>
+          <w:bCs/>
+          <w:sz w:val="22"/>
+          <w:szCs w:val="22"/>
+        </w:rPr>
+        <w:t xml:space="preserve"> Laba </w:t>
+      </w:r>
+      <w:proofErr w:type="spellStart"/>
+      <w:r>
+        <w:rPr>
+          <w:b/>
+          <w:bCs/>
+          <w:sz w:val="22"/>
+          <w:szCs w:val="22"/>
+        </w:rPr>
+        <w:t>Rugi</w:t>
+      </w:r>
+      <w:proofErr w:type="spellEnd"/>
+      <w:r>
+        <w:rPr>
+          <w:b/>
+          <w:bCs/>
+          <w:sz w:val="22"/>
+          <w:szCs w:val="22"/>
+        </w:rPr>
+        <w:t xml:space="preserve"> </w:t>
+      </w:r>
+      <w:proofErr w:type="spellStart"/>
+      <w:r>
+        <w:rPr>
+          <w:b/>
+          <w:bCs/>
+          <w:sz w:val="22"/>
+          <w:szCs w:val="22"/>
+        </w:rPr>
+        <w:t>Konsolidasi</w:t>
+      </w:r>
+      <w:proofErr w:type="spellEnd"/>
     </w:p>
     <w:p>
       <w:pPr>
@@ -6205,12 +9448,53 @@
           <w:szCs w:val="22"/>
         </w:rPr>
       </w:pPr>
-      <w:r>
-        <w:rPr>
-          <w:sz w:val="22"/>
-          <w:szCs w:val="22"/>
-        </w:rPr>
-        <w:t xml:space="preserve">Setelah semua eliminasi </w:t>
+      <w:proofErr w:type="spellStart"/>
+      <w:r>
+        <w:rPr>
+          <w:sz w:val="22"/>
+          <w:szCs w:val="22"/>
+        </w:rPr>
+        <w:t>Setelah</w:t>
+      </w:r>
+      <w:proofErr w:type="spellEnd"/>
+      <w:r>
+        <w:rPr>
+          <w:sz w:val="22"/>
+          <w:szCs w:val="22"/>
+        </w:rPr>
+        <w:t xml:space="preserve"> </w:t>
+      </w:r>
+      <w:proofErr w:type="spellStart"/>
+      <w:r>
+        <w:rPr>
+          <w:sz w:val="22"/>
+          <w:szCs w:val="22"/>
+        </w:rPr>
+        <w:t>semua</w:t>
+      </w:r>
+      <w:proofErr w:type="spellEnd"/>
+      <w:r>
+        <w:rPr>
+          <w:sz w:val="22"/>
+          <w:szCs w:val="22"/>
+        </w:rPr>
+        <w:t xml:space="preserve"> </w:t>
+      </w:r>
+      <w:proofErr w:type="spellStart"/>
+      <w:r>
+        <w:rPr>
+          <w:sz w:val="22"/>
+          <w:szCs w:val="22"/>
+        </w:rPr>
+        <w:t>eliminasi</w:t>
+      </w:r>
+      <w:proofErr w:type="spellEnd"/>
+      <w:r>
+        <w:rPr>
+          <w:sz w:val="22"/>
+          <w:szCs w:val="22"/>
+        </w:rPr>
+        <w:t xml:space="preserve"> </w:t>
       </w:r>
     </w:p>
     <w:p>
@@ -6226,12 +9510,37 @@
           <w:szCs w:val="22"/>
         </w:rPr>
       </w:pPr>
-      <w:r>
-        <w:rPr>
-          <w:sz w:val="22"/>
-          <w:szCs w:val="22"/>
-        </w:rPr>
-        <w:t xml:space="preserve">Alokasi ke: </w:t>
+      <w:proofErr w:type="spellStart"/>
+      <w:r>
+        <w:rPr>
+          <w:sz w:val="22"/>
+          <w:szCs w:val="22"/>
+        </w:rPr>
+        <w:t>Alokasi</w:t>
+      </w:r>
+      <w:proofErr w:type="spellEnd"/>
+      <w:r>
+        <w:rPr>
+          <w:sz w:val="22"/>
+          <w:szCs w:val="22"/>
+        </w:rPr>
+        <w:t xml:space="preserve"> </w:t>
+      </w:r>
+      <w:proofErr w:type="spellStart"/>
+      <w:r>
+        <w:rPr>
+          <w:sz w:val="22"/>
+          <w:szCs w:val="22"/>
+        </w:rPr>
+        <w:t>ke</w:t>
+      </w:r>
+      <w:proofErr w:type="spellEnd"/>
+      <w:r>
+        <w:rPr>
+          <w:sz w:val="22"/>
+          <w:szCs w:val="22"/>
+        </w:rPr>
+        <w:t xml:space="preserve">: </w:t>
       </w:r>
     </w:p>
     <w:p>
@@ -6247,12 +9556,37 @@
           <w:szCs w:val="22"/>
         </w:rPr>
       </w:pPr>
-      <w:r>
-        <w:rPr>
-          <w:sz w:val="22"/>
-          <w:szCs w:val="22"/>
-        </w:rPr>
-        <w:t xml:space="preserve">Pemilik induk </w:t>
+      <w:proofErr w:type="spellStart"/>
+      <w:r>
+        <w:rPr>
+          <w:sz w:val="22"/>
+          <w:szCs w:val="22"/>
+        </w:rPr>
+        <w:t>Pemilik</w:t>
+      </w:r>
+      <w:proofErr w:type="spellEnd"/>
+      <w:r>
+        <w:rPr>
+          <w:sz w:val="22"/>
+          <w:szCs w:val="22"/>
+        </w:rPr>
+        <w:t xml:space="preserve"> </w:t>
+      </w:r>
+      <w:proofErr w:type="spellStart"/>
+      <w:r>
+        <w:rPr>
+          <w:sz w:val="22"/>
+          <w:szCs w:val="22"/>
+        </w:rPr>
+        <w:t>induk</w:t>
+      </w:r>
+      <w:proofErr w:type="spellEnd"/>
+      <w:r>
+        <w:rPr>
+          <w:sz w:val="22"/>
+          <w:szCs w:val="22"/>
+        </w:rPr>
+        <w:t xml:space="preserve"> </w:t>
       </w:r>
     </w:p>
     <w:p>
@@ -6295,8 +9629,59 @@
           <w:sz w:val="22"/>
           <w:szCs w:val="22"/>
         </w:rPr>
-        <w:t>B. Laporan Posisi Keuangan Konsolidasi</w:t>
-      </w:r>
+        <w:t xml:space="preserve">B. </w:t>
+      </w:r>
+      <w:proofErr w:type="spellStart"/>
+      <w:r>
+        <w:rPr>
+          <w:b/>
+          <w:bCs/>
+          <w:sz w:val="22"/>
+          <w:szCs w:val="22"/>
+        </w:rPr>
+        <w:t>Laporan</w:t>
+      </w:r>
+      <w:proofErr w:type="spellEnd"/>
+      <w:r>
+        <w:rPr>
+          <w:b/>
+          <w:bCs/>
+          <w:sz w:val="22"/>
+          <w:szCs w:val="22"/>
+        </w:rPr>
+        <w:t xml:space="preserve"> </w:t>
+      </w:r>
+      <w:proofErr w:type="spellStart"/>
+      <w:r>
+        <w:rPr>
+          <w:b/>
+          <w:bCs/>
+          <w:sz w:val="22"/>
+          <w:szCs w:val="22"/>
+        </w:rPr>
+        <w:t>Posisi</w:t>
+      </w:r>
+      <w:proofErr w:type="spellEnd"/>
+      <w:r>
+        <w:rPr>
+          <w:b/>
+          <w:bCs/>
+          <w:sz w:val="22"/>
+          <w:szCs w:val="22"/>
+        </w:rPr>
+        <w:t xml:space="preserve"> Keuangan </w:t>
+      </w:r>
+      <w:proofErr w:type="spellStart"/>
+      <w:r>
+        <w:rPr>
+          <w:b/>
+          <w:bCs/>
+          <w:sz w:val="22"/>
+          <w:szCs w:val="22"/>
+        </w:rPr>
+        <w:t>Konsolidasi</w:t>
+      </w:r>
+      <w:proofErr w:type="spellEnd"/>
     </w:p>
     <w:sectPr>
       <w:pgSz w:w="12240" w:h="15840"/>
@@ -6515,7 +9900,7 @@
   <w:abstractNum w:abstractNumId="2" w15:restartNumberingAfterBreak="0">
     <w:nsid w:val="13FF5009"/>
     <w:multiLevelType w:val="multilevel"/>
-    <w:tmpl w:val="53A68290"/>
+    <w:tmpl w:val="B080BA7C"/>
     <w:lvl w:ilvl="0">
       <w:start w:val="1"/>
       <w:numFmt w:val="bullet"/>
@@ -6529,7 +9914,8 @@
       </w:pPr>
       <w:rPr>
         <w:rFonts w:ascii="Symbol" w:hAnsi="Symbol" w:hint="default"/>
-        <w:sz w:val="20"/>
+        <w:sz w:val="16"/>
+        <w:szCs w:val="12"/>
       </w:rPr>
     </w:lvl>
     <w:lvl w:ilvl="1">

--- a/Matakuliah/03. Akuntansi Keuangan Lanjutan 2/02. UTS/AKL-2 VER 1.0.docx
+++ b/Matakuliah/03. Akuntansi Keuangan Lanjutan 2/02. UTS/AKL-2 VER 1.0.docx
@@ -1057,7 +1057,16 @@
                 <w:sz w:val="20"/>
                 <w:szCs w:val="20"/>
               </w:rPr>
-              <w:t>30 Mei 2025</w:t>
+              <w:t>30 Mei 202</w:t>
+            </w:r>
+            <w:r>
+              <w:rPr>
+                <w:rFonts w:ascii="Arial" w:hAnsi="Arial" w:cs="Arial"/>
+                <w:b/>
+                <w:sz w:val="20"/>
+                <w:szCs w:val="20"/>
+              </w:rPr>
+              <w:t>6</w:t>
             </w:r>
           </w:p>
         </w:tc>
@@ -1468,7 +1477,7 @@
           <w:noProof/>
         </w:rPr>
         <w:drawing>
-          <wp:anchor distT="0" distB="0" distL="114300" distR="114300" simplePos="0" relativeHeight="251660288" behindDoc="1" locked="0" layoutInCell="1" allowOverlap="1" wp14:anchorId="72A88F84" wp14:editId="00F8CD98">
+          <wp:anchor distT="0" distB="0" distL="114300" distR="114300" simplePos="0" relativeHeight="251660288" behindDoc="1" locked="0" layoutInCell="1" allowOverlap="1" wp14:anchorId="72A88F84" wp14:editId="568D7B9D">
             <wp:simplePos x="0" y="0"/>
             <wp:positionH relativeFrom="column">
               <wp:posOffset>45720</wp:posOffset>
@@ -8979,13 +8988,16 @@
         <w:t>laba</w:t>
       </w:r>
       <w:proofErr w:type="spellEnd"/>
-      <w:r>
-        <w:rPr>
-          <w:sz w:val="22"/>
-          <w:szCs w:val="22"/>
-        </w:rPr>
-        <w:t xml:space="preserve"> </w:t>
-      </w:r>
+    </w:p>
+    <w:p>
+      <w:pPr>
+        <w:spacing w:line="276" w:lineRule="auto"/>
+        <w:jc w:val="both"/>
+        <w:rPr>
+          <w:sz w:val="22"/>
+          <w:szCs w:val="22"/>
+        </w:rPr>
+      </w:pPr>
     </w:p>
     <w:p>
       <w:pPr>
@@ -9011,6 +9023,7 @@
           <w:sz w:val="22"/>
           <w:szCs w:val="22"/>
         </w:rPr>
+        <w:lastRenderedPageBreak/>
         <w:t xml:space="preserve">Jurnal </w:t>
       </w:r>
       <w:proofErr w:type="spellStart"/>
@@ -9061,7 +9074,6 @@
           <w:sz w:val="22"/>
           <w:szCs w:val="22"/>
         </w:rPr>
-        <w:lastRenderedPageBreak/>
         <w:t>Buat</w:t>
       </w:r>
       <w:proofErr w:type="spellEnd"/>
